--- a/report/report_bigdata.docx
+++ b/report/report_bigdata.docx
@@ -949,7 +949,7 @@
                                     </pic:cNvPicPr>
                                   </pic:nvPicPr>
                                   <pic:blipFill>
-                                    <a:blip r:embed="rId8">
+                                    <a:blip r:embed="rId9">
                                       <a:extLst>
                                         <a:ext uri="{28A0092B-C50C-407E-A947-70E740481C1C}">
                                           <a14:useLocalDpi xmlns:a14="http://schemas.microsoft.com/office/drawing/2010/main" val="0"/>
@@ -1473,7 +1473,7 @@
                     <pic:cNvPicPr preferRelativeResize="0"/>
                   </pic:nvPicPr>
                   <pic:blipFill>
-                    <a:blip r:embed="rId9"/>
+                    <a:blip r:embed="rId10"/>
                     <a:srcRect/>
                     <a:stretch>
                       <a:fillRect/>
@@ -1506,8 +1506,8 @@
           </wp:anchor>
         </w:drawing>
       </w:r>
-      <w:bookmarkStart w:id="2" w:name="_Hlk171521545"/>
-      <w:bookmarkEnd w:id="2"/>
+      <w:bookmarkStart w:id="1" w:name="_Hlk171521545"/>
+      <w:bookmarkEnd w:id="1"/>
       <w:r>
         <w:rPr>
           <w:rFonts w:ascii="Times New Roman" w:hAnsi="Times New Roman"/>
@@ -1686,7 +1686,7 @@
                     </pic:cNvPicPr>
                   </pic:nvPicPr>
                   <pic:blipFill>
-                    <a:blip r:embed="rId8">
+                    <a:blip r:embed="rId9">
                       <a:extLst>
                         <a:ext uri="{28A0092B-C50C-407E-A947-70E740481C1C}">
                           <a14:useLocalDpi xmlns:a14="http://schemas.microsoft.com/office/drawing/2010/main" val="0"/>
@@ -4070,8 +4070,8 @@
         <w:br w:type="page"/>
       </w:r>
     </w:p>
-    <w:bookmarkStart w:id="3" w:name="_Toc217600610" w:displacedByCustomXml="next"/>
-    <w:bookmarkStart w:id="4" w:name="_Toc170404820" w:displacedByCustomXml="next"/>
+    <w:bookmarkStart w:id="2" w:name="_Toc217600610" w:displacedByCustomXml="next"/>
+    <w:bookmarkStart w:id="3" w:name="_Toc170404820" w:displacedByCustomXml="next"/>
     <w:sdt>
       <w:sdtPr>
         <w:rPr>
@@ -4097,11 +4097,13 @@
         <w:p>
           <w:pPr>
             <w:pStyle w:val="TOCHeading"/>
-            <w:spacing w:before="0" w:after="0" w:line="276" w:lineRule="auto"/>
+            <w:spacing w:before="0" w:after="0" w:line="360" w:lineRule="auto"/>
             <w:jc w:val="center"/>
             <w:rPr>
               <w:rFonts w:ascii="Times New Roman" w:hAnsi="Times New Roman"/>
               <w:noProof/>
+              <w:sz w:val="26"/>
+              <w:szCs w:val="26"/>
             </w:rPr>
           </w:pPr>
           <w:r>
@@ -4146,12 +4148,11 @@
         <w:p>
           <w:pPr>
             <w:pStyle w:val="TOC1"/>
+            <w:jc w:val="center"/>
             <w:rPr>
               <w:rFonts w:eastAsiaTheme="minorEastAsia"/>
               <w:b w:val="0"/>
               <w:bCs w:val="0"/>
-              <w:sz w:val="22"/>
-              <w:szCs w:val="22"/>
               <w:lang w:val="en-US"/>
             </w:rPr>
           </w:pPr>
@@ -4208,21 +4209,20 @@
         <w:p>
           <w:pPr>
             <w:pStyle w:val="TOC1"/>
+            <w:jc w:val="center"/>
             <w:rPr>
               <w:rFonts w:eastAsiaTheme="minorEastAsia"/>
               <w:b w:val="0"/>
               <w:bCs w:val="0"/>
-              <w:sz w:val="22"/>
-              <w:szCs w:val="22"/>
               <w:lang w:val="en-US"/>
             </w:rPr>
           </w:pPr>
-          <w:hyperlink w:anchor="_Toc239539331" w:history="1">
+          <w:hyperlink w:anchor="_Toc239539332" w:history="1">
             <w:r>
               <w:rPr>
                 <w:rStyle w:val="Hyperlink"/>
               </w:rPr>
-              <w:t>DANH MỤC CÁC CHỮ VIẾT TẮT</w:t>
+              <w:t>CHUƠNG 1: GIỚI THIỆU TỔNG QUAN VỀ ĐỀ TÀI</w:t>
             </w:r>
             <w:r>
               <w:rPr>
@@ -4240,7 +4240,7 @@
               <w:rPr>
                 <w:webHidden/>
               </w:rPr>
-              <w:instrText xml:space="preserve"> PAGEREF _Toc239539331 \h </w:instrText>
+              <w:instrText xml:space="preserve"> PAGEREF _Toc239539332 \h </w:instrText>
             </w:r>
             <w:r>
               <w:rPr>
@@ -4257,7 +4257,247 @@
               <w:rPr>
                 <w:webHidden/>
               </w:rPr>
-              <w:t>xi</w:t>
+              <w:t>1</w:t>
+            </w:r>
+            <w:r>
+              <w:rPr>
+                <w:webHidden/>
+              </w:rPr>
+              <w:fldChar w:fldCharType="end"/>
+            </w:r>
+          </w:hyperlink>
+        </w:p>
+        <w:p>
+          <w:pPr>
+            <w:pStyle w:val="TOC2"/>
+            <w:jc w:val="center"/>
+            <w:rPr>
+              <w:rFonts w:eastAsiaTheme="minorEastAsia"/>
+              <w:b w:val="0"/>
+              <w:bCs w:val="0"/>
+            </w:rPr>
+          </w:pPr>
+          <w:hyperlink w:anchor="_Toc239539333" w:history="1">
+            <w:r>
+              <w:rPr>
+                <w:rStyle w:val="Hyperlink"/>
+              </w:rPr>
+              <w:t>1. Tình hình nghiên cứu</w:t>
+            </w:r>
+            <w:r>
+              <w:rPr>
+                <w:webHidden/>
+              </w:rPr>
+              <w:tab/>
+            </w:r>
+            <w:r>
+              <w:rPr>
+                <w:webHidden/>
+              </w:rPr>
+              <w:fldChar w:fldCharType="begin"/>
+            </w:r>
+            <w:r>
+              <w:rPr>
+                <w:webHidden/>
+              </w:rPr>
+              <w:instrText xml:space="preserve"> PAGEREF _Toc239539333 \h </w:instrText>
+            </w:r>
+            <w:r>
+              <w:rPr>
+                <w:webHidden/>
+              </w:rPr>
+            </w:r>
+            <w:r>
+              <w:rPr>
+                <w:webHidden/>
+              </w:rPr>
+              <w:fldChar w:fldCharType="separate"/>
+            </w:r>
+            <w:r>
+              <w:rPr>
+                <w:webHidden/>
+              </w:rPr>
+              <w:t>1</w:t>
+            </w:r>
+            <w:r>
+              <w:rPr>
+                <w:webHidden/>
+              </w:rPr>
+              <w:fldChar w:fldCharType="end"/>
+            </w:r>
+          </w:hyperlink>
+        </w:p>
+        <w:p>
+          <w:pPr>
+            <w:pStyle w:val="TOC2"/>
+            <w:jc w:val="center"/>
+            <w:rPr>
+              <w:rFonts w:eastAsiaTheme="minorEastAsia"/>
+              <w:b w:val="0"/>
+              <w:bCs w:val="0"/>
+            </w:rPr>
+          </w:pPr>
+          <w:hyperlink w:anchor="_Toc239539334" w:history="1">
+            <w:r>
+              <w:rPr>
+                <w:rStyle w:val="Hyperlink"/>
+              </w:rPr>
+              <w:t>2. Đặt vấn đề</w:t>
+            </w:r>
+            <w:r>
+              <w:rPr>
+                <w:webHidden/>
+              </w:rPr>
+              <w:tab/>
+            </w:r>
+            <w:r>
+              <w:rPr>
+                <w:webHidden/>
+              </w:rPr>
+              <w:fldChar w:fldCharType="begin"/>
+            </w:r>
+            <w:r>
+              <w:rPr>
+                <w:webHidden/>
+              </w:rPr>
+              <w:instrText xml:space="preserve"> PAGEREF _Toc239539334 \h </w:instrText>
+            </w:r>
+            <w:r>
+              <w:rPr>
+                <w:webHidden/>
+              </w:rPr>
+            </w:r>
+            <w:r>
+              <w:rPr>
+                <w:webHidden/>
+              </w:rPr>
+              <w:fldChar w:fldCharType="separate"/>
+            </w:r>
+            <w:r>
+              <w:rPr>
+                <w:webHidden/>
+              </w:rPr>
+              <w:t>3</w:t>
+            </w:r>
+            <w:r>
+              <w:rPr>
+                <w:webHidden/>
+              </w:rPr>
+              <w:fldChar w:fldCharType="end"/>
+            </w:r>
+          </w:hyperlink>
+        </w:p>
+        <w:p>
+          <w:pPr>
+            <w:pStyle w:val="TOC2"/>
+            <w:jc w:val="center"/>
+            <w:rPr>
+              <w:rFonts w:eastAsiaTheme="minorEastAsia"/>
+              <w:b w:val="0"/>
+              <w:bCs w:val="0"/>
+            </w:rPr>
+          </w:pPr>
+          <w:hyperlink w:anchor="_Toc239539335" w:history="1">
+            <w:r>
+              <w:rPr>
+                <w:rStyle w:val="Hyperlink"/>
+              </w:rPr>
+              <w:t>3. Mục tiêu của đề tài</w:t>
+            </w:r>
+            <w:r>
+              <w:rPr>
+                <w:webHidden/>
+              </w:rPr>
+              <w:tab/>
+            </w:r>
+            <w:r>
+              <w:rPr>
+                <w:webHidden/>
+              </w:rPr>
+              <w:fldChar w:fldCharType="begin"/>
+            </w:r>
+            <w:r>
+              <w:rPr>
+                <w:webHidden/>
+              </w:rPr>
+              <w:instrText xml:space="preserve"> PAGEREF _Toc239539335 \h </w:instrText>
+            </w:r>
+            <w:r>
+              <w:rPr>
+                <w:webHidden/>
+              </w:rPr>
+            </w:r>
+            <w:r>
+              <w:rPr>
+                <w:webHidden/>
+              </w:rPr>
+              <w:fldChar w:fldCharType="separate"/>
+            </w:r>
+            <w:r>
+              <w:rPr>
+                <w:webHidden/>
+              </w:rPr>
+              <w:t>5</w:t>
+            </w:r>
+            <w:r>
+              <w:rPr>
+                <w:webHidden/>
+              </w:rPr>
+              <w:fldChar w:fldCharType="end"/>
+            </w:r>
+          </w:hyperlink>
+        </w:p>
+        <w:p>
+          <w:pPr>
+            <w:pStyle w:val="TOC2"/>
+            <w:jc w:val="center"/>
+            <w:rPr>
+              <w:rFonts w:eastAsiaTheme="minorEastAsia"/>
+              <w:b w:val="0"/>
+              <w:bCs w:val="0"/>
+            </w:rPr>
+          </w:pPr>
+          <w:hyperlink w:anchor="_Toc239539336" w:history="1">
+            <w:r>
+              <w:rPr>
+                <w:rStyle w:val="Hyperlink"/>
+              </w:rPr>
+              <w:t>4. Nội dung nghiên cứu</w:t>
+            </w:r>
+            <w:r>
+              <w:rPr>
+                <w:webHidden/>
+              </w:rPr>
+              <w:tab/>
+            </w:r>
+            <w:r>
+              <w:rPr>
+                <w:webHidden/>
+              </w:rPr>
+              <w:fldChar w:fldCharType="begin"/>
+            </w:r>
+            <w:r>
+              <w:rPr>
+                <w:webHidden/>
+              </w:rPr>
+              <w:instrText xml:space="preserve"> PAGEREF _Toc239539336 \h </w:instrText>
+            </w:r>
+            <w:r>
+              <w:rPr>
+                <w:webHidden/>
+              </w:rPr>
+            </w:r>
+            <w:r>
+              <w:rPr>
+                <w:webHidden/>
+              </w:rPr>
+              <w:fldChar w:fldCharType="separate"/>
+            </w:r>
+            <w:r>
+              <w:rPr>
+                <w:webHidden/>
+              </w:rPr>
+              <w:t>5</w:t>
             </w:r>
             <w:r>
               <w:rPr>
@@ -4270,21 +4510,20 @@
         <w:p>
           <w:pPr>
             <w:pStyle w:val="TOC1"/>
+            <w:jc w:val="center"/>
             <w:rPr>
               <w:rFonts w:eastAsiaTheme="minorEastAsia"/>
               <w:b w:val="0"/>
               <w:bCs w:val="0"/>
-              <w:sz w:val="22"/>
-              <w:szCs w:val="22"/>
               <w:lang w:val="en-US"/>
             </w:rPr>
           </w:pPr>
-          <w:hyperlink w:anchor="_Toc239539332" w:history="1">
+          <w:hyperlink w:anchor="_Toc239539337" w:history="1">
             <w:r>
               <w:rPr>
                 <w:rStyle w:val="Hyperlink"/>
               </w:rPr>
-              <w:t>CHUƠNG 1: GIỚI THIỆU TỔNG QUAN VỀ ĐỀ TÀI</w:t>
+              <w:t>CHUƠNG 2: CƠ SỞ LÝ THUYẾT</w:t>
             </w:r>
             <w:r>
               <w:rPr>
@@ -4302,7 +4541,7 @@
               <w:rPr>
                 <w:webHidden/>
               </w:rPr>
-              <w:instrText xml:space="preserve"> PAGEREF _Toc239539332 \h </w:instrText>
+              <w:instrText xml:space="preserve"> PAGEREF _Toc239539337 \h </w:instrText>
             </w:r>
             <w:r>
               <w:rPr>
@@ -4319,7 +4558,7 @@
               <w:rPr>
                 <w:webHidden/>
               </w:rPr>
-              <w:t>1</w:t>
+              <w:t>7</w:t>
             </w:r>
             <w:r>
               <w:rPr>
@@ -4332,20 +4571,19 @@
         <w:p>
           <w:pPr>
             <w:pStyle w:val="TOC2"/>
+            <w:jc w:val="center"/>
             <w:rPr>
               <w:rFonts w:eastAsiaTheme="minorEastAsia"/>
               <w:b w:val="0"/>
               <w:bCs w:val="0"/>
-              <w:sz w:val="22"/>
-              <w:szCs w:val="22"/>
             </w:rPr>
           </w:pPr>
-          <w:hyperlink w:anchor="_Toc239539333" w:history="1">
+          <w:hyperlink w:anchor="_Toc239539338" w:history="1">
             <w:r>
               <w:rPr>
                 <w:rStyle w:val="Hyperlink"/>
               </w:rPr>
-              <w:t>1. Tình hình nghiên cứu</w:t>
+              <w:t>2.1. Tổng quan về dữ liệu tiêu thụ điện theo chuỗi thời gian</w:t>
             </w:r>
             <w:r>
               <w:rPr>
@@ -4363,7 +4601,7 @@
               <w:rPr>
                 <w:webHidden/>
               </w:rPr>
-              <w:instrText xml:space="preserve"> PAGEREF _Toc239539333 \h </w:instrText>
+              <w:instrText xml:space="preserve"> PAGEREF _Toc239539338 \h </w:instrText>
             </w:r>
             <w:r>
               <w:rPr>
@@ -4380,11 +4618,269 @@
               <w:rPr>
                 <w:webHidden/>
               </w:rPr>
-              <w:t>1</w:t>
-            </w:r>
-            <w:r>
-              <w:rPr>
-                <w:webHidden/>
+              <w:t>7</w:t>
+            </w:r>
+            <w:r>
+              <w:rPr>
+                <w:webHidden/>
+              </w:rPr>
+              <w:fldChar w:fldCharType="end"/>
+            </w:r>
+          </w:hyperlink>
+        </w:p>
+        <w:p>
+          <w:pPr>
+            <w:pStyle w:val="TOC3"/>
+            <w:spacing w:after="0"/>
+            <w:ind w:left="0"/>
+            <w:jc w:val="center"/>
+            <w:rPr>
+              <w:rFonts w:ascii="Times New Roman" w:eastAsiaTheme="minorEastAsia" w:hAnsi="Times New Roman"/>
+              <w:noProof/>
+              <w:szCs w:val="26"/>
+            </w:rPr>
+          </w:pPr>
+          <w:hyperlink w:anchor="_Toc239539339" w:history="1">
+            <w:r>
+              <w:rPr>
+                <w:rStyle w:val="Hyperlink"/>
+                <w:rFonts w:ascii="Times New Roman" w:hAnsi="Times New Roman"/>
+                <w:noProof/>
+                <w:szCs w:val="26"/>
+              </w:rPr>
+              <w:t>2.1.1 Dữ liệu cảm biến và công tơ điện thông minh 2.1.2 Dữ liệu chuỗi thời gian</w:t>
+            </w:r>
+            <w:r>
+              <w:rPr>
+                <w:rFonts w:ascii="Times New Roman" w:hAnsi="Times New Roman"/>
+                <w:noProof/>
+                <w:webHidden/>
+                <w:szCs w:val="26"/>
+              </w:rPr>
+              <w:tab/>
+            </w:r>
+            <w:r>
+              <w:rPr>
+                <w:rFonts w:ascii="Times New Roman" w:hAnsi="Times New Roman"/>
+                <w:noProof/>
+                <w:webHidden/>
+                <w:szCs w:val="26"/>
+              </w:rPr>
+              <w:fldChar w:fldCharType="begin"/>
+            </w:r>
+            <w:r>
+              <w:rPr>
+                <w:rFonts w:ascii="Times New Roman" w:hAnsi="Times New Roman"/>
+                <w:noProof/>
+                <w:webHidden/>
+                <w:szCs w:val="26"/>
+              </w:rPr>
+              <w:instrText xml:space="preserve"> PAGEREF _Toc239539339 \h </w:instrText>
+            </w:r>
+            <w:r>
+              <w:rPr>
+                <w:rFonts w:ascii="Times New Roman" w:hAnsi="Times New Roman"/>
+                <w:noProof/>
+                <w:webHidden/>
+                <w:szCs w:val="26"/>
+              </w:rPr>
+            </w:r>
+            <w:r>
+              <w:rPr>
+                <w:rFonts w:ascii="Times New Roman" w:hAnsi="Times New Roman"/>
+                <w:noProof/>
+                <w:webHidden/>
+                <w:szCs w:val="26"/>
+              </w:rPr>
+              <w:fldChar w:fldCharType="separate"/>
+            </w:r>
+            <w:r>
+              <w:rPr>
+                <w:rFonts w:ascii="Times New Roman" w:hAnsi="Times New Roman"/>
+                <w:noProof/>
+                <w:webHidden/>
+                <w:szCs w:val="26"/>
+              </w:rPr>
+              <w:t>7</w:t>
+            </w:r>
+            <w:r>
+              <w:rPr>
+                <w:rFonts w:ascii="Times New Roman" w:hAnsi="Times New Roman"/>
+                <w:noProof/>
+                <w:webHidden/>
+                <w:szCs w:val="26"/>
+              </w:rPr>
+              <w:fldChar w:fldCharType="end"/>
+            </w:r>
+          </w:hyperlink>
+        </w:p>
+        <w:p>
+          <w:pPr>
+            <w:pStyle w:val="TOC3"/>
+            <w:spacing w:after="0"/>
+            <w:ind w:left="0"/>
+            <w:jc w:val="center"/>
+            <w:rPr>
+              <w:rFonts w:ascii="Times New Roman" w:eastAsiaTheme="minorEastAsia" w:hAnsi="Times New Roman"/>
+              <w:noProof/>
+              <w:szCs w:val="26"/>
+            </w:rPr>
+          </w:pPr>
+          <w:hyperlink w:anchor="_Toc239539340" w:history="1">
+            <w:r>
+              <w:rPr>
+                <w:rStyle w:val="Hyperlink"/>
+                <w:rFonts w:ascii="Times New Roman" w:hAnsi="Times New Roman"/>
+                <w:noProof/>
+                <w:szCs w:val="26"/>
+              </w:rPr>
+              <w:t>2.1.3 Đặc điểm dữ liệu</w:t>
+            </w:r>
+            <w:r>
+              <w:rPr>
+                <w:rFonts w:ascii="Times New Roman" w:hAnsi="Times New Roman"/>
+                <w:noProof/>
+                <w:webHidden/>
+                <w:szCs w:val="26"/>
+              </w:rPr>
+              <w:tab/>
+            </w:r>
+            <w:r>
+              <w:rPr>
+                <w:rFonts w:ascii="Times New Roman" w:hAnsi="Times New Roman"/>
+                <w:noProof/>
+                <w:webHidden/>
+                <w:szCs w:val="26"/>
+              </w:rPr>
+              <w:fldChar w:fldCharType="begin"/>
+            </w:r>
+            <w:r>
+              <w:rPr>
+                <w:rFonts w:ascii="Times New Roman" w:hAnsi="Times New Roman"/>
+                <w:noProof/>
+                <w:webHidden/>
+                <w:szCs w:val="26"/>
+              </w:rPr>
+              <w:instrText xml:space="preserve"> PAGEREF _Toc239539340 \h </w:instrText>
+            </w:r>
+            <w:r>
+              <w:rPr>
+                <w:rFonts w:ascii="Times New Roman" w:hAnsi="Times New Roman"/>
+                <w:noProof/>
+                <w:webHidden/>
+                <w:szCs w:val="26"/>
+              </w:rPr>
+            </w:r>
+            <w:r>
+              <w:rPr>
+                <w:rFonts w:ascii="Times New Roman" w:hAnsi="Times New Roman"/>
+                <w:noProof/>
+                <w:webHidden/>
+                <w:szCs w:val="26"/>
+              </w:rPr>
+              <w:fldChar w:fldCharType="separate"/>
+            </w:r>
+            <w:r>
+              <w:rPr>
+                <w:rFonts w:ascii="Times New Roman" w:hAnsi="Times New Roman"/>
+                <w:noProof/>
+                <w:webHidden/>
+                <w:szCs w:val="26"/>
+              </w:rPr>
+              <w:t>7</w:t>
+            </w:r>
+            <w:r>
+              <w:rPr>
+                <w:rFonts w:ascii="Times New Roman" w:hAnsi="Times New Roman"/>
+                <w:noProof/>
+                <w:webHidden/>
+                <w:szCs w:val="26"/>
+              </w:rPr>
+              <w:fldChar w:fldCharType="end"/>
+            </w:r>
+          </w:hyperlink>
+        </w:p>
+        <w:p>
+          <w:pPr>
+            <w:pStyle w:val="TOC3"/>
+            <w:spacing w:after="0"/>
+            <w:ind w:left="0"/>
+            <w:jc w:val="center"/>
+            <w:rPr>
+              <w:rFonts w:ascii="Times New Roman" w:eastAsiaTheme="minorEastAsia" w:hAnsi="Times New Roman"/>
+              <w:noProof/>
+              <w:szCs w:val="26"/>
+            </w:rPr>
+          </w:pPr>
+          <w:hyperlink w:anchor="_Toc239539341" w:history="1">
+            <w:r>
+              <w:rPr>
+                <w:rStyle w:val="Hyperlink"/>
+                <w:rFonts w:ascii="Times New Roman" w:hAnsi="Times New Roman"/>
+                <w:noProof/>
+                <w:szCs w:val="26"/>
+              </w:rPr>
+              <w:t>2.1.4 Các vấn đề chất lượng dữ liệu cảm biến</w:t>
+            </w:r>
+            <w:r>
+              <w:rPr>
+                <w:rFonts w:ascii="Times New Roman" w:hAnsi="Times New Roman"/>
+                <w:noProof/>
+                <w:webHidden/>
+                <w:szCs w:val="26"/>
+              </w:rPr>
+              <w:tab/>
+            </w:r>
+            <w:r>
+              <w:rPr>
+                <w:rFonts w:ascii="Times New Roman" w:hAnsi="Times New Roman"/>
+                <w:noProof/>
+                <w:webHidden/>
+                <w:szCs w:val="26"/>
+              </w:rPr>
+              <w:fldChar w:fldCharType="begin"/>
+            </w:r>
+            <w:r>
+              <w:rPr>
+                <w:rFonts w:ascii="Times New Roman" w:hAnsi="Times New Roman"/>
+                <w:noProof/>
+                <w:webHidden/>
+                <w:szCs w:val="26"/>
+              </w:rPr>
+              <w:instrText xml:space="preserve"> PAGEREF _Toc239539341 \h </w:instrText>
+            </w:r>
+            <w:r>
+              <w:rPr>
+                <w:rFonts w:ascii="Times New Roman" w:hAnsi="Times New Roman"/>
+                <w:noProof/>
+                <w:webHidden/>
+                <w:szCs w:val="26"/>
+              </w:rPr>
+            </w:r>
+            <w:r>
+              <w:rPr>
+                <w:rFonts w:ascii="Times New Roman" w:hAnsi="Times New Roman"/>
+                <w:noProof/>
+                <w:webHidden/>
+                <w:szCs w:val="26"/>
+              </w:rPr>
+              <w:fldChar w:fldCharType="separate"/>
+            </w:r>
+            <w:r>
+              <w:rPr>
+                <w:rFonts w:ascii="Times New Roman" w:hAnsi="Times New Roman"/>
+                <w:noProof/>
+                <w:webHidden/>
+                <w:szCs w:val="26"/>
+              </w:rPr>
+              <w:t>7</w:t>
+            </w:r>
+            <w:r>
+              <w:rPr>
+                <w:rFonts w:ascii="Times New Roman" w:hAnsi="Times New Roman"/>
+                <w:noProof/>
+                <w:webHidden/>
+                <w:szCs w:val="26"/>
               </w:rPr>
               <w:fldChar w:fldCharType="end"/>
             </w:r>
@@ -4393,20 +4889,19 @@
         <w:p>
           <w:pPr>
             <w:pStyle w:val="TOC2"/>
+            <w:jc w:val="center"/>
             <w:rPr>
               <w:rFonts w:eastAsiaTheme="minorEastAsia"/>
               <w:b w:val="0"/>
               <w:bCs w:val="0"/>
-              <w:sz w:val="22"/>
-              <w:szCs w:val="22"/>
             </w:rPr>
           </w:pPr>
-          <w:hyperlink w:anchor="_Toc239539334" w:history="1">
+          <w:hyperlink w:anchor="_Toc239539342" w:history="1">
             <w:r>
               <w:rPr>
                 <w:rStyle w:val="Hyperlink"/>
               </w:rPr>
-              <w:t>2. Đặt vấn đề</w:t>
+              <w:t>2.2. Xử lý dữ liệu lớn và dữ liệu thời gian thực</w:t>
             </w:r>
             <w:r>
               <w:rPr>
@@ -4424,7 +4919,7 @@
               <w:rPr>
                 <w:webHidden/>
               </w:rPr>
-              <w:instrText xml:space="preserve"> PAGEREF _Toc239539334 \h </w:instrText>
+              <w:instrText xml:space="preserve"> PAGEREF _Toc239539342 \h </w:instrText>
             </w:r>
             <w:r>
               <w:rPr>
@@ -4441,11 +4936,269 @@
               <w:rPr>
                 <w:webHidden/>
               </w:rPr>
-              <w:t>3</w:t>
-            </w:r>
-            <w:r>
-              <w:rPr>
-                <w:webHidden/>
+              <w:t>7</w:t>
+            </w:r>
+            <w:r>
+              <w:rPr>
+                <w:webHidden/>
+              </w:rPr>
+              <w:fldChar w:fldCharType="end"/>
+            </w:r>
+          </w:hyperlink>
+        </w:p>
+        <w:p>
+          <w:pPr>
+            <w:pStyle w:val="TOC3"/>
+            <w:spacing w:after="0"/>
+            <w:ind w:left="0"/>
+            <w:jc w:val="center"/>
+            <w:rPr>
+              <w:rFonts w:ascii="Times New Roman" w:eastAsiaTheme="minorEastAsia" w:hAnsi="Times New Roman"/>
+              <w:noProof/>
+              <w:szCs w:val="26"/>
+            </w:rPr>
+          </w:pPr>
+          <w:hyperlink w:anchor="_Toc239539343" w:history="1">
+            <w:r>
+              <w:rPr>
+                <w:rStyle w:val="Hyperlink"/>
+                <w:rFonts w:ascii="Times New Roman" w:hAnsi="Times New Roman"/>
+                <w:noProof/>
+                <w:szCs w:val="26"/>
+              </w:rPr>
+              <w:t>2.2.1. Xử lý theo lô và xử lý luồng</w:t>
+            </w:r>
+            <w:r>
+              <w:rPr>
+                <w:rFonts w:ascii="Times New Roman" w:hAnsi="Times New Roman"/>
+                <w:noProof/>
+                <w:webHidden/>
+                <w:szCs w:val="26"/>
+              </w:rPr>
+              <w:tab/>
+            </w:r>
+            <w:r>
+              <w:rPr>
+                <w:rFonts w:ascii="Times New Roman" w:hAnsi="Times New Roman"/>
+                <w:noProof/>
+                <w:webHidden/>
+                <w:szCs w:val="26"/>
+              </w:rPr>
+              <w:fldChar w:fldCharType="begin"/>
+            </w:r>
+            <w:r>
+              <w:rPr>
+                <w:rFonts w:ascii="Times New Roman" w:hAnsi="Times New Roman"/>
+                <w:noProof/>
+                <w:webHidden/>
+                <w:szCs w:val="26"/>
+              </w:rPr>
+              <w:instrText xml:space="preserve"> PAGEREF _Toc239539343 \h </w:instrText>
+            </w:r>
+            <w:r>
+              <w:rPr>
+                <w:rFonts w:ascii="Times New Roman" w:hAnsi="Times New Roman"/>
+                <w:noProof/>
+                <w:webHidden/>
+                <w:szCs w:val="26"/>
+              </w:rPr>
+            </w:r>
+            <w:r>
+              <w:rPr>
+                <w:rFonts w:ascii="Times New Roman" w:hAnsi="Times New Roman"/>
+                <w:noProof/>
+                <w:webHidden/>
+                <w:szCs w:val="26"/>
+              </w:rPr>
+              <w:fldChar w:fldCharType="separate"/>
+            </w:r>
+            <w:r>
+              <w:rPr>
+                <w:rFonts w:ascii="Times New Roman" w:hAnsi="Times New Roman"/>
+                <w:noProof/>
+                <w:webHidden/>
+                <w:szCs w:val="26"/>
+              </w:rPr>
+              <w:t>7</w:t>
+            </w:r>
+            <w:r>
+              <w:rPr>
+                <w:rFonts w:ascii="Times New Roman" w:hAnsi="Times New Roman"/>
+                <w:noProof/>
+                <w:webHidden/>
+                <w:szCs w:val="26"/>
+              </w:rPr>
+              <w:fldChar w:fldCharType="end"/>
+            </w:r>
+          </w:hyperlink>
+        </w:p>
+        <w:p>
+          <w:pPr>
+            <w:pStyle w:val="TOC3"/>
+            <w:spacing w:after="0"/>
+            <w:ind w:left="0"/>
+            <w:jc w:val="center"/>
+            <w:rPr>
+              <w:rFonts w:ascii="Times New Roman" w:eastAsiaTheme="minorEastAsia" w:hAnsi="Times New Roman"/>
+              <w:noProof/>
+              <w:szCs w:val="26"/>
+            </w:rPr>
+          </w:pPr>
+          <w:hyperlink w:anchor="_Toc239539344" w:history="1">
+            <w:r>
+              <w:rPr>
+                <w:rStyle w:val="Hyperlink"/>
+                <w:rFonts w:ascii="Times New Roman" w:hAnsi="Times New Roman"/>
+                <w:noProof/>
+                <w:szCs w:val="26"/>
+              </w:rPr>
+              <w:t>2.2.3. Batch Processing và Stream Processing</w:t>
+            </w:r>
+            <w:r>
+              <w:rPr>
+                <w:rFonts w:ascii="Times New Roman" w:hAnsi="Times New Roman"/>
+                <w:noProof/>
+                <w:webHidden/>
+                <w:szCs w:val="26"/>
+              </w:rPr>
+              <w:tab/>
+            </w:r>
+            <w:r>
+              <w:rPr>
+                <w:rFonts w:ascii="Times New Roman" w:hAnsi="Times New Roman"/>
+                <w:noProof/>
+                <w:webHidden/>
+                <w:szCs w:val="26"/>
+              </w:rPr>
+              <w:fldChar w:fldCharType="begin"/>
+            </w:r>
+            <w:r>
+              <w:rPr>
+                <w:rFonts w:ascii="Times New Roman" w:hAnsi="Times New Roman"/>
+                <w:noProof/>
+                <w:webHidden/>
+                <w:szCs w:val="26"/>
+              </w:rPr>
+              <w:instrText xml:space="preserve"> PAGEREF _Toc239539344 \h </w:instrText>
+            </w:r>
+            <w:r>
+              <w:rPr>
+                <w:rFonts w:ascii="Times New Roman" w:hAnsi="Times New Roman"/>
+                <w:noProof/>
+                <w:webHidden/>
+                <w:szCs w:val="26"/>
+              </w:rPr>
+            </w:r>
+            <w:r>
+              <w:rPr>
+                <w:rFonts w:ascii="Times New Roman" w:hAnsi="Times New Roman"/>
+                <w:noProof/>
+                <w:webHidden/>
+                <w:szCs w:val="26"/>
+              </w:rPr>
+              <w:fldChar w:fldCharType="separate"/>
+            </w:r>
+            <w:r>
+              <w:rPr>
+                <w:rFonts w:ascii="Times New Roman" w:hAnsi="Times New Roman"/>
+                <w:noProof/>
+                <w:webHidden/>
+                <w:szCs w:val="26"/>
+              </w:rPr>
+              <w:t>7</w:t>
+            </w:r>
+            <w:r>
+              <w:rPr>
+                <w:rFonts w:ascii="Times New Roman" w:hAnsi="Times New Roman"/>
+                <w:noProof/>
+                <w:webHidden/>
+                <w:szCs w:val="26"/>
+              </w:rPr>
+              <w:fldChar w:fldCharType="end"/>
+            </w:r>
+          </w:hyperlink>
+        </w:p>
+        <w:p>
+          <w:pPr>
+            <w:pStyle w:val="TOC3"/>
+            <w:spacing w:after="0"/>
+            <w:ind w:left="0"/>
+            <w:jc w:val="center"/>
+            <w:rPr>
+              <w:rFonts w:ascii="Times New Roman" w:eastAsiaTheme="minorEastAsia" w:hAnsi="Times New Roman"/>
+              <w:noProof/>
+              <w:szCs w:val="26"/>
+            </w:rPr>
+          </w:pPr>
+          <w:hyperlink w:anchor="_Toc239539345" w:history="1">
+            <w:r>
+              <w:rPr>
+                <w:rStyle w:val="Hyperlink"/>
+                <w:rFonts w:ascii="Times New Roman" w:hAnsi="Times New Roman"/>
+                <w:noProof/>
+                <w:szCs w:val="26"/>
+              </w:rPr>
+              <w:t>2.2.5 Kiến trúc Kappa</w:t>
+            </w:r>
+            <w:r>
+              <w:rPr>
+                <w:rFonts w:ascii="Times New Roman" w:hAnsi="Times New Roman"/>
+                <w:noProof/>
+                <w:webHidden/>
+                <w:szCs w:val="26"/>
+              </w:rPr>
+              <w:tab/>
+            </w:r>
+            <w:r>
+              <w:rPr>
+                <w:rFonts w:ascii="Times New Roman" w:hAnsi="Times New Roman"/>
+                <w:noProof/>
+                <w:webHidden/>
+                <w:szCs w:val="26"/>
+              </w:rPr>
+              <w:fldChar w:fldCharType="begin"/>
+            </w:r>
+            <w:r>
+              <w:rPr>
+                <w:rFonts w:ascii="Times New Roman" w:hAnsi="Times New Roman"/>
+                <w:noProof/>
+                <w:webHidden/>
+                <w:szCs w:val="26"/>
+              </w:rPr>
+              <w:instrText xml:space="preserve"> PAGEREF _Toc239539345 \h </w:instrText>
+            </w:r>
+            <w:r>
+              <w:rPr>
+                <w:rFonts w:ascii="Times New Roman" w:hAnsi="Times New Roman"/>
+                <w:noProof/>
+                <w:webHidden/>
+                <w:szCs w:val="26"/>
+              </w:rPr>
+            </w:r>
+            <w:r>
+              <w:rPr>
+                <w:rFonts w:ascii="Times New Roman" w:hAnsi="Times New Roman"/>
+                <w:noProof/>
+                <w:webHidden/>
+                <w:szCs w:val="26"/>
+              </w:rPr>
+              <w:fldChar w:fldCharType="separate"/>
+            </w:r>
+            <w:r>
+              <w:rPr>
+                <w:rFonts w:ascii="Times New Roman" w:hAnsi="Times New Roman"/>
+                <w:noProof/>
+                <w:webHidden/>
+                <w:szCs w:val="26"/>
+              </w:rPr>
+              <w:t>7</w:t>
+            </w:r>
+            <w:r>
+              <w:rPr>
+                <w:rFonts w:ascii="Times New Roman" w:hAnsi="Times New Roman"/>
+                <w:noProof/>
+                <w:webHidden/>
+                <w:szCs w:val="26"/>
               </w:rPr>
               <w:fldChar w:fldCharType="end"/>
             </w:r>
@@ -4454,20 +5207,19 @@
         <w:p>
           <w:pPr>
             <w:pStyle w:val="TOC2"/>
+            <w:jc w:val="center"/>
             <w:rPr>
               <w:rFonts w:eastAsiaTheme="minorEastAsia"/>
               <w:b w:val="0"/>
               <w:bCs w:val="0"/>
-              <w:sz w:val="22"/>
-              <w:szCs w:val="22"/>
             </w:rPr>
           </w:pPr>
-          <w:hyperlink w:anchor="_Toc239539335" w:history="1">
+          <w:hyperlink w:anchor="_Toc239539346" w:history="1">
             <w:r>
               <w:rPr>
                 <w:rStyle w:val="Hyperlink"/>
               </w:rPr>
-              <w:t>3. Mục tiêu của đề tài</w:t>
+              <w:t>2.4. Lưu trữ dữ liệu</w:t>
             </w:r>
             <w:r>
               <w:rPr>
@@ -4485,7 +5237,7 @@
               <w:rPr>
                 <w:webHidden/>
               </w:rPr>
-              <w:instrText xml:space="preserve"> PAGEREF _Toc239539335 \h </w:instrText>
+              <w:instrText xml:space="preserve"> PAGEREF _Toc239539346 \h </w:instrText>
             </w:r>
             <w:r>
               <w:rPr>
@@ -4502,11 +5254,183 @@
               <w:rPr>
                 <w:webHidden/>
               </w:rPr>
-              <w:t>5</w:t>
-            </w:r>
-            <w:r>
-              <w:rPr>
-                <w:webHidden/>
+              <w:t>7</w:t>
+            </w:r>
+            <w:r>
+              <w:rPr>
+                <w:webHidden/>
+              </w:rPr>
+              <w:fldChar w:fldCharType="end"/>
+            </w:r>
+          </w:hyperlink>
+        </w:p>
+        <w:p>
+          <w:pPr>
+            <w:pStyle w:val="TOC3"/>
+            <w:spacing w:after="0"/>
+            <w:ind w:left="0"/>
+            <w:jc w:val="center"/>
+            <w:rPr>
+              <w:rFonts w:ascii="Times New Roman" w:eastAsiaTheme="minorEastAsia" w:hAnsi="Times New Roman"/>
+              <w:noProof/>
+              <w:szCs w:val="26"/>
+            </w:rPr>
+          </w:pPr>
+          <w:hyperlink w:anchor="_Toc239539347" w:history="1">
+            <w:r>
+              <w:rPr>
+                <w:rStyle w:val="Hyperlink"/>
+                <w:rFonts w:ascii="Times New Roman" w:hAnsi="Times New Roman"/>
+                <w:noProof/>
+                <w:szCs w:val="26"/>
+              </w:rPr>
+              <w:t>2.4.1. Delta Lake và kiến trúc Bronze – Silver – Gold</w:t>
+            </w:r>
+            <w:r>
+              <w:rPr>
+                <w:rFonts w:ascii="Times New Roman" w:hAnsi="Times New Roman"/>
+                <w:noProof/>
+                <w:webHidden/>
+                <w:szCs w:val="26"/>
+              </w:rPr>
+              <w:tab/>
+            </w:r>
+            <w:r>
+              <w:rPr>
+                <w:rFonts w:ascii="Times New Roman" w:hAnsi="Times New Roman"/>
+                <w:noProof/>
+                <w:webHidden/>
+                <w:szCs w:val="26"/>
+              </w:rPr>
+              <w:fldChar w:fldCharType="begin"/>
+            </w:r>
+            <w:r>
+              <w:rPr>
+                <w:rFonts w:ascii="Times New Roman" w:hAnsi="Times New Roman"/>
+                <w:noProof/>
+                <w:webHidden/>
+                <w:szCs w:val="26"/>
+              </w:rPr>
+              <w:instrText xml:space="preserve"> PAGEREF _Toc239539347 \h </w:instrText>
+            </w:r>
+            <w:r>
+              <w:rPr>
+                <w:rFonts w:ascii="Times New Roman" w:hAnsi="Times New Roman"/>
+                <w:noProof/>
+                <w:webHidden/>
+                <w:szCs w:val="26"/>
+              </w:rPr>
+            </w:r>
+            <w:r>
+              <w:rPr>
+                <w:rFonts w:ascii="Times New Roman" w:hAnsi="Times New Roman"/>
+                <w:noProof/>
+                <w:webHidden/>
+                <w:szCs w:val="26"/>
+              </w:rPr>
+              <w:fldChar w:fldCharType="separate"/>
+            </w:r>
+            <w:r>
+              <w:rPr>
+                <w:rFonts w:ascii="Times New Roman" w:hAnsi="Times New Roman"/>
+                <w:noProof/>
+                <w:webHidden/>
+                <w:szCs w:val="26"/>
+              </w:rPr>
+              <w:t>7</w:t>
+            </w:r>
+            <w:r>
+              <w:rPr>
+                <w:rFonts w:ascii="Times New Roman" w:hAnsi="Times New Roman"/>
+                <w:noProof/>
+                <w:webHidden/>
+                <w:szCs w:val="26"/>
+              </w:rPr>
+              <w:fldChar w:fldCharType="end"/>
+            </w:r>
+          </w:hyperlink>
+        </w:p>
+        <w:p>
+          <w:pPr>
+            <w:pStyle w:val="TOC3"/>
+            <w:spacing w:after="0"/>
+            <w:ind w:left="0"/>
+            <w:jc w:val="center"/>
+            <w:rPr>
+              <w:rFonts w:ascii="Times New Roman" w:eastAsiaTheme="minorEastAsia" w:hAnsi="Times New Roman"/>
+              <w:noProof/>
+              <w:szCs w:val="26"/>
+            </w:rPr>
+          </w:pPr>
+          <w:hyperlink w:anchor="_Toc239539348" w:history="1">
+            <w:r>
+              <w:rPr>
+                <w:rStyle w:val="Hyperlink"/>
+                <w:rFonts w:ascii="Times New Roman" w:hAnsi="Times New Roman"/>
+                <w:noProof/>
+                <w:szCs w:val="26"/>
+              </w:rPr>
+              <w:t>2.4.2. MongoDB</w:t>
+            </w:r>
+            <w:r>
+              <w:rPr>
+                <w:rFonts w:ascii="Times New Roman" w:hAnsi="Times New Roman"/>
+                <w:noProof/>
+                <w:webHidden/>
+                <w:szCs w:val="26"/>
+              </w:rPr>
+              <w:tab/>
+            </w:r>
+            <w:r>
+              <w:rPr>
+                <w:rFonts w:ascii="Times New Roman" w:hAnsi="Times New Roman"/>
+                <w:noProof/>
+                <w:webHidden/>
+                <w:szCs w:val="26"/>
+              </w:rPr>
+              <w:fldChar w:fldCharType="begin"/>
+            </w:r>
+            <w:r>
+              <w:rPr>
+                <w:rFonts w:ascii="Times New Roman" w:hAnsi="Times New Roman"/>
+                <w:noProof/>
+                <w:webHidden/>
+                <w:szCs w:val="26"/>
+              </w:rPr>
+              <w:instrText xml:space="preserve"> PAGEREF _Toc239539348 \h </w:instrText>
+            </w:r>
+            <w:r>
+              <w:rPr>
+                <w:rFonts w:ascii="Times New Roman" w:hAnsi="Times New Roman"/>
+                <w:noProof/>
+                <w:webHidden/>
+                <w:szCs w:val="26"/>
+              </w:rPr>
+            </w:r>
+            <w:r>
+              <w:rPr>
+                <w:rFonts w:ascii="Times New Roman" w:hAnsi="Times New Roman"/>
+                <w:noProof/>
+                <w:webHidden/>
+                <w:szCs w:val="26"/>
+              </w:rPr>
+              <w:fldChar w:fldCharType="separate"/>
+            </w:r>
+            <w:r>
+              <w:rPr>
+                <w:rFonts w:ascii="Times New Roman" w:hAnsi="Times New Roman"/>
+                <w:noProof/>
+                <w:webHidden/>
+                <w:szCs w:val="26"/>
+              </w:rPr>
+              <w:t>7</w:t>
+            </w:r>
+            <w:r>
+              <w:rPr>
+                <w:rFonts w:ascii="Times New Roman" w:hAnsi="Times New Roman"/>
+                <w:noProof/>
+                <w:webHidden/>
+                <w:szCs w:val="26"/>
               </w:rPr>
               <w:fldChar w:fldCharType="end"/>
             </w:r>
@@ -4515,20 +5439,19 @@
         <w:p>
           <w:pPr>
             <w:pStyle w:val="TOC2"/>
+            <w:jc w:val="center"/>
             <w:rPr>
               <w:rFonts w:eastAsiaTheme="minorEastAsia"/>
               <w:b w:val="0"/>
               <w:bCs w:val="0"/>
-              <w:sz w:val="22"/>
-              <w:szCs w:val="22"/>
             </w:rPr>
           </w:pPr>
-          <w:hyperlink w:anchor="_Toc239539336" w:history="1">
+          <w:hyperlink w:anchor="_Toc239539349" w:history="1">
             <w:r>
               <w:rPr>
                 <w:rStyle w:val="Hyperlink"/>
               </w:rPr>
-              <w:t>4. Nội dung nghiên cứu</w:t>
+              <w:t>2.5. Dự báo tiêu thụ điện và phát hiện bất thường</w:t>
             </w:r>
             <w:r>
               <w:rPr>
@@ -4546,7 +5469,7 @@
               <w:rPr>
                 <w:webHidden/>
               </w:rPr>
-              <w:instrText xml:space="preserve"> PAGEREF _Toc239539336 \h </w:instrText>
+              <w:instrText xml:space="preserve"> PAGEREF _Toc239539349 \h </w:instrText>
             </w:r>
             <w:r>
               <w:rPr>
@@ -4563,11 +5486,587 @@
               <w:rPr>
                 <w:webHidden/>
               </w:rPr>
-              <w:t>5</w:t>
-            </w:r>
-            <w:r>
-              <w:rPr>
-                <w:webHidden/>
+              <w:t>7</w:t>
+            </w:r>
+            <w:r>
+              <w:rPr>
+                <w:webHidden/>
+              </w:rPr>
+              <w:fldChar w:fldCharType="end"/>
+            </w:r>
+          </w:hyperlink>
+        </w:p>
+        <w:p>
+          <w:pPr>
+            <w:pStyle w:val="TOC3"/>
+            <w:spacing w:after="0"/>
+            <w:ind w:left="0"/>
+            <w:jc w:val="center"/>
+            <w:rPr>
+              <w:rFonts w:ascii="Times New Roman" w:eastAsiaTheme="minorEastAsia" w:hAnsi="Times New Roman"/>
+              <w:noProof/>
+              <w:szCs w:val="26"/>
+            </w:rPr>
+          </w:pPr>
+          <w:hyperlink w:anchor="_Toc239539350" w:history="1">
+            <w:r>
+              <w:rPr>
+                <w:rStyle w:val="Hyperlink"/>
+                <w:rFonts w:ascii="Times New Roman" w:hAnsi="Times New Roman"/>
+                <w:noProof/>
+                <w:szCs w:val="26"/>
+              </w:rPr>
+              <w:t>2.5.1. Bài toán dự báo tiêu thụ điện</w:t>
+            </w:r>
+            <w:r>
+              <w:rPr>
+                <w:rFonts w:ascii="Times New Roman" w:hAnsi="Times New Roman"/>
+                <w:noProof/>
+                <w:webHidden/>
+                <w:szCs w:val="26"/>
+              </w:rPr>
+              <w:tab/>
+            </w:r>
+            <w:r>
+              <w:rPr>
+                <w:rFonts w:ascii="Times New Roman" w:hAnsi="Times New Roman"/>
+                <w:noProof/>
+                <w:webHidden/>
+                <w:szCs w:val="26"/>
+              </w:rPr>
+              <w:fldChar w:fldCharType="begin"/>
+            </w:r>
+            <w:r>
+              <w:rPr>
+                <w:rFonts w:ascii="Times New Roman" w:hAnsi="Times New Roman"/>
+                <w:noProof/>
+                <w:webHidden/>
+                <w:szCs w:val="26"/>
+              </w:rPr>
+              <w:instrText xml:space="preserve"> PAGEREF _Toc239539350 \h </w:instrText>
+            </w:r>
+            <w:r>
+              <w:rPr>
+                <w:rFonts w:ascii="Times New Roman" w:hAnsi="Times New Roman"/>
+                <w:noProof/>
+                <w:webHidden/>
+                <w:szCs w:val="26"/>
+              </w:rPr>
+            </w:r>
+            <w:r>
+              <w:rPr>
+                <w:rFonts w:ascii="Times New Roman" w:hAnsi="Times New Roman"/>
+                <w:noProof/>
+                <w:webHidden/>
+                <w:szCs w:val="26"/>
+              </w:rPr>
+              <w:fldChar w:fldCharType="separate"/>
+            </w:r>
+            <w:r>
+              <w:rPr>
+                <w:rFonts w:ascii="Times New Roman" w:hAnsi="Times New Roman"/>
+                <w:noProof/>
+                <w:webHidden/>
+                <w:szCs w:val="26"/>
+              </w:rPr>
+              <w:t>7</w:t>
+            </w:r>
+            <w:r>
+              <w:rPr>
+                <w:rFonts w:ascii="Times New Roman" w:hAnsi="Times New Roman"/>
+                <w:noProof/>
+                <w:webHidden/>
+                <w:szCs w:val="26"/>
+              </w:rPr>
+              <w:fldChar w:fldCharType="end"/>
+            </w:r>
+          </w:hyperlink>
+        </w:p>
+        <w:p>
+          <w:pPr>
+            <w:pStyle w:val="TOC3"/>
+            <w:spacing w:after="0"/>
+            <w:ind w:left="0"/>
+            <w:jc w:val="center"/>
+            <w:rPr>
+              <w:rFonts w:ascii="Times New Roman" w:eastAsiaTheme="minorEastAsia" w:hAnsi="Times New Roman"/>
+              <w:noProof/>
+              <w:szCs w:val="26"/>
+            </w:rPr>
+          </w:pPr>
+          <w:hyperlink w:anchor="_Toc239539351" w:history="1">
+            <w:r>
+              <w:rPr>
+                <w:rStyle w:val="Hyperlink"/>
+                <w:rFonts w:ascii="Times New Roman" w:hAnsi="Times New Roman"/>
+                <w:noProof/>
+                <w:szCs w:val="26"/>
+              </w:rPr>
+              <w:t>2.5.2. Random Forest Regression và Spark MLlib</w:t>
+            </w:r>
+            <w:r>
+              <w:rPr>
+                <w:rFonts w:ascii="Times New Roman" w:hAnsi="Times New Roman"/>
+                <w:noProof/>
+                <w:webHidden/>
+                <w:szCs w:val="26"/>
+              </w:rPr>
+              <w:tab/>
+            </w:r>
+            <w:r>
+              <w:rPr>
+                <w:rFonts w:ascii="Times New Roman" w:hAnsi="Times New Roman"/>
+                <w:noProof/>
+                <w:webHidden/>
+                <w:szCs w:val="26"/>
+              </w:rPr>
+              <w:fldChar w:fldCharType="begin"/>
+            </w:r>
+            <w:r>
+              <w:rPr>
+                <w:rFonts w:ascii="Times New Roman" w:hAnsi="Times New Roman"/>
+                <w:noProof/>
+                <w:webHidden/>
+                <w:szCs w:val="26"/>
+              </w:rPr>
+              <w:instrText xml:space="preserve"> PAGEREF _Toc239539351 \h </w:instrText>
+            </w:r>
+            <w:r>
+              <w:rPr>
+                <w:rFonts w:ascii="Times New Roman" w:hAnsi="Times New Roman"/>
+                <w:noProof/>
+                <w:webHidden/>
+                <w:szCs w:val="26"/>
+              </w:rPr>
+            </w:r>
+            <w:r>
+              <w:rPr>
+                <w:rFonts w:ascii="Times New Roman" w:hAnsi="Times New Roman"/>
+                <w:noProof/>
+                <w:webHidden/>
+                <w:szCs w:val="26"/>
+              </w:rPr>
+              <w:fldChar w:fldCharType="separate"/>
+            </w:r>
+            <w:r>
+              <w:rPr>
+                <w:rFonts w:ascii="Times New Roman" w:hAnsi="Times New Roman"/>
+                <w:noProof/>
+                <w:webHidden/>
+                <w:szCs w:val="26"/>
+              </w:rPr>
+              <w:t>7</w:t>
+            </w:r>
+            <w:r>
+              <w:rPr>
+                <w:rFonts w:ascii="Times New Roman" w:hAnsi="Times New Roman"/>
+                <w:noProof/>
+                <w:webHidden/>
+                <w:szCs w:val="26"/>
+              </w:rPr>
+              <w:fldChar w:fldCharType="end"/>
+            </w:r>
+          </w:hyperlink>
+        </w:p>
+        <w:p>
+          <w:pPr>
+            <w:pStyle w:val="TOC3"/>
+            <w:spacing w:after="0"/>
+            <w:ind w:left="0"/>
+            <w:jc w:val="center"/>
+            <w:rPr>
+              <w:rFonts w:ascii="Times New Roman" w:eastAsiaTheme="minorEastAsia" w:hAnsi="Times New Roman"/>
+              <w:noProof/>
+              <w:szCs w:val="26"/>
+            </w:rPr>
+          </w:pPr>
+          <w:hyperlink w:anchor="_Toc239539352" w:history="1">
+            <w:r>
+              <w:rPr>
+                <w:rStyle w:val="Hyperlink"/>
+                <w:rFonts w:ascii="Times New Roman" w:hAnsi="Times New Roman"/>
+                <w:noProof/>
+                <w:szCs w:val="26"/>
+              </w:rPr>
+              <w:t>2.5.3. Phát hiện bất thường dựa trên sai số dự báo</w:t>
+            </w:r>
+            <w:r>
+              <w:rPr>
+                <w:rFonts w:ascii="Times New Roman" w:hAnsi="Times New Roman"/>
+                <w:noProof/>
+                <w:webHidden/>
+                <w:szCs w:val="26"/>
+              </w:rPr>
+              <w:tab/>
+            </w:r>
+            <w:r>
+              <w:rPr>
+                <w:rFonts w:ascii="Times New Roman" w:hAnsi="Times New Roman"/>
+                <w:noProof/>
+                <w:webHidden/>
+                <w:szCs w:val="26"/>
+              </w:rPr>
+              <w:fldChar w:fldCharType="begin"/>
+            </w:r>
+            <w:r>
+              <w:rPr>
+                <w:rFonts w:ascii="Times New Roman" w:hAnsi="Times New Roman"/>
+                <w:noProof/>
+                <w:webHidden/>
+                <w:szCs w:val="26"/>
+              </w:rPr>
+              <w:instrText xml:space="preserve"> PAGEREF _Toc239539352 \h </w:instrText>
+            </w:r>
+            <w:r>
+              <w:rPr>
+                <w:rFonts w:ascii="Times New Roman" w:hAnsi="Times New Roman"/>
+                <w:noProof/>
+                <w:webHidden/>
+                <w:szCs w:val="26"/>
+              </w:rPr>
+            </w:r>
+            <w:r>
+              <w:rPr>
+                <w:rFonts w:ascii="Times New Roman" w:hAnsi="Times New Roman"/>
+                <w:noProof/>
+                <w:webHidden/>
+                <w:szCs w:val="26"/>
+              </w:rPr>
+              <w:fldChar w:fldCharType="separate"/>
+            </w:r>
+            <w:r>
+              <w:rPr>
+                <w:rFonts w:ascii="Times New Roman" w:hAnsi="Times New Roman"/>
+                <w:noProof/>
+                <w:webHidden/>
+                <w:szCs w:val="26"/>
+              </w:rPr>
+              <w:t>7</w:t>
+            </w:r>
+            <w:r>
+              <w:rPr>
+                <w:rFonts w:ascii="Times New Roman" w:hAnsi="Times New Roman"/>
+                <w:noProof/>
+                <w:webHidden/>
+                <w:szCs w:val="26"/>
+              </w:rPr>
+              <w:fldChar w:fldCharType="end"/>
+            </w:r>
+          </w:hyperlink>
+        </w:p>
+        <w:p>
+          <w:pPr>
+            <w:pStyle w:val="TOC2"/>
+            <w:jc w:val="center"/>
+            <w:rPr>
+              <w:rFonts w:eastAsiaTheme="minorEastAsia"/>
+              <w:b w:val="0"/>
+              <w:bCs w:val="0"/>
+            </w:rPr>
+          </w:pPr>
+          <w:hyperlink w:anchor="_Toc239539353" w:history="1">
+            <w:r>
+              <w:rPr>
+                <w:rStyle w:val="Hyperlink"/>
+              </w:rPr>
+              <w:t>2.6. Các chỉ số đánh giá</w:t>
+            </w:r>
+            <w:r>
+              <w:rPr>
+                <w:webHidden/>
+              </w:rPr>
+              <w:tab/>
+            </w:r>
+            <w:r>
+              <w:rPr>
+                <w:webHidden/>
+              </w:rPr>
+              <w:fldChar w:fldCharType="begin"/>
+            </w:r>
+            <w:r>
+              <w:rPr>
+                <w:webHidden/>
+              </w:rPr>
+              <w:instrText xml:space="preserve"> PAGEREF _Toc239539353 \h </w:instrText>
+            </w:r>
+            <w:r>
+              <w:rPr>
+                <w:webHidden/>
+              </w:rPr>
+            </w:r>
+            <w:r>
+              <w:rPr>
+                <w:webHidden/>
+              </w:rPr>
+              <w:fldChar w:fldCharType="separate"/>
+            </w:r>
+            <w:r>
+              <w:rPr>
+                <w:webHidden/>
+              </w:rPr>
+              <w:t>7</w:t>
+            </w:r>
+            <w:r>
+              <w:rPr>
+                <w:webHidden/>
+              </w:rPr>
+              <w:fldChar w:fldCharType="end"/>
+            </w:r>
+          </w:hyperlink>
+        </w:p>
+        <w:p>
+          <w:pPr>
+            <w:pStyle w:val="TOC3"/>
+            <w:spacing w:after="0"/>
+            <w:ind w:left="0"/>
+            <w:jc w:val="center"/>
+            <w:rPr>
+              <w:rFonts w:ascii="Times New Roman" w:eastAsiaTheme="minorEastAsia" w:hAnsi="Times New Roman"/>
+              <w:noProof/>
+              <w:szCs w:val="26"/>
+            </w:rPr>
+          </w:pPr>
+          <w:hyperlink w:anchor="_Toc239539354" w:history="1">
+            <w:r>
+              <w:rPr>
+                <w:rStyle w:val="Hyperlink"/>
+                <w:rFonts w:ascii="Times New Roman" w:hAnsi="Times New Roman"/>
+                <w:noProof/>
+                <w:szCs w:val="26"/>
+              </w:rPr>
+              <w:t>2.6.1. MAE và RMSE</w:t>
+            </w:r>
+            <w:r>
+              <w:rPr>
+                <w:rFonts w:ascii="Times New Roman" w:hAnsi="Times New Roman"/>
+                <w:noProof/>
+                <w:webHidden/>
+                <w:szCs w:val="26"/>
+              </w:rPr>
+              <w:tab/>
+            </w:r>
+            <w:r>
+              <w:rPr>
+                <w:rFonts w:ascii="Times New Roman" w:hAnsi="Times New Roman"/>
+                <w:noProof/>
+                <w:webHidden/>
+                <w:szCs w:val="26"/>
+              </w:rPr>
+              <w:fldChar w:fldCharType="begin"/>
+            </w:r>
+            <w:r>
+              <w:rPr>
+                <w:rFonts w:ascii="Times New Roman" w:hAnsi="Times New Roman"/>
+                <w:noProof/>
+                <w:webHidden/>
+                <w:szCs w:val="26"/>
+              </w:rPr>
+              <w:instrText xml:space="preserve"> PAGEREF _Toc239539354 \h </w:instrText>
+            </w:r>
+            <w:r>
+              <w:rPr>
+                <w:rFonts w:ascii="Times New Roman" w:hAnsi="Times New Roman"/>
+                <w:noProof/>
+                <w:webHidden/>
+                <w:szCs w:val="26"/>
+              </w:rPr>
+            </w:r>
+            <w:r>
+              <w:rPr>
+                <w:rFonts w:ascii="Times New Roman" w:hAnsi="Times New Roman"/>
+                <w:noProof/>
+                <w:webHidden/>
+                <w:szCs w:val="26"/>
+              </w:rPr>
+              <w:fldChar w:fldCharType="separate"/>
+            </w:r>
+            <w:r>
+              <w:rPr>
+                <w:rFonts w:ascii="Times New Roman" w:hAnsi="Times New Roman"/>
+                <w:noProof/>
+                <w:webHidden/>
+                <w:szCs w:val="26"/>
+              </w:rPr>
+              <w:t>7</w:t>
+            </w:r>
+            <w:r>
+              <w:rPr>
+                <w:rFonts w:ascii="Times New Roman" w:hAnsi="Times New Roman"/>
+                <w:noProof/>
+                <w:webHidden/>
+                <w:szCs w:val="26"/>
+              </w:rPr>
+              <w:fldChar w:fldCharType="end"/>
+            </w:r>
+          </w:hyperlink>
+        </w:p>
+        <w:p>
+          <w:pPr>
+            <w:pStyle w:val="TOC3"/>
+            <w:spacing w:after="0"/>
+            <w:ind w:left="0"/>
+            <w:jc w:val="center"/>
+            <w:rPr>
+              <w:rFonts w:ascii="Times New Roman" w:eastAsiaTheme="minorEastAsia" w:hAnsi="Times New Roman"/>
+              <w:noProof/>
+              <w:szCs w:val="26"/>
+            </w:rPr>
+          </w:pPr>
+          <w:hyperlink w:anchor="_Toc239539355" w:history="1">
+            <w:r>
+              <w:rPr>
+                <w:rStyle w:val="Hyperlink"/>
+                <w:rFonts w:ascii="Times New Roman" w:hAnsi="Times New Roman"/>
+                <w:noProof/>
+                <w:szCs w:val="26"/>
+              </w:rPr>
+              <w:t>2.6.2. Precision, Recall và F1-score</w:t>
+            </w:r>
+            <w:r>
+              <w:rPr>
+                <w:rFonts w:ascii="Times New Roman" w:hAnsi="Times New Roman"/>
+                <w:noProof/>
+                <w:webHidden/>
+                <w:szCs w:val="26"/>
+              </w:rPr>
+              <w:tab/>
+            </w:r>
+            <w:r>
+              <w:rPr>
+                <w:rFonts w:ascii="Times New Roman" w:hAnsi="Times New Roman"/>
+                <w:noProof/>
+                <w:webHidden/>
+                <w:szCs w:val="26"/>
+              </w:rPr>
+              <w:fldChar w:fldCharType="begin"/>
+            </w:r>
+            <w:r>
+              <w:rPr>
+                <w:rFonts w:ascii="Times New Roman" w:hAnsi="Times New Roman"/>
+                <w:noProof/>
+                <w:webHidden/>
+                <w:szCs w:val="26"/>
+              </w:rPr>
+              <w:instrText xml:space="preserve"> PAGEREF _Toc239539355 \h </w:instrText>
+            </w:r>
+            <w:r>
+              <w:rPr>
+                <w:rFonts w:ascii="Times New Roman" w:hAnsi="Times New Roman"/>
+                <w:noProof/>
+                <w:webHidden/>
+                <w:szCs w:val="26"/>
+              </w:rPr>
+            </w:r>
+            <w:r>
+              <w:rPr>
+                <w:rFonts w:ascii="Times New Roman" w:hAnsi="Times New Roman"/>
+                <w:noProof/>
+                <w:webHidden/>
+                <w:szCs w:val="26"/>
+              </w:rPr>
+              <w:fldChar w:fldCharType="separate"/>
+            </w:r>
+            <w:r>
+              <w:rPr>
+                <w:rFonts w:ascii="Times New Roman" w:hAnsi="Times New Roman"/>
+                <w:noProof/>
+                <w:webHidden/>
+                <w:szCs w:val="26"/>
+              </w:rPr>
+              <w:t>7</w:t>
+            </w:r>
+            <w:r>
+              <w:rPr>
+                <w:rFonts w:ascii="Times New Roman" w:hAnsi="Times New Roman"/>
+                <w:noProof/>
+                <w:webHidden/>
+                <w:szCs w:val="26"/>
+              </w:rPr>
+              <w:fldChar w:fldCharType="end"/>
+            </w:r>
+          </w:hyperlink>
+        </w:p>
+        <w:p>
+          <w:pPr>
+            <w:pStyle w:val="TOC3"/>
+            <w:spacing w:after="0"/>
+            <w:ind w:left="0"/>
+            <w:jc w:val="center"/>
+            <w:rPr>
+              <w:rFonts w:ascii="Times New Roman" w:eastAsiaTheme="minorEastAsia" w:hAnsi="Times New Roman"/>
+              <w:noProof/>
+              <w:szCs w:val="26"/>
+            </w:rPr>
+          </w:pPr>
+          <w:hyperlink w:anchor="_Toc239539356" w:history="1">
+            <w:r>
+              <w:rPr>
+                <w:rStyle w:val="Hyperlink"/>
+                <w:rFonts w:ascii="Times New Roman" w:hAnsi="Times New Roman"/>
+                <w:noProof/>
+                <w:szCs w:val="26"/>
+              </w:rPr>
+              <w:t>2.6.3. Throughput và End-to-End Latency</w:t>
+            </w:r>
+            <w:r>
+              <w:rPr>
+                <w:rFonts w:ascii="Times New Roman" w:hAnsi="Times New Roman"/>
+                <w:noProof/>
+                <w:webHidden/>
+                <w:szCs w:val="26"/>
+              </w:rPr>
+              <w:tab/>
+            </w:r>
+            <w:r>
+              <w:rPr>
+                <w:rFonts w:ascii="Times New Roman" w:hAnsi="Times New Roman"/>
+                <w:noProof/>
+                <w:webHidden/>
+                <w:szCs w:val="26"/>
+              </w:rPr>
+              <w:fldChar w:fldCharType="begin"/>
+            </w:r>
+            <w:r>
+              <w:rPr>
+                <w:rFonts w:ascii="Times New Roman" w:hAnsi="Times New Roman"/>
+                <w:noProof/>
+                <w:webHidden/>
+                <w:szCs w:val="26"/>
+              </w:rPr>
+              <w:instrText xml:space="preserve"> PAGEREF _Toc239539356 \h </w:instrText>
+            </w:r>
+            <w:r>
+              <w:rPr>
+                <w:rFonts w:ascii="Times New Roman" w:hAnsi="Times New Roman"/>
+                <w:noProof/>
+                <w:webHidden/>
+                <w:szCs w:val="26"/>
+              </w:rPr>
+            </w:r>
+            <w:r>
+              <w:rPr>
+                <w:rFonts w:ascii="Times New Roman" w:hAnsi="Times New Roman"/>
+                <w:noProof/>
+                <w:webHidden/>
+                <w:szCs w:val="26"/>
+              </w:rPr>
+              <w:fldChar w:fldCharType="separate"/>
+            </w:r>
+            <w:r>
+              <w:rPr>
+                <w:rFonts w:ascii="Times New Roman" w:hAnsi="Times New Roman"/>
+                <w:noProof/>
+                <w:webHidden/>
+                <w:szCs w:val="26"/>
+              </w:rPr>
+              <w:t>7</w:t>
+            </w:r>
+            <w:r>
+              <w:rPr>
+                <w:rFonts w:ascii="Times New Roman" w:hAnsi="Times New Roman"/>
+                <w:noProof/>
+                <w:webHidden/>
+                <w:szCs w:val="26"/>
               </w:rPr>
               <w:fldChar w:fldCharType="end"/>
             </w:r>
@@ -4576,21 +6075,20 @@
         <w:p>
           <w:pPr>
             <w:pStyle w:val="TOC1"/>
+            <w:jc w:val="center"/>
             <w:rPr>
               <w:rFonts w:eastAsiaTheme="minorEastAsia"/>
               <w:b w:val="0"/>
               <w:bCs w:val="0"/>
-              <w:sz w:val="22"/>
-              <w:szCs w:val="22"/>
               <w:lang w:val="en-US"/>
             </w:rPr>
           </w:pPr>
-          <w:hyperlink w:anchor="_Toc239539337" w:history="1">
+          <w:hyperlink w:anchor="_Toc239539357" w:history="1">
             <w:r>
               <w:rPr>
                 <w:rStyle w:val="Hyperlink"/>
               </w:rPr>
-              <w:t>CHUƠNG 2: CƠ SỞ LÝ THUYẾT</w:t>
+              <w:t>CHUƠNG 3: PHÂN TÍCH, THIẾT KẾ VÀ XÂY DỰNG HỆ THỐNG</w:t>
             </w:r>
             <w:r>
               <w:rPr>
@@ -4608,7 +6106,7 @@
               <w:rPr>
                 <w:webHidden/>
               </w:rPr>
-              <w:instrText xml:space="preserve"> PAGEREF _Toc239539337 \h </w:instrText>
+              <w:instrText xml:space="preserve"> PAGEREF _Toc239539357 \h </w:instrText>
             </w:r>
             <w:r>
               <w:rPr>
@@ -4625,7 +6123,7 @@
               <w:rPr>
                 <w:webHidden/>
               </w:rPr>
-              <w:t>7</w:t>
+              <w:t>8</w:t>
             </w:r>
             <w:r>
               <w:rPr>
@@ -4638,20 +6136,19 @@
         <w:p>
           <w:pPr>
             <w:pStyle w:val="TOC2"/>
+            <w:jc w:val="center"/>
             <w:rPr>
               <w:rFonts w:eastAsiaTheme="minorEastAsia"/>
               <w:b w:val="0"/>
               <w:bCs w:val="0"/>
-              <w:sz w:val="22"/>
-              <w:szCs w:val="22"/>
             </w:rPr>
           </w:pPr>
-          <w:hyperlink w:anchor="_Toc239539338" w:history="1">
+          <w:hyperlink w:anchor="_Toc239539358" w:history="1">
             <w:r>
               <w:rPr>
                 <w:rStyle w:val="Hyperlink"/>
               </w:rPr>
-              <w:t>2.1. Tổng quan về dữ liệu tiêu thụ điện theo chuỗi thời gian</w:t>
+              <w:t>3.1. Phân tích yêu cầu và kiến trúc tổng thể hệ thống</w:t>
             </w:r>
             <w:r>
               <w:rPr>
@@ -4669,7 +6166,7 @@
               <w:rPr>
                 <w:webHidden/>
               </w:rPr>
-              <w:instrText xml:space="preserve"> PAGEREF _Toc239539338 \h </w:instrText>
+              <w:instrText xml:space="preserve"> PAGEREF _Toc239539358 \h </w:instrText>
             </w:r>
             <w:r>
               <w:rPr>
@@ -4686,7 +6183,7 @@
               <w:rPr>
                 <w:webHidden/>
               </w:rPr>
-              <w:t>7</w:t>
+              <w:t>8</w:t>
             </w:r>
             <w:r>
               <w:rPr>
@@ -4699,27 +6196,31 @@
         <w:p>
           <w:pPr>
             <w:pStyle w:val="TOC3"/>
+            <w:spacing w:after="0"/>
+            <w:ind w:left="0"/>
+            <w:jc w:val="center"/>
             <w:rPr>
               <w:rFonts w:ascii="Times New Roman" w:eastAsiaTheme="minorEastAsia" w:hAnsi="Times New Roman"/>
               <w:noProof/>
-              <w:sz w:val="22"/>
-              <w:szCs w:val="22"/>
+              <w:szCs w:val="26"/>
             </w:rPr>
           </w:pPr>
-          <w:hyperlink w:anchor="_Toc239539339" w:history="1">
+          <w:hyperlink w:anchor="_Toc239539359" w:history="1">
             <w:r>
               <w:rPr>
                 <w:rStyle w:val="Hyperlink"/>
                 <w:rFonts w:ascii="Times New Roman" w:hAnsi="Times New Roman"/>
                 <w:noProof/>
-              </w:rPr>
-              <w:t>2.1.1 Dữ liệu cảm biến và công tơ điện thông minh 2.1.2 Dữ liệu chuỗi thời gian</w:t>
-            </w:r>
-            <w:r>
-              <w:rPr>
-                <w:rFonts w:ascii="Times New Roman" w:hAnsi="Times New Roman"/>
-                <w:noProof/>
-                <w:webHidden/>
+                <w:szCs w:val="26"/>
+              </w:rPr>
+              <w:t>3.1.1. Yêu cầu chức năng và phi chức năng</w:t>
+            </w:r>
+            <w:r>
+              <w:rPr>
+                <w:rFonts w:ascii="Times New Roman" w:hAnsi="Times New Roman"/>
+                <w:noProof/>
+                <w:webHidden/>
+                <w:szCs w:val="26"/>
               </w:rPr>
               <w:tab/>
             </w:r>
@@ -4728,6 +6229,7 @@
                 <w:rFonts w:ascii="Times New Roman" w:hAnsi="Times New Roman"/>
                 <w:noProof/>
                 <w:webHidden/>
+                <w:szCs w:val="26"/>
               </w:rPr>
               <w:fldChar w:fldCharType="begin"/>
             </w:r>
@@ -4736,21 +6238,24 @@
                 <w:rFonts w:ascii="Times New Roman" w:hAnsi="Times New Roman"/>
                 <w:noProof/>
                 <w:webHidden/>
-              </w:rPr>
-              <w:instrText xml:space="preserve"> PAGEREF _Toc239539339 \h </w:instrText>
-            </w:r>
-            <w:r>
-              <w:rPr>
-                <w:rFonts w:ascii="Times New Roman" w:hAnsi="Times New Roman"/>
-                <w:noProof/>
-                <w:webHidden/>
-              </w:rPr>
-            </w:r>
-            <w:r>
-              <w:rPr>
-                <w:rFonts w:ascii="Times New Roman" w:hAnsi="Times New Roman"/>
-                <w:noProof/>
-                <w:webHidden/>
+                <w:szCs w:val="26"/>
+              </w:rPr>
+              <w:instrText xml:space="preserve"> PAGEREF _Toc239539359 \h </w:instrText>
+            </w:r>
+            <w:r>
+              <w:rPr>
+                <w:rFonts w:ascii="Times New Roman" w:hAnsi="Times New Roman"/>
+                <w:noProof/>
+                <w:webHidden/>
+                <w:szCs w:val="26"/>
+              </w:rPr>
+            </w:r>
+            <w:r>
+              <w:rPr>
+                <w:rFonts w:ascii="Times New Roman" w:hAnsi="Times New Roman"/>
+                <w:noProof/>
+                <w:webHidden/>
+                <w:szCs w:val="26"/>
               </w:rPr>
               <w:fldChar w:fldCharType="separate"/>
             </w:r>
@@ -4759,14 +6264,16 @@
                 <w:rFonts w:ascii="Times New Roman" w:hAnsi="Times New Roman"/>
                 <w:noProof/>
                 <w:webHidden/>
-              </w:rPr>
-              <w:t>7</w:t>
-            </w:r>
-            <w:r>
-              <w:rPr>
-                <w:rFonts w:ascii="Times New Roman" w:hAnsi="Times New Roman"/>
-                <w:noProof/>
-                <w:webHidden/>
+                <w:szCs w:val="26"/>
+              </w:rPr>
+              <w:t>8</w:t>
+            </w:r>
+            <w:r>
+              <w:rPr>
+                <w:rFonts w:ascii="Times New Roman" w:hAnsi="Times New Roman"/>
+                <w:noProof/>
+                <w:webHidden/>
+                <w:szCs w:val="26"/>
               </w:rPr>
               <w:fldChar w:fldCharType="end"/>
             </w:r>
@@ -4775,27 +6282,31 @@
         <w:p>
           <w:pPr>
             <w:pStyle w:val="TOC3"/>
+            <w:spacing w:after="0"/>
+            <w:ind w:left="0"/>
+            <w:jc w:val="center"/>
             <w:rPr>
               <w:rFonts w:ascii="Times New Roman" w:eastAsiaTheme="minorEastAsia" w:hAnsi="Times New Roman"/>
               <w:noProof/>
-              <w:sz w:val="22"/>
-              <w:szCs w:val="22"/>
+              <w:szCs w:val="26"/>
             </w:rPr>
           </w:pPr>
-          <w:hyperlink w:anchor="_Toc239539340" w:history="1">
+          <w:hyperlink w:anchor="_Toc239539360" w:history="1">
             <w:r>
               <w:rPr>
                 <w:rStyle w:val="Hyperlink"/>
                 <w:rFonts w:ascii="Times New Roman" w:hAnsi="Times New Roman"/>
                 <w:noProof/>
-              </w:rPr>
-              <w:t>2.1.3 Đặc điểm dữ liệu</w:t>
-            </w:r>
-            <w:r>
-              <w:rPr>
-                <w:rFonts w:ascii="Times New Roman" w:hAnsi="Times New Roman"/>
-                <w:noProof/>
-                <w:webHidden/>
+                <w:szCs w:val="26"/>
+              </w:rPr>
+              <w:t>3.1.2. Kiến trúc tổng thể</w:t>
+            </w:r>
+            <w:r>
+              <w:rPr>
+                <w:rFonts w:ascii="Times New Roman" w:hAnsi="Times New Roman"/>
+                <w:noProof/>
+                <w:webHidden/>
+                <w:szCs w:val="26"/>
               </w:rPr>
               <w:tab/>
             </w:r>
@@ -4804,6 +6315,7 @@
                 <w:rFonts w:ascii="Times New Roman" w:hAnsi="Times New Roman"/>
                 <w:noProof/>
                 <w:webHidden/>
+                <w:szCs w:val="26"/>
               </w:rPr>
               <w:fldChar w:fldCharType="begin"/>
             </w:r>
@@ -4812,21 +6324,24 @@
                 <w:rFonts w:ascii="Times New Roman" w:hAnsi="Times New Roman"/>
                 <w:noProof/>
                 <w:webHidden/>
-              </w:rPr>
-              <w:instrText xml:space="preserve"> PAGEREF _Toc239539340 \h </w:instrText>
-            </w:r>
-            <w:r>
-              <w:rPr>
-                <w:rFonts w:ascii="Times New Roman" w:hAnsi="Times New Roman"/>
-                <w:noProof/>
-                <w:webHidden/>
-              </w:rPr>
-            </w:r>
-            <w:r>
-              <w:rPr>
-                <w:rFonts w:ascii="Times New Roman" w:hAnsi="Times New Roman"/>
-                <w:noProof/>
-                <w:webHidden/>
+                <w:szCs w:val="26"/>
+              </w:rPr>
+              <w:instrText xml:space="preserve"> PAGEREF _Toc239539360 \h </w:instrText>
+            </w:r>
+            <w:r>
+              <w:rPr>
+                <w:rFonts w:ascii="Times New Roman" w:hAnsi="Times New Roman"/>
+                <w:noProof/>
+                <w:webHidden/>
+                <w:szCs w:val="26"/>
+              </w:rPr>
+            </w:r>
+            <w:r>
+              <w:rPr>
+                <w:rFonts w:ascii="Times New Roman" w:hAnsi="Times New Roman"/>
+                <w:noProof/>
+                <w:webHidden/>
+                <w:szCs w:val="26"/>
               </w:rPr>
               <w:fldChar w:fldCharType="separate"/>
             </w:r>
@@ -4835,14 +6350,16 @@
                 <w:rFonts w:ascii="Times New Roman" w:hAnsi="Times New Roman"/>
                 <w:noProof/>
                 <w:webHidden/>
-              </w:rPr>
-              <w:t>7</w:t>
-            </w:r>
-            <w:r>
-              <w:rPr>
-                <w:rFonts w:ascii="Times New Roman" w:hAnsi="Times New Roman"/>
-                <w:noProof/>
-                <w:webHidden/>
+                <w:szCs w:val="26"/>
+              </w:rPr>
+              <w:t>8</w:t>
+            </w:r>
+            <w:r>
+              <w:rPr>
+                <w:rFonts w:ascii="Times New Roman" w:hAnsi="Times New Roman"/>
+                <w:noProof/>
+                <w:webHidden/>
+                <w:szCs w:val="26"/>
               </w:rPr>
               <w:fldChar w:fldCharType="end"/>
             </w:r>
@@ -4851,27 +6368,31 @@
         <w:p>
           <w:pPr>
             <w:pStyle w:val="TOC3"/>
+            <w:spacing w:after="0"/>
+            <w:ind w:left="0"/>
+            <w:jc w:val="center"/>
             <w:rPr>
               <w:rFonts w:ascii="Times New Roman" w:eastAsiaTheme="minorEastAsia" w:hAnsi="Times New Roman"/>
               <w:noProof/>
-              <w:sz w:val="22"/>
-              <w:szCs w:val="22"/>
+              <w:szCs w:val="26"/>
             </w:rPr>
           </w:pPr>
-          <w:hyperlink w:anchor="_Toc239539341" w:history="1">
+          <w:hyperlink w:anchor="_Toc239539361" w:history="1">
             <w:r>
               <w:rPr>
                 <w:rStyle w:val="Hyperlink"/>
                 <w:rFonts w:ascii="Times New Roman" w:hAnsi="Times New Roman"/>
                 <w:noProof/>
-              </w:rPr>
-              <w:t>2.1.4 Các vấn đề chất lượng dữ liệu cảm biến</w:t>
-            </w:r>
-            <w:r>
-              <w:rPr>
-                <w:rFonts w:ascii="Times New Roman" w:hAnsi="Times New Roman"/>
-                <w:noProof/>
-                <w:webHidden/>
+                <w:szCs w:val="26"/>
+              </w:rPr>
+              <w:t>3.1.3. Luồng dữ liệu trong hệ thống</w:t>
+            </w:r>
+            <w:r>
+              <w:rPr>
+                <w:rFonts w:ascii="Times New Roman" w:hAnsi="Times New Roman"/>
+                <w:noProof/>
+                <w:webHidden/>
+                <w:szCs w:val="26"/>
               </w:rPr>
               <w:tab/>
             </w:r>
@@ -4880,6 +6401,7 @@
                 <w:rFonts w:ascii="Times New Roman" w:hAnsi="Times New Roman"/>
                 <w:noProof/>
                 <w:webHidden/>
+                <w:szCs w:val="26"/>
               </w:rPr>
               <w:fldChar w:fldCharType="begin"/>
             </w:r>
@@ -4888,21 +6410,24 @@
                 <w:rFonts w:ascii="Times New Roman" w:hAnsi="Times New Roman"/>
                 <w:noProof/>
                 <w:webHidden/>
-              </w:rPr>
-              <w:instrText xml:space="preserve"> PAGEREF _Toc239539341 \h </w:instrText>
-            </w:r>
-            <w:r>
-              <w:rPr>
-                <w:rFonts w:ascii="Times New Roman" w:hAnsi="Times New Roman"/>
-                <w:noProof/>
-                <w:webHidden/>
-              </w:rPr>
-            </w:r>
-            <w:r>
-              <w:rPr>
-                <w:rFonts w:ascii="Times New Roman" w:hAnsi="Times New Roman"/>
-                <w:noProof/>
-                <w:webHidden/>
+                <w:szCs w:val="26"/>
+              </w:rPr>
+              <w:instrText xml:space="preserve"> PAGEREF _Toc239539361 \h </w:instrText>
+            </w:r>
+            <w:r>
+              <w:rPr>
+                <w:rFonts w:ascii="Times New Roman" w:hAnsi="Times New Roman"/>
+                <w:noProof/>
+                <w:webHidden/>
+                <w:szCs w:val="26"/>
+              </w:rPr>
+            </w:r>
+            <w:r>
+              <w:rPr>
+                <w:rFonts w:ascii="Times New Roman" w:hAnsi="Times New Roman"/>
+                <w:noProof/>
+                <w:webHidden/>
+                <w:szCs w:val="26"/>
               </w:rPr>
               <w:fldChar w:fldCharType="separate"/>
             </w:r>
@@ -4911,14 +6436,16 @@
                 <w:rFonts w:ascii="Times New Roman" w:hAnsi="Times New Roman"/>
                 <w:noProof/>
                 <w:webHidden/>
-              </w:rPr>
-              <w:t>7</w:t>
-            </w:r>
-            <w:r>
-              <w:rPr>
-                <w:rFonts w:ascii="Times New Roman" w:hAnsi="Times New Roman"/>
-                <w:noProof/>
-                <w:webHidden/>
+                <w:szCs w:val="26"/>
+              </w:rPr>
+              <w:t>8</w:t>
+            </w:r>
+            <w:r>
+              <w:rPr>
+                <w:rFonts w:ascii="Times New Roman" w:hAnsi="Times New Roman"/>
+                <w:noProof/>
+                <w:webHidden/>
+                <w:szCs w:val="26"/>
               </w:rPr>
               <w:fldChar w:fldCharType="end"/>
             </w:r>
@@ -4927,20 +6454,19 @@
         <w:p>
           <w:pPr>
             <w:pStyle w:val="TOC2"/>
+            <w:jc w:val="center"/>
             <w:rPr>
               <w:rFonts w:eastAsiaTheme="minorEastAsia"/>
               <w:b w:val="0"/>
               <w:bCs w:val="0"/>
-              <w:sz w:val="22"/>
-              <w:szCs w:val="22"/>
             </w:rPr>
           </w:pPr>
-          <w:hyperlink w:anchor="_Toc239539342" w:history="1">
+          <w:hyperlink w:anchor="_Toc239539362" w:history="1">
             <w:r>
               <w:rPr>
                 <w:rStyle w:val="Hyperlink"/>
               </w:rPr>
-              <w:t>2.2. Xử lý dữ liệu lớn và dữ liệu thời gian thực</w:t>
+              <w:t>3.2. Chuẩn bị và mô phỏng dữ liệu thời gian thực</w:t>
             </w:r>
             <w:r>
               <w:rPr>
@@ -4958,7 +6484,7 @@
               <w:rPr>
                 <w:webHidden/>
               </w:rPr>
-              <w:instrText xml:space="preserve"> PAGEREF _Toc239539342 \h </w:instrText>
+              <w:instrText xml:space="preserve"> PAGEREF _Toc239539362 \h </w:instrText>
             </w:r>
             <w:r>
               <w:rPr>
@@ -4975,7 +6501,7 @@
               <w:rPr>
                 <w:webHidden/>
               </w:rPr>
-              <w:t>7</w:t>
+              <w:t>8</w:t>
             </w:r>
             <w:r>
               <w:rPr>
@@ -4988,27 +6514,31 @@
         <w:p>
           <w:pPr>
             <w:pStyle w:val="TOC3"/>
+            <w:spacing w:after="0"/>
+            <w:ind w:left="0"/>
+            <w:jc w:val="center"/>
             <w:rPr>
               <w:rFonts w:ascii="Times New Roman" w:eastAsiaTheme="minorEastAsia" w:hAnsi="Times New Roman"/>
               <w:noProof/>
-              <w:sz w:val="22"/>
-              <w:szCs w:val="22"/>
+              <w:szCs w:val="26"/>
             </w:rPr>
           </w:pPr>
-          <w:hyperlink w:anchor="_Toc239539343" w:history="1">
+          <w:hyperlink w:anchor="_Toc239539363" w:history="1">
             <w:r>
               <w:rPr>
                 <w:rStyle w:val="Hyperlink"/>
                 <w:rFonts w:ascii="Times New Roman" w:hAnsi="Times New Roman"/>
                 <w:noProof/>
-              </w:rPr>
-              <w:t>2.2.1. Xử lý theo lô và xử lý luồng</w:t>
-            </w:r>
-            <w:r>
-              <w:rPr>
-                <w:rFonts w:ascii="Times New Roman" w:hAnsi="Times New Roman"/>
-                <w:noProof/>
-                <w:webHidden/>
+                <w:szCs w:val="26"/>
+              </w:rPr>
+              <w:t>3.2.1. Lựa chọn và tiền xử lý dữ liệu BDG2</w:t>
+            </w:r>
+            <w:r>
+              <w:rPr>
+                <w:rFonts w:ascii="Times New Roman" w:hAnsi="Times New Roman"/>
+                <w:noProof/>
+                <w:webHidden/>
+                <w:szCs w:val="26"/>
               </w:rPr>
               <w:tab/>
             </w:r>
@@ -5017,6 +6547,7 @@
                 <w:rFonts w:ascii="Times New Roman" w:hAnsi="Times New Roman"/>
                 <w:noProof/>
                 <w:webHidden/>
+                <w:szCs w:val="26"/>
               </w:rPr>
               <w:fldChar w:fldCharType="begin"/>
             </w:r>
@@ -5025,21 +6556,24 @@
                 <w:rFonts w:ascii="Times New Roman" w:hAnsi="Times New Roman"/>
                 <w:noProof/>
                 <w:webHidden/>
-              </w:rPr>
-              <w:instrText xml:space="preserve"> PAGEREF _Toc239539343 \h </w:instrText>
-            </w:r>
-            <w:r>
-              <w:rPr>
-                <w:rFonts w:ascii="Times New Roman" w:hAnsi="Times New Roman"/>
-                <w:noProof/>
-                <w:webHidden/>
-              </w:rPr>
-            </w:r>
-            <w:r>
-              <w:rPr>
-                <w:rFonts w:ascii="Times New Roman" w:hAnsi="Times New Roman"/>
-                <w:noProof/>
-                <w:webHidden/>
+                <w:szCs w:val="26"/>
+              </w:rPr>
+              <w:instrText xml:space="preserve"> PAGEREF _Toc239539363 \h </w:instrText>
+            </w:r>
+            <w:r>
+              <w:rPr>
+                <w:rFonts w:ascii="Times New Roman" w:hAnsi="Times New Roman"/>
+                <w:noProof/>
+                <w:webHidden/>
+                <w:szCs w:val="26"/>
+              </w:rPr>
+            </w:r>
+            <w:r>
+              <w:rPr>
+                <w:rFonts w:ascii="Times New Roman" w:hAnsi="Times New Roman"/>
+                <w:noProof/>
+                <w:webHidden/>
+                <w:szCs w:val="26"/>
               </w:rPr>
               <w:fldChar w:fldCharType="separate"/>
             </w:r>
@@ -5048,14 +6582,16 @@
                 <w:rFonts w:ascii="Times New Roman" w:hAnsi="Times New Roman"/>
                 <w:noProof/>
                 <w:webHidden/>
-              </w:rPr>
-              <w:t>7</w:t>
-            </w:r>
-            <w:r>
-              <w:rPr>
-                <w:rFonts w:ascii="Times New Roman" w:hAnsi="Times New Roman"/>
-                <w:noProof/>
-                <w:webHidden/>
+                <w:szCs w:val="26"/>
+              </w:rPr>
+              <w:t>8</w:t>
+            </w:r>
+            <w:r>
+              <w:rPr>
+                <w:rFonts w:ascii="Times New Roman" w:hAnsi="Times New Roman"/>
+                <w:noProof/>
+                <w:webHidden/>
+                <w:szCs w:val="26"/>
               </w:rPr>
               <w:fldChar w:fldCharType="end"/>
             </w:r>
@@ -5064,27 +6600,31 @@
         <w:p>
           <w:pPr>
             <w:pStyle w:val="TOC3"/>
+            <w:spacing w:after="0"/>
+            <w:ind w:left="0"/>
+            <w:jc w:val="center"/>
             <w:rPr>
               <w:rFonts w:ascii="Times New Roman" w:eastAsiaTheme="minorEastAsia" w:hAnsi="Times New Roman"/>
               <w:noProof/>
-              <w:sz w:val="22"/>
-              <w:szCs w:val="22"/>
+              <w:szCs w:val="26"/>
             </w:rPr>
           </w:pPr>
-          <w:hyperlink w:anchor="_Toc239539344" w:history="1">
+          <w:hyperlink w:anchor="_Toc239539364" w:history="1">
             <w:r>
               <w:rPr>
                 <w:rStyle w:val="Hyperlink"/>
                 <w:rFonts w:ascii="Times New Roman" w:hAnsi="Times New Roman"/>
                 <w:noProof/>
-              </w:rPr>
-              <w:t>2.2.3. Batch Processing và Stream Processing</w:t>
-            </w:r>
-            <w:r>
-              <w:rPr>
-                <w:rFonts w:ascii="Times New Roman" w:hAnsi="Times New Roman"/>
-                <w:noProof/>
-                <w:webHidden/>
+                <w:szCs w:val="26"/>
+              </w:rPr>
+              <w:t>3.2.2. Xây dựng Python Producer</w:t>
+            </w:r>
+            <w:r>
+              <w:rPr>
+                <w:rFonts w:ascii="Times New Roman" w:hAnsi="Times New Roman"/>
+                <w:noProof/>
+                <w:webHidden/>
+                <w:szCs w:val="26"/>
               </w:rPr>
               <w:tab/>
             </w:r>
@@ -5093,6 +6633,7 @@
                 <w:rFonts w:ascii="Times New Roman" w:hAnsi="Times New Roman"/>
                 <w:noProof/>
                 <w:webHidden/>
+                <w:szCs w:val="26"/>
               </w:rPr>
               <w:fldChar w:fldCharType="begin"/>
             </w:r>
@@ -5101,21 +6642,24 @@
                 <w:rFonts w:ascii="Times New Roman" w:hAnsi="Times New Roman"/>
                 <w:noProof/>
                 <w:webHidden/>
-              </w:rPr>
-              <w:instrText xml:space="preserve"> PAGEREF _Toc239539344 \h </w:instrText>
-            </w:r>
-            <w:r>
-              <w:rPr>
-                <w:rFonts w:ascii="Times New Roman" w:hAnsi="Times New Roman"/>
-                <w:noProof/>
-                <w:webHidden/>
-              </w:rPr>
-            </w:r>
-            <w:r>
-              <w:rPr>
-                <w:rFonts w:ascii="Times New Roman" w:hAnsi="Times New Roman"/>
-                <w:noProof/>
-                <w:webHidden/>
+                <w:szCs w:val="26"/>
+              </w:rPr>
+              <w:instrText xml:space="preserve"> PAGEREF _Toc239539364 \h </w:instrText>
+            </w:r>
+            <w:r>
+              <w:rPr>
+                <w:rFonts w:ascii="Times New Roman" w:hAnsi="Times New Roman"/>
+                <w:noProof/>
+                <w:webHidden/>
+                <w:szCs w:val="26"/>
+              </w:rPr>
+            </w:r>
+            <w:r>
+              <w:rPr>
+                <w:rFonts w:ascii="Times New Roman" w:hAnsi="Times New Roman"/>
+                <w:noProof/>
+                <w:webHidden/>
+                <w:szCs w:val="26"/>
               </w:rPr>
               <w:fldChar w:fldCharType="separate"/>
             </w:r>
@@ -5124,14 +6668,16 @@
                 <w:rFonts w:ascii="Times New Roman" w:hAnsi="Times New Roman"/>
                 <w:noProof/>
                 <w:webHidden/>
-              </w:rPr>
-              <w:t>7</w:t>
-            </w:r>
-            <w:r>
-              <w:rPr>
-                <w:rFonts w:ascii="Times New Roman" w:hAnsi="Times New Roman"/>
-                <w:noProof/>
-                <w:webHidden/>
+                <w:szCs w:val="26"/>
+              </w:rPr>
+              <w:t>8</w:t>
+            </w:r>
+            <w:r>
+              <w:rPr>
+                <w:rFonts w:ascii="Times New Roman" w:hAnsi="Times New Roman"/>
+                <w:noProof/>
+                <w:webHidden/>
+                <w:szCs w:val="26"/>
               </w:rPr>
               <w:fldChar w:fldCharType="end"/>
             </w:r>
@@ -5140,27 +6686,31 @@
         <w:p>
           <w:pPr>
             <w:pStyle w:val="TOC3"/>
+            <w:spacing w:after="0"/>
+            <w:ind w:left="0"/>
+            <w:jc w:val="center"/>
             <w:rPr>
               <w:rFonts w:ascii="Times New Roman" w:eastAsiaTheme="minorEastAsia" w:hAnsi="Times New Roman"/>
               <w:noProof/>
-              <w:sz w:val="22"/>
-              <w:szCs w:val="22"/>
+              <w:szCs w:val="26"/>
             </w:rPr>
           </w:pPr>
-          <w:hyperlink w:anchor="_Toc239539345" w:history="1">
+          <w:hyperlink w:anchor="_Toc239539365" w:history="1">
             <w:r>
               <w:rPr>
                 <w:rStyle w:val="Hyperlink"/>
                 <w:rFonts w:ascii="Times New Roman" w:hAnsi="Times New Roman"/>
                 <w:noProof/>
-              </w:rPr>
-              <w:t>2.2.5 Kiến trúc Kappa</w:t>
-            </w:r>
-            <w:r>
-              <w:rPr>
-                <w:rFonts w:ascii="Times New Roman" w:hAnsi="Times New Roman"/>
-                <w:noProof/>
-                <w:webHidden/>
+                <w:szCs w:val="26"/>
+              </w:rPr>
+              <w:t>3.2.3. Định dạng và cơ chế phát dữ liệu</w:t>
+            </w:r>
+            <w:r>
+              <w:rPr>
+                <w:rFonts w:ascii="Times New Roman" w:hAnsi="Times New Roman"/>
+                <w:noProof/>
+                <w:webHidden/>
+                <w:szCs w:val="26"/>
               </w:rPr>
               <w:tab/>
             </w:r>
@@ -5169,6 +6719,7 @@
                 <w:rFonts w:ascii="Times New Roman" w:hAnsi="Times New Roman"/>
                 <w:noProof/>
                 <w:webHidden/>
+                <w:szCs w:val="26"/>
               </w:rPr>
               <w:fldChar w:fldCharType="begin"/>
             </w:r>
@@ -5177,21 +6728,24 @@
                 <w:rFonts w:ascii="Times New Roman" w:hAnsi="Times New Roman"/>
                 <w:noProof/>
                 <w:webHidden/>
-              </w:rPr>
-              <w:instrText xml:space="preserve"> PAGEREF _Toc239539345 \h </w:instrText>
-            </w:r>
-            <w:r>
-              <w:rPr>
-                <w:rFonts w:ascii="Times New Roman" w:hAnsi="Times New Roman"/>
-                <w:noProof/>
-                <w:webHidden/>
-              </w:rPr>
-            </w:r>
-            <w:r>
-              <w:rPr>
-                <w:rFonts w:ascii="Times New Roman" w:hAnsi="Times New Roman"/>
-                <w:noProof/>
-                <w:webHidden/>
+                <w:szCs w:val="26"/>
+              </w:rPr>
+              <w:instrText xml:space="preserve"> PAGEREF _Toc239539365 \h </w:instrText>
+            </w:r>
+            <w:r>
+              <w:rPr>
+                <w:rFonts w:ascii="Times New Roman" w:hAnsi="Times New Roman"/>
+                <w:noProof/>
+                <w:webHidden/>
+                <w:szCs w:val="26"/>
+              </w:rPr>
+            </w:r>
+            <w:r>
+              <w:rPr>
+                <w:rFonts w:ascii="Times New Roman" w:hAnsi="Times New Roman"/>
+                <w:noProof/>
+                <w:webHidden/>
+                <w:szCs w:val="26"/>
               </w:rPr>
               <w:fldChar w:fldCharType="separate"/>
             </w:r>
@@ -5200,14 +6754,16 @@
                 <w:rFonts w:ascii="Times New Roman" w:hAnsi="Times New Roman"/>
                 <w:noProof/>
                 <w:webHidden/>
-              </w:rPr>
-              <w:t>7</w:t>
-            </w:r>
-            <w:r>
-              <w:rPr>
-                <w:rFonts w:ascii="Times New Roman" w:hAnsi="Times New Roman"/>
-                <w:noProof/>
-                <w:webHidden/>
+                <w:szCs w:val="26"/>
+              </w:rPr>
+              <w:t>8</w:t>
+            </w:r>
+            <w:r>
+              <w:rPr>
+                <w:rFonts w:ascii="Times New Roman" w:hAnsi="Times New Roman"/>
+                <w:noProof/>
+                <w:webHidden/>
+                <w:szCs w:val="26"/>
               </w:rPr>
               <w:fldChar w:fldCharType="end"/>
             </w:r>
@@ -5216,20 +6772,19 @@
         <w:p>
           <w:pPr>
             <w:pStyle w:val="TOC2"/>
+            <w:jc w:val="center"/>
             <w:rPr>
               <w:rFonts w:eastAsiaTheme="minorEastAsia"/>
               <w:b w:val="0"/>
               <w:bCs w:val="0"/>
-              <w:sz w:val="22"/>
-              <w:szCs w:val="22"/>
             </w:rPr>
           </w:pPr>
-          <w:hyperlink w:anchor="_Toc239539346" w:history="1">
+          <w:hyperlink w:anchor="_Toc239539366" w:history="1">
             <w:r>
               <w:rPr>
                 <w:rStyle w:val="Hyperlink"/>
               </w:rPr>
-              <w:t>2.4. Lưu trữ dữ liệu</w:t>
+              <w:t>3.3. Xây dựng luồng xử lý dữ liệu thời gian thực</w:t>
             </w:r>
             <w:r>
               <w:rPr>
@@ -5247,7 +6802,7 @@
               <w:rPr>
                 <w:webHidden/>
               </w:rPr>
-              <w:instrText xml:space="preserve"> PAGEREF _Toc239539346 \h </w:instrText>
+              <w:instrText xml:space="preserve"> PAGEREF _Toc239539366 \h </w:instrText>
             </w:r>
             <w:r>
               <w:rPr>
@@ -5264,7 +6819,7 @@
               <w:rPr>
                 <w:webHidden/>
               </w:rPr>
-              <w:t>7</w:t>
+              <w:t>8</w:t>
             </w:r>
             <w:r>
               <w:rPr>
@@ -5277,27 +6832,31 @@
         <w:p>
           <w:pPr>
             <w:pStyle w:val="TOC3"/>
+            <w:spacing w:after="0"/>
+            <w:ind w:left="0"/>
+            <w:jc w:val="center"/>
             <w:rPr>
               <w:rFonts w:ascii="Times New Roman" w:eastAsiaTheme="minorEastAsia" w:hAnsi="Times New Roman"/>
               <w:noProof/>
-              <w:sz w:val="22"/>
-              <w:szCs w:val="22"/>
+              <w:szCs w:val="26"/>
             </w:rPr>
           </w:pPr>
-          <w:hyperlink w:anchor="_Toc239539347" w:history="1">
+          <w:hyperlink w:anchor="_Toc239539367" w:history="1">
             <w:r>
               <w:rPr>
                 <w:rStyle w:val="Hyperlink"/>
                 <w:rFonts w:ascii="Times New Roman" w:hAnsi="Times New Roman"/>
                 <w:noProof/>
-              </w:rPr>
-              <w:t>2.4.1. Delta Lake và kiến trúc Bronze – Silver – Gold</w:t>
-            </w:r>
-            <w:r>
-              <w:rPr>
-                <w:rFonts w:ascii="Times New Roman" w:hAnsi="Times New Roman"/>
-                <w:noProof/>
-                <w:webHidden/>
+                <w:szCs w:val="26"/>
+              </w:rPr>
+              <w:t>3.3.1. Cấu hình Apache Kafka</w:t>
+            </w:r>
+            <w:r>
+              <w:rPr>
+                <w:rFonts w:ascii="Times New Roman" w:hAnsi="Times New Roman"/>
+                <w:noProof/>
+                <w:webHidden/>
+                <w:szCs w:val="26"/>
               </w:rPr>
               <w:tab/>
             </w:r>
@@ -5306,6 +6865,7 @@
                 <w:rFonts w:ascii="Times New Roman" w:hAnsi="Times New Roman"/>
                 <w:noProof/>
                 <w:webHidden/>
+                <w:szCs w:val="26"/>
               </w:rPr>
               <w:fldChar w:fldCharType="begin"/>
             </w:r>
@@ -5314,21 +6874,24 @@
                 <w:rFonts w:ascii="Times New Roman" w:hAnsi="Times New Roman"/>
                 <w:noProof/>
                 <w:webHidden/>
-              </w:rPr>
-              <w:instrText xml:space="preserve"> PAGEREF _Toc239539347 \h </w:instrText>
-            </w:r>
-            <w:r>
-              <w:rPr>
-                <w:rFonts w:ascii="Times New Roman" w:hAnsi="Times New Roman"/>
-                <w:noProof/>
-                <w:webHidden/>
-              </w:rPr>
-            </w:r>
-            <w:r>
-              <w:rPr>
-                <w:rFonts w:ascii="Times New Roman" w:hAnsi="Times New Roman"/>
-                <w:noProof/>
-                <w:webHidden/>
+                <w:szCs w:val="26"/>
+              </w:rPr>
+              <w:instrText xml:space="preserve"> PAGEREF _Toc239539367 \h </w:instrText>
+            </w:r>
+            <w:r>
+              <w:rPr>
+                <w:rFonts w:ascii="Times New Roman" w:hAnsi="Times New Roman"/>
+                <w:noProof/>
+                <w:webHidden/>
+                <w:szCs w:val="26"/>
+              </w:rPr>
+            </w:r>
+            <w:r>
+              <w:rPr>
+                <w:rFonts w:ascii="Times New Roman" w:hAnsi="Times New Roman"/>
+                <w:noProof/>
+                <w:webHidden/>
+                <w:szCs w:val="26"/>
               </w:rPr>
               <w:fldChar w:fldCharType="separate"/>
             </w:r>
@@ -5337,14 +6900,16 @@
                 <w:rFonts w:ascii="Times New Roman" w:hAnsi="Times New Roman"/>
                 <w:noProof/>
                 <w:webHidden/>
-              </w:rPr>
-              <w:t>7</w:t>
-            </w:r>
-            <w:r>
-              <w:rPr>
-                <w:rFonts w:ascii="Times New Roman" w:hAnsi="Times New Roman"/>
-                <w:noProof/>
-                <w:webHidden/>
+                <w:szCs w:val="26"/>
+              </w:rPr>
+              <w:t>8</w:t>
+            </w:r>
+            <w:r>
+              <w:rPr>
+                <w:rFonts w:ascii="Times New Roman" w:hAnsi="Times New Roman"/>
+                <w:noProof/>
+                <w:webHidden/>
+                <w:szCs w:val="26"/>
               </w:rPr>
               <w:fldChar w:fldCharType="end"/>
             </w:r>
@@ -5353,27 +6918,31 @@
         <w:p>
           <w:pPr>
             <w:pStyle w:val="TOC3"/>
+            <w:spacing w:after="0"/>
+            <w:ind w:left="0"/>
+            <w:jc w:val="center"/>
             <w:rPr>
               <w:rFonts w:ascii="Times New Roman" w:eastAsiaTheme="minorEastAsia" w:hAnsi="Times New Roman"/>
               <w:noProof/>
-              <w:sz w:val="22"/>
-              <w:szCs w:val="22"/>
+              <w:szCs w:val="26"/>
             </w:rPr>
           </w:pPr>
-          <w:hyperlink w:anchor="_Toc239539348" w:history="1">
+          <w:hyperlink w:anchor="_Toc239539368" w:history="1">
             <w:r>
               <w:rPr>
                 <w:rStyle w:val="Hyperlink"/>
                 <w:rFonts w:ascii="Times New Roman" w:hAnsi="Times New Roman"/>
                 <w:noProof/>
-              </w:rPr>
-              <w:t>2.4.2. MongoDB</w:t>
-            </w:r>
-            <w:r>
-              <w:rPr>
-                <w:rFonts w:ascii="Times New Roman" w:hAnsi="Times New Roman"/>
-                <w:noProof/>
-                <w:webHidden/>
+                <w:szCs w:val="26"/>
+              </w:rPr>
+              <w:t>3.3.2. Kết nối Kafka với Spark Structured Streaming</w:t>
+            </w:r>
+            <w:r>
+              <w:rPr>
+                <w:rFonts w:ascii="Times New Roman" w:hAnsi="Times New Roman"/>
+                <w:noProof/>
+                <w:webHidden/>
+                <w:szCs w:val="26"/>
               </w:rPr>
               <w:tab/>
             </w:r>
@@ -5382,6 +6951,7 @@
                 <w:rFonts w:ascii="Times New Roman" w:hAnsi="Times New Roman"/>
                 <w:noProof/>
                 <w:webHidden/>
+                <w:szCs w:val="26"/>
               </w:rPr>
               <w:fldChar w:fldCharType="begin"/>
             </w:r>
@@ -5390,21 +6960,24 @@
                 <w:rFonts w:ascii="Times New Roman" w:hAnsi="Times New Roman"/>
                 <w:noProof/>
                 <w:webHidden/>
-              </w:rPr>
-              <w:instrText xml:space="preserve"> PAGEREF _Toc239539348 \h </w:instrText>
-            </w:r>
-            <w:r>
-              <w:rPr>
-                <w:rFonts w:ascii="Times New Roman" w:hAnsi="Times New Roman"/>
-                <w:noProof/>
-                <w:webHidden/>
-              </w:rPr>
-            </w:r>
-            <w:r>
-              <w:rPr>
-                <w:rFonts w:ascii="Times New Roman" w:hAnsi="Times New Roman"/>
-                <w:noProof/>
-                <w:webHidden/>
+                <w:szCs w:val="26"/>
+              </w:rPr>
+              <w:instrText xml:space="preserve"> PAGEREF _Toc239539368 \h </w:instrText>
+            </w:r>
+            <w:r>
+              <w:rPr>
+                <w:rFonts w:ascii="Times New Roman" w:hAnsi="Times New Roman"/>
+                <w:noProof/>
+                <w:webHidden/>
+                <w:szCs w:val="26"/>
+              </w:rPr>
+            </w:r>
+            <w:r>
+              <w:rPr>
+                <w:rFonts w:ascii="Times New Roman" w:hAnsi="Times New Roman"/>
+                <w:noProof/>
+                <w:webHidden/>
+                <w:szCs w:val="26"/>
               </w:rPr>
               <w:fldChar w:fldCharType="separate"/>
             </w:r>
@@ -5413,14 +6986,188 @@
                 <w:rFonts w:ascii="Times New Roman" w:hAnsi="Times New Roman"/>
                 <w:noProof/>
                 <w:webHidden/>
-              </w:rPr>
-              <w:t>7</w:t>
-            </w:r>
-            <w:r>
-              <w:rPr>
-                <w:rFonts w:ascii="Times New Roman" w:hAnsi="Times New Roman"/>
-                <w:noProof/>
-                <w:webHidden/>
+                <w:szCs w:val="26"/>
+              </w:rPr>
+              <w:t>8</w:t>
+            </w:r>
+            <w:r>
+              <w:rPr>
+                <w:rFonts w:ascii="Times New Roman" w:hAnsi="Times New Roman"/>
+                <w:noProof/>
+                <w:webHidden/>
+                <w:szCs w:val="26"/>
+              </w:rPr>
+              <w:fldChar w:fldCharType="end"/>
+            </w:r>
+          </w:hyperlink>
+        </w:p>
+        <w:p>
+          <w:pPr>
+            <w:pStyle w:val="TOC3"/>
+            <w:spacing w:after="0"/>
+            <w:ind w:left="0"/>
+            <w:jc w:val="center"/>
+            <w:rPr>
+              <w:rFonts w:ascii="Times New Roman" w:eastAsiaTheme="minorEastAsia" w:hAnsi="Times New Roman"/>
+              <w:noProof/>
+              <w:szCs w:val="26"/>
+            </w:rPr>
+          </w:pPr>
+          <w:hyperlink w:anchor="_Toc239539369" w:history="1">
+            <w:r>
+              <w:rPr>
+                <w:rStyle w:val="Hyperlink"/>
+                <w:rFonts w:ascii="Times New Roman" w:hAnsi="Times New Roman"/>
+                <w:noProof/>
+                <w:szCs w:val="26"/>
+              </w:rPr>
+              <w:t>3.3.3. Làm sạch và xử lý dữ liệu luồng</w:t>
+            </w:r>
+            <w:r>
+              <w:rPr>
+                <w:rFonts w:ascii="Times New Roman" w:hAnsi="Times New Roman"/>
+                <w:noProof/>
+                <w:webHidden/>
+                <w:szCs w:val="26"/>
+              </w:rPr>
+              <w:tab/>
+            </w:r>
+            <w:r>
+              <w:rPr>
+                <w:rFonts w:ascii="Times New Roman" w:hAnsi="Times New Roman"/>
+                <w:noProof/>
+                <w:webHidden/>
+                <w:szCs w:val="26"/>
+              </w:rPr>
+              <w:fldChar w:fldCharType="begin"/>
+            </w:r>
+            <w:r>
+              <w:rPr>
+                <w:rFonts w:ascii="Times New Roman" w:hAnsi="Times New Roman"/>
+                <w:noProof/>
+                <w:webHidden/>
+                <w:szCs w:val="26"/>
+              </w:rPr>
+              <w:instrText xml:space="preserve"> PAGEREF _Toc239539369 \h </w:instrText>
+            </w:r>
+            <w:r>
+              <w:rPr>
+                <w:rFonts w:ascii="Times New Roman" w:hAnsi="Times New Roman"/>
+                <w:noProof/>
+                <w:webHidden/>
+                <w:szCs w:val="26"/>
+              </w:rPr>
+            </w:r>
+            <w:r>
+              <w:rPr>
+                <w:rFonts w:ascii="Times New Roman" w:hAnsi="Times New Roman"/>
+                <w:noProof/>
+                <w:webHidden/>
+                <w:szCs w:val="26"/>
+              </w:rPr>
+              <w:fldChar w:fldCharType="separate"/>
+            </w:r>
+            <w:r>
+              <w:rPr>
+                <w:rFonts w:ascii="Times New Roman" w:hAnsi="Times New Roman"/>
+                <w:noProof/>
+                <w:webHidden/>
+                <w:szCs w:val="26"/>
+              </w:rPr>
+              <w:t>8</w:t>
+            </w:r>
+            <w:r>
+              <w:rPr>
+                <w:rFonts w:ascii="Times New Roman" w:hAnsi="Times New Roman"/>
+                <w:noProof/>
+                <w:webHidden/>
+                <w:szCs w:val="26"/>
+              </w:rPr>
+              <w:fldChar w:fldCharType="end"/>
+            </w:r>
+          </w:hyperlink>
+        </w:p>
+        <w:p>
+          <w:pPr>
+            <w:pStyle w:val="TOC3"/>
+            <w:spacing w:after="0"/>
+            <w:ind w:left="0"/>
+            <w:jc w:val="center"/>
+            <w:rPr>
+              <w:rFonts w:ascii="Times New Roman" w:eastAsiaTheme="minorEastAsia" w:hAnsi="Times New Roman"/>
+              <w:noProof/>
+              <w:szCs w:val="26"/>
+            </w:rPr>
+          </w:pPr>
+          <w:hyperlink w:anchor="_Toc239539370" w:history="1">
+            <w:r>
+              <w:rPr>
+                <w:rStyle w:val="Hyperlink"/>
+                <w:rFonts w:ascii="Times New Roman" w:hAnsi="Times New Roman"/>
+                <w:noProof/>
+                <w:szCs w:val="26"/>
+              </w:rPr>
+              <w:t>3.3.4. Xử lý dữ liệu đến trễ và dữ liệu trùng</w:t>
+            </w:r>
+            <w:r>
+              <w:rPr>
+                <w:rFonts w:ascii="Times New Roman" w:hAnsi="Times New Roman"/>
+                <w:noProof/>
+                <w:webHidden/>
+                <w:szCs w:val="26"/>
+              </w:rPr>
+              <w:tab/>
+            </w:r>
+            <w:r>
+              <w:rPr>
+                <w:rFonts w:ascii="Times New Roman" w:hAnsi="Times New Roman"/>
+                <w:noProof/>
+                <w:webHidden/>
+                <w:szCs w:val="26"/>
+              </w:rPr>
+              <w:fldChar w:fldCharType="begin"/>
+            </w:r>
+            <w:r>
+              <w:rPr>
+                <w:rFonts w:ascii="Times New Roman" w:hAnsi="Times New Roman"/>
+                <w:noProof/>
+                <w:webHidden/>
+                <w:szCs w:val="26"/>
+              </w:rPr>
+              <w:instrText xml:space="preserve"> PAGEREF _Toc239539370 \h </w:instrText>
+            </w:r>
+            <w:r>
+              <w:rPr>
+                <w:rFonts w:ascii="Times New Roman" w:hAnsi="Times New Roman"/>
+                <w:noProof/>
+                <w:webHidden/>
+                <w:szCs w:val="26"/>
+              </w:rPr>
+            </w:r>
+            <w:r>
+              <w:rPr>
+                <w:rFonts w:ascii="Times New Roman" w:hAnsi="Times New Roman"/>
+                <w:noProof/>
+                <w:webHidden/>
+                <w:szCs w:val="26"/>
+              </w:rPr>
+              <w:fldChar w:fldCharType="separate"/>
+            </w:r>
+            <w:r>
+              <w:rPr>
+                <w:rFonts w:ascii="Times New Roman" w:hAnsi="Times New Roman"/>
+                <w:noProof/>
+                <w:webHidden/>
+                <w:szCs w:val="26"/>
+              </w:rPr>
+              <w:t>8</w:t>
+            </w:r>
+            <w:r>
+              <w:rPr>
+                <w:rFonts w:ascii="Times New Roman" w:hAnsi="Times New Roman"/>
+                <w:noProof/>
+                <w:webHidden/>
+                <w:szCs w:val="26"/>
               </w:rPr>
               <w:fldChar w:fldCharType="end"/>
             </w:r>
@@ -5429,20 +7176,19 @@
         <w:p>
           <w:pPr>
             <w:pStyle w:val="TOC2"/>
+            <w:jc w:val="center"/>
             <w:rPr>
               <w:rFonts w:eastAsiaTheme="minorEastAsia"/>
               <w:b w:val="0"/>
               <w:bCs w:val="0"/>
-              <w:sz w:val="22"/>
-              <w:szCs w:val="22"/>
             </w:rPr>
           </w:pPr>
-          <w:hyperlink w:anchor="_Toc239539349" w:history="1">
+          <w:hyperlink w:anchor="_Toc239539371" w:history="1">
             <w:r>
               <w:rPr>
                 <w:rStyle w:val="Hyperlink"/>
               </w:rPr>
-              <w:t>2.5. Dự báo tiêu thụ điện và phát hiện bất thường</w:t>
+              <w:t>3.4. Xây dựng hệ thống lưu trữ dữ liệu</w:t>
             </w:r>
             <w:r>
               <w:rPr>
@@ -5460,7 +7206,7 @@
               <w:rPr>
                 <w:webHidden/>
               </w:rPr>
-              <w:instrText xml:space="preserve"> PAGEREF _Toc239539349 \h </w:instrText>
+              <w:instrText xml:space="preserve"> PAGEREF _Toc239539371 \h </w:instrText>
             </w:r>
             <w:r>
               <w:rPr>
@@ -5477,7 +7223,7 @@
               <w:rPr>
                 <w:webHidden/>
               </w:rPr>
-              <w:t>7</w:t>
+              <w:t>8</w:t>
             </w:r>
             <w:r>
               <w:rPr>
@@ -5490,27 +7236,31 @@
         <w:p>
           <w:pPr>
             <w:pStyle w:val="TOC3"/>
+            <w:spacing w:after="0"/>
+            <w:ind w:left="0"/>
+            <w:jc w:val="center"/>
             <w:rPr>
               <w:rFonts w:ascii="Times New Roman" w:eastAsiaTheme="minorEastAsia" w:hAnsi="Times New Roman"/>
               <w:noProof/>
-              <w:sz w:val="22"/>
-              <w:szCs w:val="22"/>
+              <w:szCs w:val="26"/>
             </w:rPr>
           </w:pPr>
-          <w:hyperlink w:anchor="_Toc239539350" w:history="1">
+          <w:hyperlink w:anchor="_Toc239539372" w:history="1">
             <w:r>
               <w:rPr>
                 <w:rStyle w:val="Hyperlink"/>
                 <w:rFonts w:ascii="Times New Roman" w:hAnsi="Times New Roman"/>
                 <w:noProof/>
-              </w:rPr>
-              <w:t>2.5.1. Bài toán dự báo tiêu thụ điện</w:t>
-            </w:r>
-            <w:r>
-              <w:rPr>
-                <w:rFonts w:ascii="Times New Roman" w:hAnsi="Times New Roman"/>
-                <w:noProof/>
-                <w:webHidden/>
+                <w:szCs w:val="26"/>
+              </w:rPr>
+              <w:t>3.4.1. Tầng Bronze</w:t>
+            </w:r>
+            <w:r>
+              <w:rPr>
+                <w:rFonts w:ascii="Times New Roman" w:hAnsi="Times New Roman"/>
+                <w:noProof/>
+                <w:webHidden/>
+                <w:szCs w:val="26"/>
               </w:rPr>
               <w:tab/>
             </w:r>
@@ -5519,6 +7269,7 @@
                 <w:rFonts w:ascii="Times New Roman" w:hAnsi="Times New Roman"/>
                 <w:noProof/>
                 <w:webHidden/>
+                <w:szCs w:val="26"/>
               </w:rPr>
               <w:fldChar w:fldCharType="begin"/>
             </w:r>
@@ -5527,21 +7278,24 @@
                 <w:rFonts w:ascii="Times New Roman" w:hAnsi="Times New Roman"/>
                 <w:noProof/>
                 <w:webHidden/>
-              </w:rPr>
-              <w:instrText xml:space="preserve"> PAGEREF _Toc239539350 \h </w:instrText>
-            </w:r>
-            <w:r>
-              <w:rPr>
-                <w:rFonts w:ascii="Times New Roman" w:hAnsi="Times New Roman"/>
-                <w:noProof/>
-                <w:webHidden/>
-              </w:rPr>
-            </w:r>
-            <w:r>
-              <w:rPr>
-                <w:rFonts w:ascii="Times New Roman" w:hAnsi="Times New Roman"/>
-                <w:noProof/>
-                <w:webHidden/>
+                <w:szCs w:val="26"/>
+              </w:rPr>
+              <w:instrText xml:space="preserve"> PAGEREF _Toc239539372 \h </w:instrText>
+            </w:r>
+            <w:r>
+              <w:rPr>
+                <w:rFonts w:ascii="Times New Roman" w:hAnsi="Times New Roman"/>
+                <w:noProof/>
+                <w:webHidden/>
+                <w:szCs w:val="26"/>
+              </w:rPr>
+            </w:r>
+            <w:r>
+              <w:rPr>
+                <w:rFonts w:ascii="Times New Roman" w:hAnsi="Times New Roman"/>
+                <w:noProof/>
+                <w:webHidden/>
+                <w:szCs w:val="26"/>
               </w:rPr>
               <w:fldChar w:fldCharType="separate"/>
             </w:r>
@@ -5550,14 +7304,16 @@
                 <w:rFonts w:ascii="Times New Roman" w:hAnsi="Times New Roman"/>
                 <w:noProof/>
                 <w:webHidden/>
-              </w:rPr>
-              <w:t>7</w:t>
-            </w:r>
-            <w:r>
-              <w:rPr>
-                <w:rFonts w:ascii="Times New Roman" w:hAnsi="Times New Roman"/>
-                <w:noProof/>
-                <w:webHidden/>
+                <w:szCs w:val="26"/>
+              </w:rPr>
+              <w:t>8</w:t>
+            </w:r>
+            <w:r>
+              <w:rPr>
+                <w:rFonts w:ascii="Times New Roman" w:hAnsi="Times New Roman"/>
+                <w:noProof/>
+                <w:webHidden/>
+                <w:szCs w:val="26"/>
               </w:rPr>
               <w:fldChar w:fldCharType="end"/>
             </w:r>
@@ -5566,27 +7322,31 @@
         <w:p>
           <w:pPr>
             <w:pStyle w:val="TOC3"/>
+            <w:spacing w:after="0"/>
+            <w:ind w:left="0"/>
+            <w:jc w:val="center"/>
             <w:rPr>
               <w:rFonts w:ascii="Times New Roman" w:eastAsiaTheme="minorEastAsia" w:hAnsi="Times New Roman"/>
               <w:noProof/>
-              <w:sz w:val="22"/>
-              <w:szCs w:val="22"/>
+              <w:szCs w:val="26"/>
             </w:rPr>
           </w:pPr>
-          <w:hyperlink w:anchor="_Toc239539351" w:history="1">
+          <w:hyperlink w:anchor="_Toc239539373" w:history="1">
             <w:r>
               <w:rPr>
                 <w:rStyle w:val="Hyperlink"/>
                 <w:rFonts w:ascii="Times New Roman" w:hAnsi="Times New Roman"/>
                 <w:noProof/>
-              </w:rPr>
-              <w:t>2.5.2. Random Forest Regression và Spark MLlib</w:t>
-            </w:r>
-            <w:r>
-              <w:rPr>
-                <w:rFonts w:ascii="Times New Roman" w:hAnsi="Times New Roman"/>
-                <w:noProof/>
-                <w:webHidden/>
+                <w:szCs w:val="26"/>
+              </w:rPr>
+              <w:t>3.4.2. Tầng Silver</w:t>
+            </w:r>
+            <w:r>
+              <w:rPr>
+                <w:rFonts w:ascii="Times New Roman" w:hAnsi="Times New Roman"/>
+                <w:noProof/>
+                <w:webHidden/>
+                <w:szCs w:val="26"/>
               </w:rPr>
               <w:tab/>
             </w:r>
@@ -5595,6 +7355,7 @@
                 <w:rFonts w:ascii="Times New Roman" w:hAnsi="Times New Roman"/>
                 <w:noProof/>
                 <w:webHidden/>
+                <w:szCs w:val="26"/>
               </w:rPr>
               <w:fldChar w:fldCharType="begin"/>
             </w:r>
@@ -5603,21 +7364,24 @@
                 <w:rFonts w:ascii="Times New Roman" w:hAnsi="Times New Roman"/>
                 <w:noProof/>
                 <w:webHidden/>
-              </w:rPr>
-              <w:instrText xml:space="preserve"> PAGEREF _Toc239539351 \h </w:instrText>
-            </w:r>
-            <w:r>
-              <w:rPr>
-                <w:rFonts w:ascii="Times New Roman" w:hAnsi="Times New Roman"/>
-                <w:noProof/>
-                <w:webHidden/>
-              </w:rPr>
-            </w:r>
-            <w:r>
-              <w:rPr>
-                <w:rFonts w:ascii="Times New Roman" w:hAnsi="Times New Roman"/>
-                <w:noProof/>
-                <w:webHidden/>
+                <w:szCs w:val="26"/>
+              </w:rPr>
+              <w:instrText xml:space="preserve"> PAGEREF _Toc239539373 \h </w:instrText>
+            </w:r>
+            <w:r>
+              <w:rPr>
+                <w:rFonts w:ascii="Times New Roman" w:hAnsi="Times New Roman"/>
+                <w:noProof/>
+                <w:webHidden/>
+                <w:szCs w:val="26"/>
+              </w:rPr>
+            </w:r>
+            <w:r>
+              <w:rPr>
+                <w:rFonts w:ascii="Times New Roman" w:hAnsi="Times New Roman"/>
+                <w:noProof/>
+                <w:webHidden/>
+                <w:szCs w:val="26"/>
               </w:rPr>
               <w:fldChar w:fldCharType="separate"/>
             </w:r>
@@ -5626,14 +7390,16 @@
                 <w:rFonts w:ascii="Times New Roman" w:hAnsi="Times New Roman"/>
                 <w:noProof/>
                 <w:webHidden/>
-              </w:rPr>
-              <w:t>7</w:t>
-            </w:r>
-            <w:r>
-              <w:rPr>
-                <w:rFonts w:ascii="Times New Roman" w:hAnsi="Times New Roman"/>
-                <w:noProof/>
-                <w:webHidden/>
+                <w:szCs w:val="26"/>
+              </w:rPr>
+              <w:t>8</w:t>
+            </w:r>
+            <w:r>
+              <w:rPr>
+                <w:rFonts w:ascii="Times New Roman" w:hAnsi="Times New Roman"/>
+                <w:noProof/>
+                <w:webHidden/>
+                <w:szCs w:val="26"/>
               </w:rPr>
               <w:fldChar w:fldCharType="end"/>
             </w:r>
@@ -5642,27 +7408,31 @@
         <w:p>
           <w:pPr>
             <w:pStyle w:val="TOC3"/>
+            <w:spacing w:after="0"/>
+            <w:ind w:left="0"/>
+            <w:jc w:val="center"/>
             <w:rPr>
               <w:rFonts w:ascii="Times New Roman" w:eastAsiaTheme="minorEastAsia" w:hAnsi="Times New Roman"/>
               <w:noProof/>
-              <w:sz w:val="22"/>
-              <w:szCs w:val="22"/>
+              <w:szCs w:val="26"/>
             </w:rPr>
           </w:pPr>
-          <w:hyperlink w:anchor="_Toc239539352" w:history="1">
+          <w:hyperlink w:anchor="_Toc239539374" w:history="1">
             <w:r>
               <w:rPr>
                 <w:rStyle w:val="Hyperlink"/>
                 <w:rFonts w:ascii="Times New Roman" w:hAnsi="Times New Roman"/>
                 <w:noProof/>
-              </w:rPr>
-              <w:t>2.5.3. Phát hiện bất thường dựa trên sai số dự báo</w:t>
-            </w:r>
-            <w:r>
-              <w:rPr>
-                <w:rFonts w:ascii="Times New Roman" w:hAnsi="Times New Roman"/>
-                <w:noProof/>
-                <w:webHidden/>
+                <w:szCs w:val="26"/>
+              </w:rPr>
+              <w:t>3.4.3. Tầng Gold</w:t>
+            </w:r>
+            <w:r>
+              <w:rPr>
+                <w:rFonts w:ascii="Times New Roman" w:hAnsi="Times New Roman"/>
+                <w:noProof/>
+                <w:webHidden/>
+                <w:szCs w:val="26"/>
               </w:rPr>
               <w:tab/>
             </w:r>
@@ -5671,6 +7441,7 @@
                 <w:rFonts w:ascii="Times New Roman" w:hAnsi="Times New Roman"/>
                 <w:noProof/>
                 <w:webHidden/>
+                <w:szCs w:val="26"/>
               </w:rPr>
               <w:fldChar w:fldCharType="begin"/>
             </w:r>
@@ -5679,21 +7450,24 @@
                 <w:rFonts w:ascii="Times New Roman" w:hAnsi="Times New Roman"/>
                 <w:noProof/>
                 <w:webHidden/>
-              </w:rPr>
-              <w:instrText xml:space="preserve"> PAGEREF _Toc239539352 \h </w:instrText>
-            </w:r>
-            <w:r>
-              <w:rPr>
-                <w:rFonts w:ascii="Times New Roman" w:hAnsi="Times New Roman"/>
-                <w:noProof/>
-                <w:webHidden/>
-              </w:rPr>
-            </w:r>
-            <w:r>
-              <w:rPr>
-                <w:rFonts w:ascii="Times New Roman" w:hAnsi="Times New Roman"/>
-                <w:noProof/>
-                <w:webHidden/>
+                <w:szCs w:val="26"/>
+              </w:rPr>
+              <w:instrText xml:space="preserve"> PAGEREF _Toc239539374 \h </w:instrText>
+            </w:r>
+            <w:r>
+              <w:rPr>
+                <w:rFonts w:ascii="Times New Roman" w:hAnsi="Times New Roman"/>
+                <w:noProof/>
+                <w:webHidden/>
+                <w:szCs w:val="26"/>
+              </w:rPr>
+            </w:r>
+            <w:r>
+              <w:rPr>
+                <w:rFonts w:ascii="Times New Roman" w:hAnsi="Times New Roman"/>
+                <w:noProof/>
+                <w:webHidden/>
+                <w:szCs w:val="26"/>
               </w:rPr>
               <w:fldChar w:fldCharType="separate"/>
             </w:r>
@@ -5702,14 +7476,102 @@
                 <w:rFonts w:ascii="Times New Roman" w:hAnsi="Times New Roman"/>
                 <w:noProof/>
                 <w:webHidden/>
-              </w:rPr>
-              <w:t>7</w:t>
-            </w:r>
-            <w:r>
-              <w:rPr>
-                <w:rFonts w:ascii="Times New Roman" w:hAnsi="Times New Roman"/>
-                <w:noProof/>
-                <w:webHidden/>
+                <w:szCs w:val="26"/>
+              </w:rPr>
+              <w:t>8</w:t>
+            </w:r>
+            <w:r>
+              <w:rPr>
+                <w:rFonts w:ascii="Times New Roman" w:hAnsi="Times New Roman"/>
+                <w:noProof/>
+                <w:webHidden/>
+                <w:szCs w:val="26"/>
+              </w:rPr>
+              <w:fldChar w:fldCharType="end"/>
+            </w:r>
+          </w:hyperlink>
+        </w:p>
+        <w:p>
+          <w:pPr>
+            <w:pStyle w:val="TOC3"/>
+            <w:spacing w:after="0"/>
+            <w:ind w:left="0"/>
+            <w:jc w:val="center"/>
+            <w:rPr>
+              <w:rFonts w:ascii="Times New Roman" w:eastAsiaTheme="minorEastAsia" w:hAnsi="Times New Roman"/>
+              <w:noProof/>
+              <w:szCs w:val="26"/>
+            </w:rPr>
+          </w:pPr>
+          <w:hyperlink w:anchor="_Toc239539375" w:history="1">
+            <w:r>
+              <w:rPr>
+                <w:rStyle w:val="Hyperlink"/>
+                <w:rFonts w:ascii="Times New Roman" w:hAnsi="Times New Roman"/>
+                <w:noProof/>
+                <w:szCs w:val="26"/>
+              </w:rPr>
+              <w:t>3.4.4. Lưu trữ cảnh báo bằng MongoDB</w:t>
+            </w:r>
+            <w:r>
+              <w:rPr>
+                <w:rFonts w:ascii="Times New Roman" w:hAnsi="Times New Roman"/>
+                <w:noProof/>
+                <w:webHidden/>
+                <w:szCs w:val="26"/>
+              </w:rPr>
+              <w:tab/>
+            </w:r>
+            <w:r>
+              <w:rPr>
+                <w:rFonts w:ascii="Times New Roman" w:hAnsi="Times New Roman"/>
+                <w:noProof/>
+                <w:webHidden/>
+                <w:szCs w:val="26"/>
+              </w:rPr>
+              <w:fldChar w:fldCharType="begin"/>
+            </w:r>
+            <w:r>
+              <w:rPr>
+                <w:rFonts w:ascii="Times New Roman" w:hAnsi="Times New Roman"/>
+                <w:noProof/>
+                <w:webHidden/>
+                <w:szCs w:val="26"/>
+              </w:rPr>
+              <w:instrText xml:space="preserve"> PAGEREF _Toc239539375 \h </w:instrText>
+            </w:r>
+            <w:r>
+              <w:rPr>
+                <w:rFonts w:ascii="Times New Roman" w:hAnsi="Times New Roman"/>
+                <w:noProof/>
+                <w:webHidden/>
+                <w:szCs w:val="26"/>
+              </w:rPr>
+            </w:r>
+            <w:r>
+              <w:rPr>
+                <w:rFonts w:ascii="Times New Roman" w:hAnsi="Times New Roman"/>
+                <w:noProof/>
+                <w:webHidden/>
+                <w:szCs w:val="26"/>
+              </w:rPr>
+              <w:fldChar w:fldCharType="separate"/>
+            </w:r>
+            <w:r>
+              <w:rPr>
+                <w:rFonts w:ascii="Times New Roman" w:hAnsi="Times New Roman"/>
+                <w:noProof/>
+                <w:webHidden/>
+                <w:szCs w:val="26"/>
+              </w:rPr>
+              <w:t>8</w:t>
+            </w:r>
+            <w:r>
+              <w:rPr>
+                <w:rFonts w:ascii="Times New Roman" w:hAnsi="Times New Roman"/>
+                <w:noProof/>
+                <w:webHidden/>
+                <w:szCs w:val="26"/>
               </w:rPr>
               <w:fldChar w:fldCharType="end"/>
             </w:r>
@@ -5718,20 +7580,19 @@
         <w:p>
           <w:pPr>
             <w:pStyle w:val="TOC2"/>
+            <w:jc w:val="center"/>
             <w:rPr>
               <w:rFonts w:eastAsiaTheme="minorEastAsia"/>
               <w:b w:val="0"/>
               <w:bCs w:val="0"/>
-              <w:sz w:val="22"/>
-              <w:szCs w:val="22"/>
             </w:rPr>
           </w:pPr>
-          <w:hyperlink w:anchor="_Toc239539353" w:history="1">
+          <w:hyperlink w:anchor="_Toc239539376" w:history="1">
             <w:r>
               <w:rPr>
                 <w:rStyle w:val="Hyperlink"/>
               </w:rPr>
-              <w:t>2.6. Các chỉ số đánh giá</w:t>
+              <w:t>3.5. Xây dựng mô hình dự báo tiêu thụ điện</w:t>
             </w:r>
             <w:r>
               <w:rPr>
@@ -5749,7 +7610,7 @@
               <w:rPr>
                 <w:webHidden/>
               </w:rPr>
-              <w:instrText xml:space="preserve"> PAGEREF _Toc239539353 \h </w:instrText>
+              <w:instrText xml:space="preserve"> PAGEREF _Toc239539376 \h </w:instrText>
             </w:r>
             <w:r>
               <w:rPr>
@@ -5766,7 +7627,7 @@
               <w:rPr>
                 <w:webHidden/>
               </w:rPr>
-              <w:t>7</w:t>
+              <w:t>8</w:t>
             </w:r>
             <w:r>
               <w:rPr>
@@ -5779,27 +7640,31 @@
         <w:p>
           <w:pPr>
             <w:pStyle w:val="TOC3"/>
+            <w:spacing w:after="0"/>
+            <w:ind w:left="0"/>
+            <w:jc w:val="center"/>
             <w:rPr>
               <w:rFonts w:ascii="Times New Roman" w:eastAsiaTheme="minorEastAsia" w:hAnsi="Times New Roman"/>
               <w:noProof/>
-              <w:sz w:val="22"/>
-              <w:szCs w:val="22"/>
+              <w:szCs w:val="26"/>
             </w:rPr>
           </w:pPr>
-          <w:hyperlink w:anchor="_Toc239539354" w:history="1">
+          <w:hyperlink w:anchor="_Toc239539377" w:history="1">
             <w:r>
               <w:rPr>
                 <w:rStyle w:val="Hyperlink"/>
                 <w:rFonts w:ascii="Times New Roman" w:hAnsi="Times New Roman"/>
                 <w:noProof/>
-              </w:rPr>
-              <w:t>2.6.1. MAE và RMSE</w:t>
-            </w:r>
-            <w:r>
-              <w:rPr>
-                <w:rFonts w:ascii="Times New Roman" w:hAnsi="Times New Roman"/>
-                <w:noProof/>
-                <w:webHidden/>
+                <w:szCs w:val="26"/>
+              </w:rPr>
+              <w:t>3.5.1. Xây dựng đặc trưng</w:t>
+            </w:r>
+            <w:r>
+              <w:rPr>
+                <w:rFonts w:ascii="Times New Roman" w:hAnsi="Times New Roman"/>
+                <w:noProof/>
+                <w:webHidden/>
+                <w:szCs w:val="26"/>
               </w:rPr>
               <w:tab/>
             </w:r>
@@ -5808,6 +7673,7 @@
                 <w:rFonts w:ascii="Times New Roman" w:hAnsi="Times New Roman"/>
                 <w:noProof/>
                 <w:webHidden/>
+                <w:szCs w:val="26"/>
               </w:rPr>
               <w:fldChar w:fldCharType="begin"/>
             </w:r>
@@ -5816,21 +7682,24 @@
                 <w:rFonts w:ascii="Times New Roman" w:hAnsi="Times New Roman"/>
                 <w:noProof/>
                 <w:webHidden/>
-              </w:rPr>
-              <w:instrText xml:space="preserve"> PAGEREF _Toc239539354 \h </w:instrText>
-            </w:r>
-            <w:r>
-              <w:rPr>
-                <w:rFonts w:ascii="Times New Roman" w:hAnsi="Times New Roman"/>
-                <w:noProof/>
-                <w:webHidden/>
-              </w:rPr>
-            </w:r>
-            <w:r>
-              <w:rPr>
-                <w:rFonts w:ascii="Times New Roman" w:hAnsi="Times New Roman"/>
-                <w:noProof/>
-                <w:webHidden/>
+                <w:szCs w:val="26"/>
+              </w:rPr>
+              <w:instrText xml:space="preserve"> PAGEREF _Toc239539377 \h </w:instrText>
+            </w:r>
+            <w:r>
+              <w:rPr>
+                <w:rFonts w:ascii="Times New Roman" w:hAnsi="Times New Roman"/>
+                <w:noProof/>
+                <w:webHidden/>
+                <w:szCs w:val="26"/>
+              </w:rPr>
+            </w:r>
+            <w:r>
+              <w:rPr>
+                <w:rFonts w:ascii="Times New Roman" w:hAnsi="Times New Roman"/>
+                <w:noProof/>
+                <w:webHidden/>
+                <w:szCs w:val="26"/>
               </w:rPr>
               <w:fldChar w:fldCharType="separate"/>
             </w:r>
@@ -5839,14 +7708,16 @@
                 <w:rFonts w:ascii="Times New Roman" w:hAnsi="Times New Roman"/>
                 <w:noProof/>
                 <w:webHidden/>
-              </w:rPr>
-              <w:t>7</w:t>
-            </w:r>
-            <w:r>
-              <w:rPr>
-                <w:rFonts w:ascii="Times New Roman" w:hAnsi="Times New Roman"/>
-                <w:noProof/>
-                <w:webHidden/>
+                <w:szCs w:val="26"/>
+              </w:rPr>
+              <w:t>8</w:t>
+            </w:r>
+            <w:r>
+              <w:rPr>
+                <w:rFonts w:ascii="Times New Roman" w:hAnsi="Times New Roman"/>
+                <w:noProof/>
+                <w:webHidden/>
+                <w:szCs w:val="26"/>
               </w:rPr>
               <w:fldChar w:fldCharType="end"/>
             </w:r>
@@ -5855,27 +7726,31 @@
         <w:p>
           <w:pPr>
             <w:pStyle w:val="TOC3"/>
+            <w:spacing w:after="0"/>
+            <w:ind w:left="0"/>
+            <w:jc w:val="center"/>
             <w:rPr>
               <w:rFonts w:ascii="Times New Roman" w:eastAsiaTheme="minorEastAsia" w:hAnsi="Times New Roman"/>
               <w:noProof/>
-              <w:sz w:val="22"/>
-              <w:szCs w:val="22"/>
+              <w:szCs w:val="26"/>
             </w:rPr>
           </w:pPr>
-          <w:hyperlink w:anchor="_Toc239539355" w:history="1">
+          <w:hyperlink w:anchor="_Toc239539378" w:history="1">
             <w:r>
               <w:rPr>
                 <w:rStyle w:val="Hyperlink"/>
                 <w:rFonts w:ascii="Times New Roman" w:hAnsi="Times New Roman"/>
                 <w:noProof/>
-              </w:rPr>
-              <w:t>2.6.2. Precision, Recall và F1-score</w:t>
-            </w:r>
-            <w:r>
-              <w:rPr>
-                <w:rFonts w:ascii="Times New Roman" w:hAnsi="Times New Roman"/>
-                <w:noProof/>
-                <w:webHidden/>
+                <w:szCs w:val="26"/>
+              </w:rPr>
+              <w:t>3.5.2. Huấn luyện mô hình Random Forest Regression</w:t>
+            </w:r>
+            <w:r>
+              <w:rPr>
+                <w:rFonts w:ascii="Times New Roman" w:hAnsi="Times New Roman"/>
+                <w:noProof/>
+                <w:webHidden/>
+                <w:szCs w:val="26"/>
               </w:rPr>
               <w:tab/>
             </w:r>
@@ -5884,6 +7759,7 @@
                 <w:rFonts w:ascii="Times New Roman" w:hAnsi="Times New Roman"/>
                 <w:noProof/>
                 <w:webHidden/>
+                <w:szCs w:val="26"/>
               </w:rPr>
               <w:fldChar w:fldCharType="begin"/>
             </w:r>
@@ -5892,21 +7768,24 @@
                 <w:rFonts w:ascii="Times New Roman" w:hAnsi="Times New Roman"/>
                 <w:noProof/>
                 <w:webHidden/>
-              </w:rPr>
-              <w:instrText xml:space="preserve"> PAGEREF _Toc239539355 \h </w:instrText>
-            </w:r>
-            <w:r>
-              <w:rPr>
-                <w:rFonts w:ascii="Times New Roman" w:hAnsi="Times New Roman"/>
-                <w:noProof/>
-                <w:webHidden/>
-              </w:rPr>
-            </w:r>
-            <w:r>
-              <w:rPr>
-                <w:rFonts w:ascii="Times New Roman" w:hAnsi="Times New Roman"/>
-                <w:noProof/>
-                <w:webHidden/>
+                <w:szCs w:val="26"/>
+              </w:rPr>
+              <w:instrText xml:space="preserve"> PAGEREF _Toc239539378 \h </w:instrText>
+            </w:r>
+            <w:r>
+              <w:rPr>
+                <w:rFonts w:ascii="Times New Roman" w:hAnsi="Times New Roman"/>
+                <w:noProof/>
+                <w:webHidden/>
+                <w:szCs w:val="26"/>
+              </w:rPr>
+            </w:r>
+            <w:r>
+              <w:rPr>
+                <w:rFonts w:ascii="Times New Roman" w:hAnsi="Times New Roman"/>
+                <w:noProof/>
+                <w:webHidden/>
+                <w:szCs w:val="26"/>
               </w:rPr>
               <w:fldChar w:fldCharType="separate"/>
             </w:r>
@@ -5915,14 +7794,16 @@
                 <w:rFonts w:ascii="Times New Roman" w:hAnsi="Times New Roman"/>
                 <w:noProof/>
                 <w:webHidden/>
-              </w:rPr>
-              <w:t>7</w:t>
-            </w:r>
-            <w:r>
-              <w:rPr>
-                <w:rFonts w:ascii="Times New Roman" w:hAnsi="Times New Roman"/>
-                <w:noProof/>
-                <w:webHidden/>
+                <w:szCs w:val="26"/>
+              </w:rPr>
+              <w:t>8</w:t>
+            </w:r>
+            <w:r>
+              <w:rPr>
+                <w:rFonts w:ascii="Times New Roman" w:hAnsi="Times New Roman"/>
+                <w:noProof/>
+                <w:webHidden/>
+                <w:szCs w:val="26"/>
               </w:rPr>
               <w:fldChar w:fldCharType="end"/>
             </w:r>
@@ -5931,27 +7812,31 @@
         <w:p>
           <w:pPr>
             <w:pStyle w:val="TOC3"/>
+            <w:spacing w:after="0"/>
+            <w:ind w:left="0"/>
+            <w:jc w:val="center"/>
             <w:rPr>
               <w:rFonts w:ascii="Times New Roman" w:eastAsiaTheme="minorEastAsia" w:hAnsi="Times New Roman"/>
               <w:noProof/>
-              <w:sz w:val="22"/>
-              <w:szCs w:val="22"/>
+              <w:szCs w:val="26"/>
             </w:rPr>
           </w:pPr>
-          <w:hyperlink w:anchor="_Toc239539356" w:history="1">
+          <w:hyperlink w:anchor="_Toc239539379" w:history="1">
             <w:r>
               <w:rPr>
                 <w:rStyle w:val="Hyperlink"/>
                 <w:rFonts w:ascii="Times New Roman" w:hAnsi="Times New Roman"/>
                 <w:noProof/>
-              </w:rPr>
-              <w:t>2.6.3. Throughput và End-to-End Latency</w:t>
-            </w:r>
-            <w:r>
-              <w:rPr>
-                <w:rFonts w:ascii="Times New Roman" w:hAnsi="Times New Roman"/>
-                <w:noProof/>
-                <w:webHidden/>
+                <w:szCs w:val="26"/>
+              </w:rPr>
+              <w:t>3.5.3. Tích hợp mô hình vào pipeline thời gian thực</w:t>
+            </w:r>
+            <w:r>
+              <w:rPr>
+                <w:rFonts w:ascii="Times New Roman" w:hAnsi="Times New Roman"/>
+                <w:noProof/>
+                <w:webHidden/>
+                <w:szCs w:val="26"/>
               </w:rPr>
               <w:tab/>
             </w:r>
@@ -5960,6 +7845,7 @@
                 <w:rFonts w:ascii="Times New Roman" w:hAnsi="Times New Roman"/>
                 <w:noProof/>
                 <w:webHidden/>
+                <w:szCs w:val="26"/>
               </w:rPr>
               <w:fldChar w:fldCharType="begin"/>
             </w:r>
@@ -5968,21 +7854,24 @@
                 <w:rFonts w:ascii="Times New Roman" w:hAnsi="Times New Roman"/>
                 <w:noProof/>
                 <w:webHidden/>
-              </w:rPr>
-              <w:instrText xml:space="preserve"> PAGEREF _Toc239539356 \h </w:instrText>
-            </w:r>
-            <w:r>
-              <w:rPr>
-                <w:rFonts w:ascii="Times New Roman" w:hAnsi="Times New Roman"/>
-                <w:noProof/>
-                <w:webHidden/>
-              </w:rPr>
-            </w:r>
-            <w:r>
-              <w:rPr>
-                <w:rFonts w:ascii="Times New Roman" w:hAnsi="Times New Roman"/>
-                <w:noProof/>
-                <w:webHidden/>
+                <w:szCs w:val="26"/>
+              </w:rPr>
+              <w:instrText xml:space="preserve"> PAGEREF _Toc239539379 \h </w:instrText>
+            </w:r>
+            <w:r>
+              <w:rPr>
+                <w:rFonts w:ascii="Times New Roman" w:hAnsi="Times New Roman"/>
+                <w:noProof/>
+                <w:webHidden/>
+                <w:szCs w:val="26"/>
+              </w:rPr>
+            </w:r>
+            <w:r>
+              <w:rPr>
+                <w:rFonts w:ascii="Times New Roman" w:hAnsi="Times New Roman"/>
+                <w:noProof/>
+                <w:webHidden/>
+                <w:szCs w:val="26"/>
               </w:rPr>
               <w:fldChar w:fldCharType="separate"/>
             </w:r>
@@ -5991,13 +7880,797 @@
                 <w:rFonts w:ascii="Times New Roman" w:hAnsi="Times New Roman"/>
                 <w:noProof/>
                 <w:webHidden/>
-              </w:rPr>
-              <w:t>7</w:t>
-            </w:r>
-            <w:r>
-              <w:rPr>
-                <w:rFonts w:ascii="Times New Roman" w:hAnsi="Times New Roman"/>
-                <w:noProof/>
+                <w:szCs w:val="26"/>
+              </w:rPr>
+              <w:t>8</w:t>
+            </w:r>
+            <w:r>
+              <w:rPr>
+                <w:rFonts w:ascii="Times New Roman" w:hAnsi="Times New Roman"/>
+                <w:noProof/>
+                <w:webHidden/>
+                <w:szCs w:val="26"/>
+              </w:rPr>
+              <w:fldChar w:fldCharType="end"/>
+            </w:r>
+          </w:hyperlink>
+        </w:p>
+        <w:p>
+          <w:pPr>
+            <w:pStyle w:val="TOC2"/>
+            <w:jc w:val="center"/>
+            <w:rPr>
+              <w:rFonts w:eastAsiaTheme="minorEastAsia"/>
+              <w:b w:val="0"/>
+              <w:bCs w:val="0"/>
+            </w:rPr>
+          </w:pPr>
+          <w:hyperlink w:anchor="_Toc239539380" w:history="1">
+            <w:r>
+              <w:rPr>
+                <w:rStyle w:val="Hyperlink"/>
+              </w:rPr>
+              <w:t>3.6. Xây dựng cơ chế phát hiện và cảnh báo bất thường</w:t>
+            </w:r>
+            <w:r>
+              <w:rPr>
+                <w:webHidden/>
+              </w:rPr>
+              <w:tab/>
+            </w:r>
+            <w:r>
+              <w:rPr>
+                <w:webHidden/>
+              </w:rPr>
+              <w:fldChar w:fldCharType="begin"/>
+            </w:r>
+            <w:r>
+              <w:rPr>
+                <w:webHidden/>
+              </w:rPr>
+              <w:instrText xml:space="preserve"> PAGEREF _Toc239539380 \h </w:instrText>
+            </w:r>
+            <w:r>
+              <w:rPr>
+                <w:webHidden/>
+              </w:rPr>
+            </w:r>
+            <w:r>
+              <w:rPr>
+                <w:webHidden/>
+              </w:rPr>
+              <w:fldChar w:fldCharType="separate"/>
+            </w:r>
+            <w:r>
+              <w:rPr>
+                <w:webHidden/>
+              </w:rPr>
+              <w:t>8</w:t>
+            </w:r>
+            <w:r>
+              <w:rPr>
+                <w:webHidden/>
+              </w:rPr>
+              <w:fldChar w:fldCharType="end"/>
+            </w:r>
+          </w:hyperlink>
+        </w:p>
+        <w:p>
+          <w:pPr>
+            <w:pStyle w:val="TOC3"/>
+            <w:spacing w:after="0"/>
+            <w:ind w:left="0"/>
+            <w:jc w:val="center"/>
+            <w:rPr>
+              <w:rFonts w:ascii="Times New Roman" w:eastAsiaTheme="minorEastAsia" w:hAnsi="Times New Roman"/>
+              <w:noProof/>
+              <w:szCs w:val="26"/>
+            </w:rPr>
+          </w:pPr>
+          <w:hyperlink w:anchor="_Toc239539381" w:history="1">
+            <w:r>
+              <w:rPr>
+                <w:rStyle w:val="Hyperlink"/>
+                <w:rFonts w:ascii="Times New Roman" w:hAnsi="Times New Roman"/>
+                <w:noProof/>
+                <w:szCs w:val="26"/>
+              </w:rPr>
+              <w:t>3.6.1. Tính sai số dự báo</w:t>
+            </w:r>
+            <w:r>
+              <w:rPr>
+                <w:rFonts w:ascii="Times New Roman" w:hAnsi="Times New Roman"/>
+                <w:noProof/>
+                <w:webHidden/>
+                <w:szCs w:val="26"/>
+              </w:rPr>
+              <w:tab/>
+            </w:r>
+            <w:r>
+              <w:rPr>
+                <w:rFonts w:ascii="Times New Roman" w:hAnsi="Times New Roman"/>
+                <w:noProof/>
+                <w:webHidden/>
+                <w:szCs w:val="26"/>
+              </w:rPr>
+              <w:fldChar w:fldCharType="begin"/>
+            </w:r>
+            <w:r>
+              <w:rPr>
+                <w:rFonts w:ascii="Times New Roman" w:hAnsi="Times New Roman"/>
+                <w:noProof/>
+                <w:webHidden/>
+                <w:szCs w:val="26"/>
+              </w:rPr>
+              <w:instrText xml:space="preserve"> PAGEREF _Toc239539381 \h </w:instrText>
+            </w:r>
+            <w:r>
+              <w:rPr>
+                <w:rFonts w:ascii="Times New Roman" w:hAnsi="Times New Roman"/>
+                <w:noProof/>
+                <w:webHidden/>
+                <w:szCs w:val="26"/>
+              </w:rPr>
+            </w:r>
+            <w:r>
+              <w:rPr>
+                <w:rFonts w:ascii="Times New Roman" w:hAnsi="Times New Roman"/>
+                <w:noProof/>
+                <w:webHidden/>
+                <w:szCs w:val="26"/>
+              </w:rPr>
+              <w:fldChar w:fldCharType="separate"/>
+            </w:r>
+            <w:r>
+              <w:rPr>
+                <w:rFonts w:ascii="Times New Roman" w:hAnsi="Times New Roman"/>
+                <w:noProof/>
+                <w:webHidden/>
+                <w:szCs w:val="26"/>
+              </w:rPr>
+              <w:t>8</w:t>
+            </w:r>
+            <w:r>
+              <w:rPr>
+                <w:rFonts w:ascii="Times New Roman" w:hAnsi="Times New Roman"/>
+                <w:noProof/>
+                <w:webHidden/>
+                <w:szCs w:val="26"/>
+              </w:rPr>
+              <w:fldChar w:fldCharType="end"/>
+            </w:r>
+          </w:hyperlink>
+        </w:p>
+        <w:p>
+          <w:pPr>
+            <w:pStyle w:val="TOC3"/>
+            <w:spacing w:after="0"/>
+            <w:ind w:left="0"/>
+            <w:jc w:val="center"/>
+            <w:rPr>
+              <w:rFonts w:ascii="Times New Roman" w:eastAsiaTheme="minorEastAsia" w:hAnsi="Times New Roman"/>
+              <w:noProof/>
+              <w:szCs w:val="26"/>
+            </w:rPr>
+          </w:pPr>
+          <w:hyperlink w:anchor="_Toc239539382" w:history="1">
+            <w:r>
+              <w:rPr>
+                <w:rStyle w:val="Hyperlink"/>
+                <w:rFonts w:ascii="Times New Roman" w:hAnsi="Times New Roman"/>
+                <w:noProof/>
+                <w:szCs w:val="26"/>
+              </w:rPr>
+              <w:t>3.6.2. Xác định ngưỡng bất thường</w:t>
+            </w:r>
+            <w:r>
+              <w:rPr>
+                <w:rFonts w:ascii="Times New Roman" w:hAnsi="Times New Roman"/>
+                <w:noProof/>
+                <w:webHidden/>
+                <w:szCs w:val="26"/>
+              </w:rPr>
+              <w:tab/>
+            </w:r>
+            <w:r>
+              <w:rPr>
+                <w:rFonts w:ascii="Times New Roman" w:hAnsi="Times New Roman"/>
+                <w:noProof/>
+                <w:webHidden/>
+                <w:szCs w:val="26"/>
+              </w:rPr>
+              <w:fldChar w:fldCharType="begin"/>
+            </w:r>
+            <w:r>
+              <w:rPr>
+                <w:rFonts w:ascii="Times New Roman" w:hAnsi="Times New Roman"/>
+                <w:noProof/>
+                <w:webHidden/>
+                <w:szCs w:val="26"/>
+              </w:rPr>
+              <w:instrText xml:space="preserve"> PAGEREF _Toc239539382 \h </w:instrText>
+            </w:r>
+            <w:r>
+              <w:rPr>
+                <w:rFonts w:ascii="Times New Roman" w:hAnsi="Times New Roman"/>
+                <w:noProof/>
+                <w:webHidden/>
+                <w:szCs w:val="26"/>
+              </w:rPr>
+            </w:r>
+            <w:r>
+              <w:rPr>
+                <w:rFonts w:ascii="Times New Roman" w:hAnsi="Times New Roman"/>
+                <w:noProof/>
+                <w:webHidden/>
+                <w:szCs w:val="26"/>
+              </w:rPr>
+              <w:fldChar w:fldCharType="separate"/>
+            </w:r>
+            <w:r>
+              <w:rPr>
+                <w:rFonts w:ascii="Times New Roman" w:hAnsi="Times New Roman"/>
+                <w:noProof/>
+                <w:webHidden/>
+                <w:szCs w:val="26"/>
+              </w:rPr>
+              <w:t>9</w:t>
+            </w:r>
+            <w:r>
+              <w:rPr>
+                <w:rFonts w:ascii="Times New Roman" w:hAnsi="Times New Roman"/>
+                <w:noProof/>
+                <w:webHidden/>
+                <w:szCs w:val="26"/>
+              </w:rPr>
+              <w:fldChar w:fldCharType="end"/>
+            </w:r>
+          </w:hyperlink>
+        </w:p>
+        <w:p>
+          <w:pPr>
+            <w:pStyle w:val="TOC3"/>
+            <w:spacing w:after="0"/>
+            <w:ind w:left="0"/>
+            <w:jc w:val="center"/>
+            <w:rPr>
+              <w:rFonts w:ascii="Times New Roman" w:eastAsiaTheme="minorEastAsia" w:hAnsi="Times New Roman"/>
+              <w:noProof/>
+              <w:szCs w:val="26"/>
+            </w:rPr>
+          </w:pPr>
+          <w:hyperlink w:anchor="_Toc239539383" w:history="1">
+            <w:r>
+              <w:rPr>
+                <w:rStyle w:val="Hyperlink"/>
+                <w:rFonts w:ascii="Times New Roman" w:hAnsi="Times New Roman"/>
+                <w:noProof/>
+                <w:szCs w:val="26"/>
+              </w:rPr>
+              <w:t>3.6.3. Xây dựng các kịch bản bất thường kiểm thử</w:t>
+            </w:r>
+            <w:r>
+              <w:rPr>
+                <w:rFonts w:ascii="Times New Roman" w:hAnsi="Times New Roman"/>
+                <w:noProof/>
+                <w:webHidden/>
+                <w:szCs w:val="26"/>
+              </w:rPr>
+              <w:tab/>
+            </w:r>
+            <w:r>
+              <w:rPr>
+                <w:rFonts w:ascii="Times New Roman" w:hAnsi="Times New Roman"/>
+                <w:noProof/>
+                <w:webHidden/>
+                <w:szCs w:val="26"/>
+              </w:rPr>
+              <w:fldChar w:fldCharType="begin"/>
+            </w:r>
+            <w:r>
+              <w:rPr>
+                <w:rFonts w:ascii="Times New Roman" w:hAnsi="Times New Roman"/>
+                <w:noProof/>
+                <w:webHidden/>
+                <w:szCs w:val="26"/>
+              </w:rPr>
+              <w:instrText xml:space="preserve"> PAGEREF _Toc239539383 \h </w:instrText>
+            </w:r>
+            <w:r>
+              <w:rPr>
+                <w:rFonts w:ascii="Times New Roman" w:hAnsi="Times New Roman"/>
+                <w:noProof/>
+                <w:webHidden/>
+                <w:szCs w:val="26"/>
+              </w:rPr>
+            </w:r>
+            <w:r>
+              <w:rPr>
+                <w:rFonts w:ascii="Times New Roman" w:hAnsi="Times New Roman"/>
+                <w:noProof/>
+                <w:webHidden/>
+                <w:szCs w:val="26"/>
+              </w:rPr>
+              <w:fldChar w:fldCharType="separate"/>
+            </w:r>
+            <w:r>
+              <w:rPr>
+                <w:rFonts w:ascii="Times New Roman" w:hAnsi="Times New Roman"/>
+                <w:noProof/>
+                <w:webHidden/>
+                <w:szCs w:val="26"/>
+              </w:rPr>
+              <w:t>9</w:t>
+            </w:r>
+            <w:r>
+              <w:rPr>
+                <w:rFonts w:ascii="Times New Roman" w:hAnsi="Times New Roman"/>
+                <w:noProof/>
+                <w:webHidden/>
+                <w:szCs w:val="26"/>
+              </w:rPr>
+              <w:fldChar w:fldCharType="end"/>
+            </w:r>
+          </w:hyperlink>
+        </w:p>
+        <w:p>
+          <w:pPr>
+            <w:pStyle w:val="TOC3"/>
+            <w:spacing w:after="0"/>
+            <w:ind w:left="0"/>
+            <w:jc w:val="center"/>
+            <w:rPr>
+              <w:rFonts w:ascii="Times New Roman" w:eastAsiaTheme="minorEastAsia" w:hAnsi="Times New Roman"/>
+              <w:noProof/>
+              <w:szCs w:val="26"/>
+            </w:rPr>
+          </w:pPr>
+          <w:hyperlink w:anchor="_Toc239539384" w:history="1">
+            <w:r>
+              <w:rPr>
+                <w:rStyle w:val="Hyperlink"/>
+                <w:rFonts w:ascii="Times New Roman" w:hAnsi="Times New Roman"/>
+                <w:noProof/>
+                <w:szCs w:val="26"/>
+              </w:rPr>
+              <w:t>3.6.4. Sinh cảnh báo thời gian thực</w:t>
+            </w:r>
+            <w:r>
+              <w:rPr>
+                <w:rFonts w:ascii="Times New Roman" w:hAnsi="Times New Roman"/>
+                <w:noProof/>
+                <w:webHidden/>
+                <w:szCs w:val="26"/>
+              </w:rPr>
+              <w:tab/>
+            </w:r>
+            <w:r>
+              <w:rPr>
+                <w:rFonts w:ascii="Times New Roman" w:hAnsi="Times New Roman"/>
+                <w:noProof/>
+                <w:webHidden/>
+                <w:szCs w:val="26"/>
+              </w:rPr>
+              <w:fldChar w:fldCharType="begin"/>
+            </w:r>
+            <w:r>
+              <w:rPr>
+                <w:rFonts w:ascii="Times New Roman" w:hAnsi="Times New Roman"/>
+                <w:noProof/>
+                <w:webHidden/>
+                <w:szCs w:val="26"/>
+              </w:rPr>
+              <w:instrText xml:space="preserve"> PAGEREF _Toc239539384 \h </w:instrText>
+            </w:r>
+            <w:r>
+              <w:rPr>
+                <w:rFonts w:ascii="Times New Roman" w:hAnsi="Times New Roman"/>
+                <w:noProof/>
+                <w:webHidden/>
+                <w:szCs w:val="26"/>
+              </w:rPr>
+            </w:r>
+            <w:r>
+              <w:rPr>
+                <w:rFonts w:ascii="Times New Roman" w:hAnsi="Times New Roman"/>
+                <w:noProof/>
+                <w:webHidden/>
+                <w:szCs w:val="26"/>
+              </w:rPr>
+              <w:fldChar w:fldCharType="separate"/>
+            </w:r>
+            <w:r>
+              <w:rPr>
+                <w:rFonts w:ascii="Times New Roman" w:hAnsi="Times New Roman"/>
+                <w:noProof/>
+                <w:webHidden/>
+                <w:szCs w:val="26"/>
+              </w:rPr>
+              <w:t>9</w:t>
+            </w:r>
+            <w:r>
+              <w:rPr>
+                <w:rFonts w:ascii="Times New Roman" w:hAnsi="Times New Roman"/>
+                <w:noProof/>
+                <w:webHidden/>
+                <w:szCs w:val="26"/>
+              </w:rPr>
+              <w:fldChar w:fldCharType="end"/>
+            </w:r>
+          </w:hyperlink>
+        </w:p>
+        <w:p>
+          <w:pPr>
+            <w:pStyle w:val="TOC2"/>
+            <w:jc w:val="center"/>
+            <w:rPr>
+              <w:rFonts w:eastAsiaTheme="minorEastAsia"/>
+              <w:b w:val="0"/>
+              <w:bCs w:val="0"/>
+            </w:rPr>
+          </w:pPr>
+          <w:hyperlink w:anchor="_Toc239539385" w:history="1">
+            <w:r>
+              <w:rPr>
+                <w:rStyle w:val="Hyperlink"/>
+              </w:rPr>
+              <w:t>3.7. Xây dựng Dashboard giám sát</w:t>
+            </w:r>
+            <w:r>
+              <w:rPr>
+                <w:webHidden/>
+              </w:rPr>
+              <w:tab/>
+            </w:r>
+            <w:r>
+              <w:rPr>
+                <w:webHidden/>
+              </w:rPr>
+              <w:fldChar w:fldCharType="begin"/>
+            </w:r>
+            <w:r>
+              <w:rPr>
+                <w:webHidden/>
+              </w:rPr>
+              <w:instrText xml:space="preserve"> PAGEREF _Toc239539385 \h </w:instrText>
+            </w:r>
+            <w:r>
+              <w:rPr>
+                <w:webHidden/>
+              </w:rPr>
+            </w:r>
+            <w:r>
+              <w:rPr>
+                <w:webHidden/>
+              </w:rPr>
+              <w:fldChar w:fldCharType="separate"/>
+            </w:r>
+            <w:r>
+              <w:rPr>
+                <w:webHidden/>
+              </w:rPr>
+              <w:t>9</w:t>
+            </w:r>
+            <w:r>
+              <w:rPr>
+                <w:webHidden/>
+              </w:rPr>
+              <w:fldChar w:fldCharType="end"/>
+            </w:r>
+          </w:hyperlink>
+        </w:p>
+        <w:p>
+          <w:pPr>
+            <w:pStyle w:val="TOC3"/>
+            <w:spacing w:after="0"/>
+            <w:ind w:left="0"/>
+            <w:jc w:val="center"/>
+            <w:rPr>
+              <w:rFonts w:ascii="Times New Roman" w:eastAsiaTheme="minorEastAsia" w:hAnsi="Times New Roman"/>
+              <w:noProof/>
+              <w:szCs w:val="26"/>
+            </w:rPr>
+          </w:pPr>
+          <w:hyperlink w:anchor="_Toc239539386" w:history="1">
+            <w:r>
+              <w:rPr>
+                <w:rStyle w:val="Hyperlink"/>
+                <w:rFonts w:ascii="Times New Roman" w:hAnsi="Times New Roman"/>
+                <w:noProof/>
+                <w:szCs w:val="26"/>
+              </w:rPr>
+              <w:t>3.7.1. Hiển thị dữ liệu tiêu thụ</w:t>
+            </w:r>
+            <w:r>
+              <w:rPr>
+                <w:rFonts w:ascii="Times New Roman" w:hAnsi="Times New Roman"/>
+                <w:noProof/>
+                <w:webHidden/>
+                <w:szCs w:val="26"/>
+              </w:rPr>
+              <w:tab/>
+            </w:r>
+            <w:r>
+              <w:rPr>
+                <w:rFonts w:ascii="Times New Roman" w:hAnsi="Times New Roman"/>
+                <w:noProof/>
+                <w:webHidden/>
+                <w:szCs w:val="26"/>
+              </w:rPr>
+              <w:fldChar w:fldCharType="begin"/>
+            </w:r>
+            <w:r>
+              <w:rPr>
+                <w:rFonts w:ascii="Times New Roman" w:hAnsi="Times New Roman"/>
+                <w:noProof/>
+                <w:webHidden/>
+                <w:szCs w:val="26"/>
+              </w:rPr>
+              <w:instrText xml:space="preserve"> PAGEREF _Toc239539386 \h </w:instrText>
+            </w:r>
+            <w:r>
+              <w:rPr>
+                <w:rFonts w:ascii="Times New Roman" w:hAnsi="Times New Roman"/>
+                <w:noProof/>
+                <w:webHidden/>
+                <w:szCs w:val="26"/>
+              </w:rPr>
+            </w:r>
+            <w:r>
+              <w:rPr>
+                <w:rFonts w:ascii="Times New Roman" w:hAnsi="Times New Roman"/>
+                <w:noProof/>
+                <w:webHidden/>
+                <w:szCs w:val="26"/>
+              </w:rPr>
+              <w:fldChar w:fldCharType="separate"/>
+            </w:r>
+            <w:r>
+              <w:rPr>
+                <w:rFonts w:ascii="Times New Roman" w:hAnsi="Times New Roman"/>
+                <w:noProof/>
+                <w:webHidden/>
+                <w:szCs w:val="26"/>
+              </w:rPr>
+              <w:t>9</w:t>
+            </w:r>
+            <w:r>
+              <w:rPr>
+                <w:rFonts w:ascii="Times New Roman" w:hAnsi="Times New Roman"/>
+                <w:noProof/>
+                <w:webHidden/>
+                <w:szCs w:val="26"/>
+              </w:rPr>
+              <w:fldChar w:fldCharType="end"/>
+            </w:r>
+          </w:hyperlink>
+        </w:p>
+        <w:p>
+          <w:pPr>
+            <w:pStyle w:val="TOC3"/>
+            <w:spacing w:after="0"/>
+            <w:ind w:left="0"/>
+            <w:jc w:val="center"/>
+            <w:rPr>
+              <w:rFonts w:ascii="Times New Roman" w:eastAsiaTheme="minorEastAsia" w:hAnsi="Times New Roman"/>
+              <w:noProof/>
+              <w:szCs w:val="26"/>
+            </w:rPr>
+          </w:pPr>
+          <w:hyperlink w:anchor="_Toc239539387" w:history="1">
+            <w:r>
+              <w:rPr>
+                <w:rStyle w:val="Hyperlink"/>
+                <w:rFonts w:ascii="Times New Roman" w:hAnsi="Times New Roman"/>
+                <w:noProof/>
+                <w:szCs w:val="26"/>
+              </w:rPr>
+              <w:t>3.7.2. Hiển thị kết quả dự báo</w:t>
+            </w:r>
+            <w:r>
+              <w:rPr>
+                <w:rFonts w:ascii="Times New Roman" w:hAnsi="Times New Roman"/>
+                <w:noProof/>
+                <w:webHidden/>
+                <w:szCs w:val="26"/>
+              </w:rPr>
+              <w:tab/>
+            </w:r>
+            <w:r>
+              <w:rPr>
+                <w:rFonts w:ascii="Times New Roman" w:hAnsi="Times New Roman"/>
+                <w:noProof/>
+                <w:webHidden/>
+                <w:szCs w:val="26"/>
+              </w:rPr>
+              <w:fldChar w:fldCharType="begin"/>
+            </w:r>
+            <w:r>
+              <w:rPr>
+                <w:rFonts w:ascii="Times New Roman" w:hAnsi="Times New Roman"/>
+                <w:noProof/>
+                <w:webHidden/>
+                <w:szCs w:val="26"/>
+              </w:rPr>
+              <w:instrText xml:space="preserve"> PAGEREF _Toc239539387 \h </w:instrText>
+            </w:r>
+            <w:r>
+              <w:rPr>
+                <w:rFonts w:ascii="Times New Roman" w:hAnsi="Times New Roman"/>
+                <w:noProof/>
+                <w:webHidden/>
+                <w:szCs w:val="26"/>
+              </w:rPr>
+            </w:r>
+            <w:r>
+              <w:rPr>
+                <w:rFonts w:ascii="Times New Roman" w:hAnsi="Times New Roman"/>
+                <w:noProof/>
+                <w:webHidden/>
+                <w:szCs w:val="26"/>
+              </w:rPr>
+              <w:fldChar w:fldCharType="separate"/>
+            </w:r>
+            <w:r>
+              <w:rPr>
+                <w:rFonts w:ascii="Times New Roman" w:hAnsi="Times New Roman"/>
+                <w:noProof/>
+                <w:webHidden/>
+                <w:szCs w:val="26"/>
+              </w:rPr>
+              <w:t>9</w:t>
+            </w:r>
+            <w:r>
+              <w:rPr>
+                <w:rFonts w:ascii="Times New Roman" w:hAnsi="Times New Roman"/>
+                <w:noProof/>
+                <w:webHidden/>
+                <w:szCs w:val="26"/>
+              </w:rPr>
+              <w:fldChar w:fldCharType="end"/>
+            </w:r>
+          </w:hyperlink>
+        </w:p>
+        <w:p>
+          <w:pPr>
+            <w:pStyle w:val="TOC3"/>
+            <w:spacing w:after="0"/>
+            <w:ind w:left="0"/>
+            <w:jc w:val="center"/>
+            <w:rPr>
+              <w:rFonts w:ascii="Times New Roman" w:eastAsiaTheme="minorEastAsia" w:hAnsi="Times New Roman"/>
+              <w:noProof/>
+              <w:szCs w:val="26"/>
+            </w:rPr>
+          </w:pPr>
+          <w:hyperlink w:anchor="_Toc239539388" w:history="1">
+            <w:r>
+              <w:rPr>
+                <w:rStyle w:val="Hyperlink"/>
+                <w:rFonts w:ascii="Times New Roman" w:hAnsi="Times New Roman"/>
+                <w:noProof/>
+                <w:szCs w:val="26"/>
+              </w:rPr>
+              <w:t>3.7.3. Hiển thị cảnh báo bất thường</w:t>
+            </w:r>
+            <w:r>
+              <w:rPr>
+                <w:rFonts w:ascii="Times New Roman" w:hAnsi="Times New Roman"/>
+                <w:noProof/>
+                <w:webHidden/>
+                <w:szCs w:val="26"/>
+              </w:rPr>
+              <w:tab/>
+            </w:r>
+            <w:r>
+              <w:rPr>
+                <w:rFonts w:ascii="Times New Roman" w:hAnsi="Times New Roman"/>
+                <w:noProof/>
+                <w:webHidden/>
+                <w:szCs w:val="26"/>
+              </w:rPr>
+              <w:fldChar w:fldCharType="begin"/>
+            </w:r>
+            <w:r>
+              <w:rPr>
+                <w:rFonts w:ascii="Times New Roman" w:hAnsi="Times New Roman"/>
+                <w:noProof/>
+                <w:webHidden/>
+                <w:szCs w:val="26"/>
+              </w:rPr>
+              <w:instrText xml:space="preserve"> PAGEREF _Toc239539388 \h </w:instrText>
+            </w:r>
+            <w:r>
+              <w:rPr>
+                <w:rFonts w:ascii="Times New Roman" w:hAnsi="Times New Roman"/>
+                <w:noProof/>
+                <w:webHidden/>
+                <w:szCs w:val="26"/>
+              </w:rPr>
+            </w:r>
+            <w:r>
+              <w:rPr>
+                <w:rFonts w:ascii="Times New Roman" w:hAnsi="Times New Roman"/>
+                <w:noProof/>
+                <w:webHidden/>
+                <w:szCs w:val="26"/>
+              </w:rPr>
+              <w:fldChar w:fldCharType="separate"/>
+            </w:r>
+            <w:r>
+              <w:rPr>
+                <w:rFonts w:ascii="Times New Roman" w:hAnsi="Times New Roman"/>
+                <w:noProof/>
+                <w:webHidden/>
+                <w:szCs w:val="26"/>
+              </w:rPr>
+              <w:t>9</w:t>
+            </w:r>
+            <w:r>
+              <w:rPr>
+                <w:rFonts w:ascii="Times New Roman" w:hAnsi="Times New Roman"/>
+                <w:noProof/>
+                <w:webHidden/>
+                <w:szCs w:val="26"/>
+              </w:rPr>
+              <w:fldChar w:fldCharType="end"/>
+            </w:r>
+          </w:hyperlink>
+        </w:p>
+        <w:p>
+          <w:pPr>
+            <w:pStyle w:val="TOC2"/>
+            <w:jc w:val="center"/>
+            <w:rPr>
+              <w:rFonts w:eastAsiaTheme="minorEastAsia"/>
+              <w:b w:val="0"/>
+              <w:bCs w:val="0"/>
+            </w:rPr>
+          </w:pPr>
+          <w:hyperlink w:anchor="_Toc239539389" w:history="1">
+            <w:r>
+              <w:rPr>
+                <w:rStyle w:val="Hyperlink"/>
+              </w:rPr>
+              <w:t>3.8. Kiểm thử và đánh giá hệ thống</w:t>
+            </w:r>
+            <w:r>
+              <w:rPr>
+                <w:webHidden/>
+              </w:rPr>
+              <w:tab/>
+            </w:r>
+            <w:r>
+              <w:rPr>
+                <w:webHidden/>
+              </w:rPr>
+              <w:fldChar w:fldCharType="begin"/>
+            </w:r>
+            <w:r>
+              <w:rPr>
+                <w:webHidden/>
+              </w:rPr>
+              <w:instrText xml:space="preserve"> PAGEREF _Toc239539389 \h </w:instrText>
+            </w:r>
+            <w:r>
+              <w:rPr>
+                <w:webHidden/>
+              </w:rPr>
+            </w:r>
+            <w:r>
+              <w:rPr>
+                <w:webHidden/>
+              </w:rPr>
+              <w:fldChar w:fldCharType="separate"/>
+            </w:r>
+            <w:r>
+              <w:rPr>
+                <w:webHidden/>
+              </w:rPr>
+              <w:t>9</w:t>
+            </w:r>
+            <w:r>
+              <w:rPr>
                 <w:webHidden/>
               </w:rPr>
               <w:fldChar w:fldCharType="end"/>
@@ -6007,21 +8680,20 @@
         <w:p>
           <w:pPr>
             <w:pStyle w:val="TOC1"/>
+            <w:jc w:val="center"/>
             <w:rPr>
               <w:rFonts w:eastAsiaTheme="minorEastAsia"/>
               <w:b w:val="0"/>
               <w:bCs w:val="0"/>
-              <w:sz w:val="22"/>
-              <w:szCs w:val="22"/>
               <w:lang w:val="en-US"/>
             </w:rPr>
           </w:pPr>
-          <w:hyperlink w:anchor="_Toc239539357" w:history="1">
+          <w:hyperlink w:anchor="_Toc239539390" w:history="1">
             <w:r>
               <w:rPr>
                 <w:rStyle w:val="Hyperlink"/>
               </w:rPr>
-              <w:t>CHUƠNG 3: PHÂN TÍCH, THIẾT KẾ VÀ XÂY DỰNG HỆ THỐNG</w:t>
+              <w:t>KẾT LUẬN</w:t>
             </w:r>
             <w:r>
               <w:rPr>
@@ -6039,2319 +8711,7 @@
               <w:rPr>
                 <w:webHidden/>
               </w:rPr>
-              <w:instrText xml:space="preserve"> PAGEREF _Toc239539357 \h </w:instrText>
-            </w:r>
-            <w:r>
-              <w:rPr>
-                <w:webHidden/>
-              </w:rPr>
-            </w:r>
-            <w:r>
-              <w:rPr>
-                <w:webHidden/>
-              </w:rPr>
-              <w:fldChar w:fldCharType="separate"/>
-            </w:r>
-            <w:r>
-              <w:rPr>
-                <w:webHidden/>
-              </w:rPr>
-              <w:t>8</w:t>
-            </w:r>
-            <w:r>
-              <w:rPr>
-                <w:webHidden/>
-              </w:rPr>
-              <w:fldChar w:fldCharType="end"/>
-            </w:r>
-          </w:hyperlink>
-        </w:p>
-        <w:p>
-          <w:pPr>
-            <w:pStyle w:val="TOC2"/>
-            <w:rPr>
-              <w:rFonts w:eastAsiaTheme="minorEastAsia"/>
-              <w:b w:val="0"/>
-              <w:bCs w:val="0"/>
-              <w:sz w:val="22"/>
-              <w:szCs w:val="22"/>
-            </w:rPr>
-          </w:pPr>
-          <w:hyperlink w:anchor="_Toc239539358" w:history="1">
-            <w:r>
-              <w:rPr>
-                <w:rStyle w:val="Hyperlink"/>
-              </w:rPr>
-              <w:t>3.1. Phân tích yêu cầu và kiến trúc tổng thể hệ thống</w:t>
-            </w:r>
-            <w:r>
-              <w:rPr>
-                <w:webHidden/>
-              </w:rPr>
-              <w:tab/>
-            </w:r>
-            <w:r>
-              <w:rPr>
-                <w:webHidden/>
-              </w:rPr>
-              <w:fldChar w:fldCharType="begin"/>
-            </w:r>
-            <w:r>
-              <w:rPr>
-                <w:webHidden/>
-              </w:rPr>
-              <w:instrText xml:space="preserve"> PAGEREF _Toc239539358 \h </w:instrText>
-            </w:r>
-            <w:r>
-              <w:rPr>
-                <w:webHidden/>
-              </w:rPr>
-            </w:r>
-            <w:r>
-              <w:rPr>
-                <w:webHidden/>
-              </w:rPr>
-              <w:fldChar w:fldCharType="separate"/>
-            </w:r>
-            <w:r>
-              <w:rPr>
-                <w:webHidden/>
-              </w:rPr>
-              <w:t>8</w:t>
-            </w:r>
-            <w:r>
-              <w:rPr>
-                <w:webHidden/>
-              </w:rPr>
-              <w:fldChar w:fldCharType="end"/>
-            </w:r>
-          </w:hyperlink>
-        </w:p>
-        <w:p>
-          <w:pPr>
-            <w:pStyle w:val="TOC3"/>
-            <w:rPr>
-              <w:rFonts w:ascii="Times New Roman" w:eastAsiaTheme="minorEastAsia" w:hAnsi="Times New Roman"/>
-              <w:noProof/>
-              <w:sz w:val="22"/>
-              <w:szCs w:val="22"/>
-            </w:rPr>
-          </w:pPr>
-          <w:hyperlink w:anchor="_Toc239539359" w:history="1">
-            <w:r>
-              <w:rPr>
-                <w:rStyle w:val="Hyperlink"/>
-                <w:rFonts w:ascii="Times New Roman" w:hAnsi="Times New Roman"/>
-                <w:noProof/>
-              </w:rPr>
-              <w:t>3.1.1. Yêu cầu chức năng và phi chức năng</w:t>
-            </w:r>
-            <w:r>
-              <w:rPr>
-                <w:rFonts w:ascii="Times New Roman" w:hAnsi="Times New Roman"/>
-                <w:noProof/>
-                <w:webHidden/>
-              </w:rPr>
-              <w:tab/>
-            </w:r>
-            <w:r>
-              <w:rPr>
-                <w:rFonts w:ascii="Times New Roman" w:hAnsi="Times New Roman"/>
-                <w:noProof/>
-                <w:webHidden/>
-              </w:rPr>
-              <w:fldChar w:fldCharType="begin"/>
-            </w:r>
-            <w:r>
-              <w:rPr>
-                <w:rFonts w:ascii="Times New Roman" w:hAnsi="Times New Roman"/>
-                <w:noProof/>
-                <w:webHidden/>
-              </w:rPr>
-              <w:instrText xml:space="preserve"> PAGEREF _Toc239539359 \h </w:instrText>
-            </w:r>
-            <w:r>
-              <w:rPr>
-                <w:rFonts w:ascii="Times New Roman" w:hAnsi="Times New Roman"/>
-                <w:noProof/>
-                <w:webHidden/>
-              </w:rPr>
-            </w:r>
-            <w:r>
-              <w:rPr>
-                <w:rFonts w:ascii="Times New Roman" w:hAnsi="Times New Roman"/>
-                <w:noProof/>
-                <w:webHidden/>
-              </w:rPr>
-              <w:fldChar w:fldCharType="separate"/>
-            </w:r>
-            <w:r>
-              <w:rPr>
-                <w:rFonts w:ascii="Times New Roman" w:hAnsi="Times New Roman"/>
-                <w:noProof/>
-                <w:webHidden/>
-              </w:rPr>
-              <w:t>8</w:t>
-            </w:r>
-            <w:r>
-              <w:rPr>
-                <w:rFonts w:ascii="Times New Roman" w:hAnsi="Times New Roman"/>
-                <w:noProof/>
-                <w:webHidden/>
-              </w:rPr>
-              <w:fldChar w:fldCharType="end"/>
-            </w:r>
-          </w:hyperlink>
-        </w:p>
-        <w:p>
-          <w:pPr>
-            <w:pStyle w:val="TOC3"/>
-            <w:rPr>
-              <w:rFonts w:ascii="Times New Roman" w:eastAsiaTheme="minorEastAsia" w:hAnsi="Times New Roman"/>
-              <w:noProof/>
-              <w:sz w:val="22"/>
-              <w:szCs w:val="22"/>
-            </w:rPr>
-          </w:pPr>
-          <w:hyperlink w:anchor="_Toc239539360" w:history="1">
-            <w:r>
-              <w:rPr>
-                <w:rStyle w:val="Hyperlink"/>
-                <w:rFonts w:ascii="Times New Roman" w:hAnsi="Times New Roman"/>
-                <w:noProof/>
-              </w:rPr>
-              <w:t>3.1.2. Kiến trúc tổng thể</w:t>
-            </w:r>
-            <w:r>
-              <w:rPr>
-                <w:rFonts w:ascii="Times New Roman" w:hAnsi="Times New Roman"/>
-                <w:noProof/>
-                <w:webHidden/>
-              </w:rPr>
-              <w:tab/>
-            </w:r>
-            <w:r>
-              <w:rPr>
-                <w:rFonts w:ascii="Times New Roman" w:hAnsi="Times New Roman"/>
-                <w:noProof/>
-                <w:webHidden/>
-              </w:rPr>
-              <w:fldChar w:fldCharType="begin"/>
-            </w:r>
-            <w:r>
-              <w:rPr>
-                <w:rFonts w:ascii="Times New Roman" w:hAnsi="Times New Roman"/>
-                <w:noProof/>
-                <w:webHidden/>
-              </w:rPr>
-              <w:instrText xml:space="preserve"> PAGEREF _Toc239539360 \h </w:instrText>
-            </w:r>
-            <w:r>
-              <w:rPr>
-                <w:rFonts w:ascii="Times New Roman" w:hAnsi="Times New Roman"/>
-                <w:noProof/>
-                <w:webHidden/>
-              </w:rPr>
-            </w:r>
-            <w:r>
-              <w:rPr>
-                <w:rFonts w:ascii="Times New Roman" w:hAnsi="Times New Roman"/>
-                <w:noProof/>
-                <w:webHidden/>
-              </w:rPr>
-              <w:fldChar w:fldCharType="separate"/>
-            </w:r>
-            <w:r>
-              <w:rPr>
-                <w:rFonts w:ascii="Times New Roman" w:hAnsi="Times New Roman"/>
-                <w:noProof/>
-                <w:webHidden/>
-              </w:rPr>
-              <w:t>8</w:t>
-            </w:r>
-            <w:r>
-              <w:rPr>
-                <w:rFonts w:ascii="Times New Roman" w:hAnsi="Times New Roman"/>
-                <w:noProof/>
-                <w:webHidden/>
-              </w:rPr>
-              <w:fldChar w:fldCharType="end"/>
-            </w:r>
-          </w:hyperlink>
-        </w:p>
-        <w:p>
-          <w:pPr>
-            <w:pStyle w:val="TOC3"/>
-            <w:rPr>
-              <w:rFonts w:ascii="Times New Roman" w:eastAsiaTheme="minorEastAsia" w:hAnsi="Times New Roman"/>
-              <w:noProof/>
-              <w:sz w:val="22"/>
-              <w:szCs w:val="22"/>
-            </w:rPr>
-          </w:pPr>
-          <w:hyperlink w:anchor="_Toc239539361" w:history="1">
-            <w:r>
-              <w:rPr>
-                <w:rStyle w:val="Hyperlink"/>
-                <w:rFonts w:ascii="Times New Roman" w:hAnsi="Times New Roman"/>
-                <w:noProof/>
-              </w:rPr>
-              <w:t>3.1.3. Luồng dữ liệu trong hệ thống</w:t>
-            </w:r>
-            <w:r>
-              <w:rPr>
-                <w:rFonts w:ascii="Times New Roman" w:hAnsi="Times New Roman"/>
-                <w:noProof/>
-                <w:webHidden/>
-              </w:rPr>
-              <w:tab/>
-            </w:r>
-            <w:r>
-              <w:rPr>
-                <w:rFonts w:ascii="Times New Roman" w:hAnsi="Times New Roman"/>
-                <w:noProof/>
-                <w:webHidden/>
-              </w:rPr>
-              <w:fldChar w:fldCharType="begin"/>
-            </w:r>
-            <w:r>
-              <w:rPr>
-                <w:rFonts w:ascii="Times New Roman" w:hAnsi="Times New Roman"/>
-                <w:noProof/>
-                <w:webHidden/>
-              </w:rPr>
-              <w:instrText xml:space="preserve"> PAGEREF _Toc239539361 \h </w:instrText>
-            </w:r>
-            <w:r>
-              <w:rPr>
-                <w:rFonts w:ascii="Times New Roman" w:hAnsi="Times New Roman"/>
-                <w:noProof/>
-                <w:webHidden/>
-              </w:rPr>
-            </w:r>
-            <w:r>
-              <w:rPr>
-                <w:rFonts w:ascii="Times New Roman" w:hAnsi="Times New Roman"/>
-                <w:noProof/>
-                <w:webHidden/>
-              </w:rPr>
-              <w:fldChar w:fldCharType="separate"/>
-            </w:r>
-            <w:r>
-              <w:rPr>
-                <w:rFonts w:ascii="Times New Roman" w:hAnsi="Times New Roman"/>
-                <w:noProof/>
-                <w:webHidden/>
-              </w:rPr>
-              <w:t>8</w:t>
-            </w:r>
-            <w:r>
-              <w:rPr>
-                <w:rFonts w:ascii="Times New Roman" w:hAnsi="Times New Roman"/>
-                <w:noProof/>
-                <w:webHidden/>
-              </w:rPr>
-              <w:fldChar w:fldCharType="end"/>
-            </w:r>
-          </w:hyperlink>
-        </w:p>
-        <w:p>
-          <w:pPr>
-            <w:pStyle w:val="TOC2"/>
-            <w:rPr>
-              <w:rFonts w:eastAsiaTheme="minorEastAsia"/>
-              <w:b w:val="0"/>
-              <w:bCs w:val="0"/>
-              <w:sz w:val="22"/>
-              <w:szCs w:val="22"/>
-            </w:rPr>
-          </w:pPr>
-          <w:hyperlink w:anchor="_Toc239539362" w:history="1">
-            <w:r>
-              <w:rPr>
-                <w:rStyle w:val="Hyperlink"/>
-              </w:rPr>
-              <w:t>3.2. Chuẩn bị và mô phỏng dữ liệu thời gian thực</w:t>
-            </w:r>
-            <w:r>
-              <w:rPr>
-                <w:webHidden/>
-              </w:rPr>
-              <w:tab/>
-            </w:r>
-            <w:r>
-              <w:rPr>
-                <w:webHidden/>
-              </w:rPr>
-              <w:fldChar w:fldCharType="begin"/>
-            </w:r>
-            <w:r>
-              <w:rPr>
-                <w:webHidden/>
-              </w:rPr>
-              <w:instrText xml:space="preserve"> PAGEREF _Toc239539362 \h </w:instrText>
-            </w:r>
-            <w:r>
-              <w:rPr>
-                <w:webHidden/>
-              </w:rPr>
-            </w:r>
-            <w:r>
-              <w:rPr>
-                <w:webHidden/>
-              </w:rPr>
-              <w:fldChar w:fldCharType="separate"/>
-            </w:r>
-            <w:r>
-              <w:rPr>
-                <w:webHidden/>
-              </w:rPr>
-              <w:t>8</w:t>
-            </w:r>
-            <w:r>
-              <w:rPr>
-                <w:webHidden/>
-              </w:rPr>
-              <w:fldChar w:fldCharType="end"/>
-            </w:r>
-          </w:hyperlink>
-        </w:p>
-        <w:p>
-          <w:pPr>
-            <w:pStyle w:val="TOC3"/>
-            <w:rPr>
-              <w:rFonts w:ascii="Times New Roman" w:eastAsiaTheme="minorEastAsia" w:hAnsi="Times New Roman"/>
-              <w:noProof/>
-              <w:sz w:val="22"/>
-              <w:szCs w:val="22"/>
-            </w:rPr>
-          </w:pPr>
-          <w:hyperlink w:anchor="_Toc239539363" w:history="1">
-            <w:r>
-              <w:rPr>
-                <w:rStyle w:val="Hyperlink"/>
-                <w:rFonts w:ascii="Times New Roman" w:hAnsi="Times New Roman"/>
-                <w:noProof/>
-              </w:rPr>
-              <w:t>3.2.1. Lựa chọn và tiền xử lý dữ liệu BDG2</w:t>
-            </w:r>
-            <w:r>
-              <w:rPr>
-                <w:rFonts w:ascii="Times New Roman" w:hAnsi="Times New Roman"/>
-                <w:noProof/>
-                <w:webHidden/>
-              </w:rPr>
-              <w:tab/>
-            </w:r>
-            <w:r>
-              <w:rPr>
-                <w:rFonts w:ascii="Times New Roman" w:hAnsi="Times New Roman"/>
-                <w:noProof/>
-                <w:webHidden/>
-              </w:rPr>
-              <w:fldChar w:fldCharType="begin"/>
-            </w:r>
-            <w:r>
-              <w:rPr>
-                <w:rFonts w:ascii="Times New Roman" w:hAnsi="Times New Roman"/>
-                <w:noProof/>
-                <w:webHidden/>
-              </w:rPr>
-              <w:instrText xml:space="preserve"> PAGEREF _Toc239539363 \h </w:instrText>
-            </w:r>
-            <w:r>
-              <w:rPr>
-                <w:rFonts w:ascii="Times New Roman" w:hAnsi="Times New Roman"/>
-                <w:noProof/>
-                <w:webHidden/>
-              </w:rPr>
-            </w:r>
-            <w:r>
-              <w:rPr>
-                <w:rFonts w:ascii="Times New Roman" w:hAnsi="Times New Roman"/>
-                <w:noProof/>
-                <w:webHidden/>
-              </w:rPr>
-              <w:fldChar w:fldCharType="separate"/>
-            </w:r>
-            <w:r>
-              <w:rPr>
-                <w:rFonts w:ascii="Times New Roman" w:hAnsi="Times New Roman"/>
-                <w:noProof/>
-                <w:webHidden/>
-              </w:rPr>
-              <w:t>8</w:t>
-            </w:r>
-            <w:r>
-              <w:rPr>
-                <w:rFonts w:ascii="Times New Roman" w:hAnsi="Times New Roman"/>
-                <w:noProof/>
-                <w:webHidden/>
-              </w:rPr>
-              <w:fldChar w:fldCharType="end"/>
-            </w:r>
-          </w:hyperlink>
-        </w:p>
-        <w:p>
-          <w:pPr>
-            <w:pStyle w:val="TOC3"/>
-            <w:rPr>
-              <w:rFonts w:ascii="Times New Roman" w:eastAsiaTheme="minorEastAsia" w:hAnsi="Times New Roman"/>
-              <w:noProof/>
-              <w:sz w:val="22"/>
-              <w:szCs w:val="22"/>
-            </w:rPr>
-          </w:pPr>
-          <w:hyperlink w:anchor="_Toc239539364" w:history="1">
-            <w:r>
-              <w:rPr>
-                <w:rStyle w:val="Hyperlink"/>
-                <w:rFonts w:ascii="Times New Roman" w:hAnsi="Times New Roman"/>
-                <w:noProof/>
-              </w:rPr>
-              <w:t>3.2.2. Xây dựng Python Producer</w:t>
-            </w:r>
-            <w:r>
-              <w:rPr>
-                <w:rFonts w:ascii="Times New Roman" w:hAnsi="Times New Roman"/>
-                <w:noProof/>
-                <w:webHidden/>
-              </w:rPr>
-              <w:tab/>
-            </w:r>
-            <w:r>
-              <w:rPr>
-                <w:rFonts w:ascii="Times New Roman" w:hAnsi="Times New Roman"/>
-                <w:noProof/>
-                <w:webHidden/>
-              </w:rPr>
-              <w:fldChar w:fldCharType="begin"/>
-            </w:r>
-            <w:r>
-              <w:rPr>
-                <w:rFonts w:ascii="Times New Roman" w:hAnsi="Times New Roman"/>
-                <w:noProof/>
-                <w:webHidden/>
-              </w:rPr>
-              <w:instrText xml:space="preserve"> PAGEREF _Toc239539364 \h </w:instrText>
-            </w:r>
-            <w:r>
-              <w:rPr>
-                <w:rFonts w:ascii="Times New Roman" w:hAnsi="Times New Roman"/>
-                <w:noProof/>
-                <w:webHidden/>
-              </w:rPr>
-            </w:r>
-            <w:r>
-              <w:rPr>
-                <w:rFonts w:ascii="Times New Roman" w:hAnsi="Times New Roman"/>
-                <w:noProof/>
-                <w:webHidden/>
-              </w:rPr>
-              <w:fldChar w:fldCharType="separate"/>
-            </w:r>
-            <w:r>
-              <w:rPr>
-                <w:rFonts w:ascii="Times New Roman" w:hAnsi="Times New Roman"/>
-                <w:noProof/>
-                <w:webHidden/>
-              </w:rPr>
-              <w:t>8</w:t>
-            </w:r>
-            <w:r>
-              <w:rPr>
-                <w:rFonts w:ascii="Times New Roman" w:hAnsi="Times New Roman"/>
-                <w:noProof/>
-                <w:webHidden/>
-              </w:rPr>
-              <w:fldChar w:fldCharType="end"/>
-            </w:r>
-          </w:hyperlink>
-        </w:p>
-        <w:p>
-          <w:pPr>
-            <w:pStyle w:val="TOC3"/>
-            <w:rPr>
-              <w:rFonts w:ascii="Times New Roman" w:eastAsiaTheme="minorEastAsia" w:hAnsi="Times New Roman"/>
-              <w:noProof/>
-              <w:sz w:val="22"/>
-              <w:szCs w:val="22"/>
-            </w:rPr>
-          </w:pPr>
-          <w:hyperlink w:anchor="_Toc239539365" w:history="1">
-            <w:r>
-              <w:rPr>
-                <w:rStyle w:val="Hyperlink"/>
-                <w:rFonts w:ascii="Times New Roman" w:hAnsi="Times New Roman"/>
-                <w:noProof/>
-              </w:rPr>
-              <w:t>3.2.3. Định dạng và cơ chế phát dữ liệu</w:t>
-            </w:r>
-            <w:r>
-              <w:rPr>
-                <w:rFonts w:ascii="Times New Roman" w:hAnsi="Times New Roman"/>
-                <w:noProof/>
-                <w:webHidden/>
-              </w:rPr>
-              <w:tab/>
-            </w:r>
-            <w:r>
-              <w:rPr>
-                <w:rFonts w:ascii="Times New Roman" w:hAnsi="Times New Roman"/>
-                <w:noProof/>
-                <w:webHidden/>
-              </w:rPr>
-              <w:fldChar w:fldCharType="begin"/>
-            </w:r>
-            <w:r>
-              <w:rPr>
-                <w:rFonts w:ascii="Times New Roman" w:hAnsi="Times New Roman"/>
-                <w:noProof/>
-                <w:webHidden/>
-              </w:rPr>
-              <w:instrText xml:space="preserve"> PAGEREF _Toc239539365 \h </w:instrText>
-            </w:r>
-            <w:r>
-              <w:rPr>
-                <w:rFonts w:ascii="Times New Roman" w:hAnsi="Times New Roman"/>
-                <w:noProof/>
-                <w:webHidden/>
-              </w:rPr>
-            </w:r>
-            <w:r>
-              <w:rPr>
-                <w:rFonts w:ascii="Times New Roman" w:hAnsi="Times New Roman"/>
-                <w:noProof/>
-                <w:webHidden/>
-              </w:rPr>
-              <w:fldChar w:fldCharType="separate"/>
-            </w:r>
-            <w:r>
-              <w:rPr>
-                <w:rFonts w:ascii="Times New Roman" w:hAnsi="Times New Roman"/>
-                <w:noProof/>
-                <w:webHidden/>
-              </w:rPr>
-              <w:t>8</w:t>
-            </w:r>
-            <w:r>
-              <w:rPr>
-                <w:rFonts w:ascii="Times New Roman" w:hAnsi="Times New Roman"/>
-                <w:noProof/>
-                <w:webHidden/>
-              </w:rPr>
-              <w:fldChar w:fldCharType="end"/>
-            </w:r>
-          </w:hyperlink>
-        </w:p>
-        <w:p>
-          <w:pPr>
-            <w:pStyle w:val="TOC2"/>
-            <w:rPr>
-              <w:rFonts w:eastAsiaTheme="minorEastAsia"/>
-              <w:b w:val="0"/>
-              <w:bCs w:val="0"/>
-              <w:sz w:val="22"/>
-              <w:szCs w:val="22"/>
-            </w:rPr>
-          </w:pPr>
-          <w:hyperlink w:anchor="_Toc239539366" w:history="1">
-            <w:r>
-              <w:rPr>
-                <w:rStyle w:val="Hyperlink"/>
-              </w:rPr>
-              <w:t>3.3. Xây dựng luồng xử lý dữ liệu thời gian thực</w:t>
-            </w:r>
-            <w:r>
-              <w:rPr>
-                <w:webHidden/>
-              </w:rPr>
-              <w:tab/>
-            </w:r>
-            <w:r>
-              <w:rPr>
-                <w:webHidden/>
-              </w:rPr>
-              <w:fldChar w:fldCharType="begin"/>
-            </w:r>
-            <w:r>
-              <w:rPr>
-                <w:webHidden/>
-              </w:rPr>
-              <w:instrText xml:space="preserve"> PAGEREF _Toc239539366 \h </w:instrText>
-            </w:r>
-            <w:r>
-              <w:rPr>
-                <w:webHidden/>
-              </w:rPr>
-            </w:r>
-            <w:r>
-              <w:rPr>
-                <w:webHidden/>
-              </w:rPr>
-              <w:fldChar w:fldCharType="separate"/>
-            </w:r>
-            <w:r>
-              <w:rPr>
-                <w:webHidden/>
-              </w:rPr>
-              <w:t>8</w:t>
-            </w:r>
-            <w:r>
-              <w:rPr>
-                <w:webHidden/>
-              </w:rPr>
-              <w:fldChar w:fldCharType="end"/>
-            </w:r>
-          </w:hyperlink>
-        </w:p>
-        <w:p>
-          <w:pPr>
-            <w:pStyle w:val="TOC3"/>
-            <w:rPr>
-              <w:rFonts w:ascii="Times New Roman" w:eastAsiaTheme="minorEastAsia" w:hAnsi="Times New Roman"/>
-              <w:noProof/>
-              <w:sz w:val="22"/>
-              <w:szCs w:val="22"/>
-            </w:rPr>
-          </w:pPr>
-          <w:hyperlink w:anchor="_Toc239539367" w:history="1">
-            <w:r>
-              <w:rPr>
-                <w:rStyle w:val="Hyperlink"/>
-                <w:rFonts w:ascii="Times New Roman" w:hAnsi="Times New Roman"/>
-                <w:noProof/>
-              </w:rPr>
-              <w:t>3.3.1. Cấu hình Apache Kafka</w:t>
-            </w:r>
-            <w:r>
-              <w:rPr>
-                <w:rFonts w:ascii="Times New Roman" w:hAnsi="Times New Roman"/>
-                <w:noProof/>
-                <w:webHidden/>
-              </w:rPr>
-              <w:tab/>
-            </w:r>
-            <w:r>
-              <w:rPr>
-                <w:rFonts w:ascii="Times New Roman" w:hAnsi="Times New Roman"/>
-                <w:noProof/>
-                <w:webHidden/>
-              </w:rPr>
-              <w:fldChar w:fldCharType="begin"/>
-            </w:r>
-            <w:r>
-              <w:rPr>
-                <w:rFonts w:ascii="Times New Roman" w:hAnsi="Times New Roman"/>
-                <w:noProof/>
-                <w:webHidden/>
-              </w:rPr>
-              <w:instrText xml:space="preserve"> PAGEREF _Toc239539367 \h </w:instrText>
-            </w:r>
-            <w:r>
-              <w:rPr>
-                <w:rFonts w:ascii="Times New Roman" w:hAnsi="Times New Roman"/>
-                <w:noProof/>
-                <w:webHidden/>
-              </w:rPr>
-            </w:r>
-            <w:r>
-              <w:rPr>
-                <w:rFonts w:ascii="Times New Roman" w:hAnsi="Times New Roman"/>
-                <w:noProof/>
-                <w:webHidden/>
-              </w:rPr>
-              <w:fldChar w:fldCharType="separate"/>
-            </w:r>
-            <w:r>
-              <w:rPr>
-                <w:rFonts w:ascii="Times New Roman" w:hAnsi="Times New Roman"/>
-                <w:noProof/>
-                <w:webHidden/>
-              </w:rPr>
-              <w:t>8</w:t>
-            </w:r>
-            <w:r>
-              <w:rPr>
-                <w:rFonts w:ascii="Times New Roman" w:hAnsi="Times New Roman"/>
-                <w:noProof/>
-                <w:webHidden/>
-              </w:rPr>
-              <w:fldChar w:fldCharType="end"/>
-            </w:r>
-          </w:hyperlink>
-        </w:p>
-        <w:p>
-          <w:pPr>
-            <w:pStyle w:val="TOC3"/>
-            <w:rPr>
-              <w:rFonts w:ascii="Times New Roman" w:eastAsiaTheme="minorEastAsia" w:hAnsi="Times New Roman"/>
-              <w:noProof/>
-              <w:sz w:val="22"/>
-              <w:szCs w:val="22"/>
-            </w:rPr>
-          </w:pPr>
-          <w:hyperlink w:anchor="_Toc239539368" w:history="1">
-            <w:r>
-              <w:rPr>
-                <w:rStyle w:val="Hyperlink"/>
-                <w:rFonts w:ascii="Times New Roman" w:hAnsi="Times New Roman"/>
-                <w:noProof/>
-              </w:rPr>
-              <w:t>3.3.2. Kết nối Kafka với Spark Structured Streaming</w:t>
-            </w:r>
-            <w:r>
-              <w:rPr>
-                <w:rFonts w:ascii="Times New Roman" w:hAnsi="Times New Roman"/>
-                <w:noProof/>
-                <w:webHidden/>
-              </w:rPr>
-              <w:tab/>
-            </w:r>
-            <w:r>
-              <w:rPr>
-                <w:rFonts w:ascii="Times New Roman" w:hAnsi="Times New Roman"/>
-                <w:noProof/>
-                <w:webHidden/>
-              </w:rPr>
-              <w:fldChar w:fldCharType="begin"/>
-            </w:r>
-            <w:r>
-              <w:rPr>
-                <w:rFonts w:ascii="Times New Roman" w:hAnsi="Times New Roman"/>
-                <w:noProof/>
-                <w:webHidden/>
-              </w:rPr>
-              <w:instrText xml:space="preserve"> PAGEREF _Toc239539368 \h </w:instrText>
-            </w:r>
-            <w:r>
-              <w:rPr>
-                <w:rFonts w:ascii="Times New Roman" w:hAnsi="Times New Roman"/>
-                <w:noProof/>
-                <w:webHidden/>
-              </w:rPr>
-            </w:r>
-            <w:r>
-              <w:rPr>
-                <w:rFonts w:ascii="Times New Roman" w:hAnsi="Times New Roman"/>
-                <w:noProof/>
-                <w:webHidden/>
-              </w:rPr>
-              <w:fldChar w:fldCharType="separate"/>
-            </w:r>
-            <w:r>
-              <w:rPr>
-                <w:rFonts w:ascii="Times New Roman" w:hAnsi="Times New Roman"/>
-                <w:noProof/>
-                <w:webHidden/>
-              </w:rPr>
-              <w:t>8</w:t>
-            </w:r>
-            <w:r>
-              <w:rPr>
-                <w:rFonts w:ascii="Times New Roman" w:hAnsi="Times New Roman"/>
-                <w:noProof/>
-                <w:webHidden/>
-              </w:rPr>
-              <w:fldChar w:fldCharType="end"/>
-            </w:r>
-          </w:hyperlink>
-        </w:p>
-        <w:p>
-          <w:pPr>
-            <w:pStyle w:val="TOC3"/>
-            <w:rPr>
-              <w:rFonts w:ascii="Times New Roman" w:eastAsiaTheme="minorEastAsia" w:hAnsi="Times New Roman"/>
-              <w:noProof/>
-              <w:sz w:val="22"/>
-              <w:szCs w:val="22"/>
-            </w:rPr>
-          </w:pPr>
-          <w:hyperlink w:anchor="_Toc239539369" w:history="1">
-            <w:r>
-              <w:rPr>
-                <w:rStyle w:val="Hyperlink"/>
-                <w:rFonts w:ascii="Times New Roman" w:hAnsi="Times New Roman"/>
-                <w:noProof/>
-              </w:rPr>
-              <w:t>3.3.3. Làm sạch và xử lý dữ liệu luồng</w:t>
-            </w:r>
-            <w:r>
-              <w:rPr>
-                <w:rFonts w:ascii="Times New Roman" w:hAnsi="Times New Roman"/>
-                <w:noProof/>
-                <w:webHidden/>
-              </w:rPr>
-              <w:tab/>
-            </w:r>
-            <w:r>
-              <w:rPr>
-                <w:rFonts w:ascii="Times New Roman" w:hAnsi="Times New Roman"/>
-                <w:noProof/>
-                <w:webHidden/>
-              </w:rPr>
-              <w:fldChar w:fldCharType="begin"/>
-            </w:r>
-            <w:r>
-              <w:rPr>
-                <w:rFonts w:ascii="Times New Roman" w:hAnsi="Times New Roman"/>
-                <w:noProof/>
-                <w:webHidden/>
-              </w:rPr>
-              <w:instrText xml:space="preserve"> PAGEREF _Toc239539369 \h </w:instrText>
-            </w:r>
-            <w:r>
-              <w:rPr>
-                <w:rFonts w:ascii="Times New Roman" w:hAnsi="Times New Roman"/>
-                <w:noProof/>
-                <w:webHidden/>
-              </w:rPr>
-            </w:r>
-            <w:r>
-              <w:rPr>
-                <w:rFonts w:ascii="Times New Roman" w:hAnsi="Times New Roman"/>
-                <w:noProof/>
-                <w:webHidden/>
-              </w:rPr>
-              <w:fldChar w:fldCharType="separate"/>
-            </w:r>
-            <w:r>
-              <w:rPr>
-                <w:rFonts w:ascii="Times New Roman" w:hAnsi="Times New Roman"/>
-                <w:noProof/>
-                <w:webHidden/>
-              </w:rPr>
-              <w:t>8</w:t>
-            </w:r>
-            <w:r>
-              <w:rPr>
-                <w:rFonts w:ascii="Times New Roman" w:hAnsi="Times New Roman"/>
-                <w:noProof/>
-                <w:webHidden/>
-              </w:rPr>
-              <w:fldChar w:fldCharType="end"/>
-            </w:r>
-          </w:hyperlink>
-        </w:p>
-        <w:p>
-          <w:pPr>
-            <w:pStyle w:val="TOC3"/>
-            <w:rPr>
-              <w:rFonts w:ascii="Times New Roman" w:eastAsiaTheme="minorEastAsia" w:hAnsi="Times New Roman"/>
-              <w:noProof/>
-              <w:sz w:val="22"/>
-              <w:szCs w:val="22"/>
-            </w:rPr>
-          </w:pPr>
-          <w:hyperlink w:anchor="_Toc239539370" w:history="1">
-            <w:r>
-              <w:rPr>
-                <w:rStyle w:val="Hyperlink"/>
-                <w:rFonts w:ascii="Times New Roman" w:hAnsi="Times New Roman"/>
-                <w:noProof/>
-              </w:rPr>
-              <w:t>3.3.4. Xử lý dữ liệu đến trễ và dữ liệu trùng</w:t>
-            </w:r>
-            <w:r>
-              <w:rPr>
-                <w:rFonts w:ascii="Times New Roman" w:hAnsi="Times New Roman"/>
-                <w:noProof/>
-                <w:webHidden/>
-              </w:rPr>
-              <w:tab/>
-            </w:r>
-            <w:r>
-              <w:rPr>
-                <w:rFonts w:ascii="Times New Roman" w:hAnsi="Times New Roman"/>
-                <w:noProof/>
-                <w:webHidden/>
-              </w:rPr>
-              <w:fldChar w:fldCharType="begin"/>
-            </w:r>
-            <w:r>
-              <w:rPr>
-                <w:rFonts w:ascii="Times New Roman" w:hAnsi="Times New Roman"/>
-                <w:noProof/>
-                <w:webHidden/>
-              </w:rPr>
-              <w:instrText xml:space="preserve"> PAGEREF _Toc239539370 \h </w:instrText>
-            </w:r>
-            <w:r>
-              <w:rPr>
-                <w:rFonts w:ascii="Times New Roman" w:hAnsi="Times New Roman"/>
-                <w:noProof/>
-                <w:webHidden/>
-              </w:rPr>
-            </w:r>
-            <w:r>
-              <w:rPr>
-                <w:rFonts w:ascii="Times New Roman" w:hAnsi="Times New Roman"/>
-                <w:noProof/>
-                <w:webHidden/>
-              </w:rPr>
-              <w:fldChar w:fldCharType="separate"/>
-            </w:r>
-            <w:r>
-              <w:rPr>
-                <w:rFonts w:ascii="Times New Roman" w:hAnsi="Times New Roman"/>
-                <w:noProof/>
-                <w:webHidden/>
-              </w:rPr>
-              <w:t>8</w:t>
-            </w:r>
-            <w:r>
-              <w:rPr>
-                <w:rFonts w:ascii="Times New Roman" w:hAnsi="Times New Roman"/>
-                <w:noProof/>
-                <w:webHidden/>
-              </w:rPr>
-              <w:fldChar w:fldCharType="end"/>
-            </w:r>
-          </w:hyperlink>
-        </w:p>
-        <w:p>
-          <w:pPr>
-            <w:pStyle w:val="TOC2"/>
-            <w:rPr>
-              <w:rFonts w:eastAsiaTheme="minorEastAsia"/>
-              <w:b w:val="0"/>
-              <w:bCs w:val="0"/>
-              <w:sz w:val="22"/>
-              <w:szCs w:val="22"/>
-            </w:rPr>
-          </w:pPr>
-          <w:hyperlink w:anchor="_Toc239539371" w:history="1">
-            <w:r>
-              <w:rPr>
-                <w:rStyle w:val="Hyperlink"/>
-              </w:rPr>
-              <w:t>3.4. Xây dựng hệ thống lưu trữ dữ liệu</w:t>
-            </w:r>
-            <w:r>
-              <w:rPr>
-                <w:webHidden/>
-              </w:rPr>
-              <w:tab/>
-            </w:r>
-            <w:r>
-              <w:rPr>
-                <w:webHidden/>
-              </w:rPr>
-              <w:fldChar w:fldCharType="begin"/>
-            </w:r>
-            <w:r>
-              <w:rPr>
-                <w:webHidden/>
-              </w:rPr>
-              <w:instrText xml:space="preserve"> PAGEREF _Toc239539371 \h </w:instrText>
-            </w:r>
-            <w:r>
-              <w:rPr>
-                <w:webHidden/>
-              </w:rPr>
-            </w:r>
-            <w:r>
-              <w:rPr>
-                <w:webHidden/>
-              </w:rPr>
-              <w:fldChar w:fldCharType="separate"/>
-            </w:r>
-            <w:r>
-              <w:rPr>
-                <w:webHidden/>
-              </w:rPr>
-              <w:t>8</w:t>
-            </w:r>
-            <w:r>
-              <w:rPr>
-                <w:webHidden/>
-              </w:rPr>
-              <w:fldChar w:fldCharType="end"/>
-            </w:r>
-          </w:hyperlink>
-        </w:p>
-        <w:p>
-          <w:pPr>
-            <w:pStyle w:val="TOC3"/>
-            <w:rPr>
-              <w:rFonts w:ascii="Times New Roman" w:eastAsiaTheme="minorEastAsia" w:hAnsi="Times New Roman"/>
-              <w:noProof/>
-              <w:sz w:val="22"/>
-              <w:szCs w:val="22"/>
-            </w:rPr>
-          </w:pPr>
-          <w:hyperlink w:anchor="_Toc239539372" w:history="1">
-            <w:r>
-              <w:rPr>
-                <w:rStyle w:val="Hyperlink"/>
-                <w:rFonts w:ascii="Times New Roman" w:hAnsi="Times New Roman"/>
-                <w:noProof/>
-              </w:rPr>
-              <w:t>3.4.1. Tầng Bronze</w:t>
-            </w:r>
-            <w:r>
-              <w:rPr>
-                <w:rFonts w:ascii="Times New Roman" w:hAnsi="Times New Roman"/>
-                <w:noProof/>
-                <w:webHidden/>
-              </w:rPr>
-              <w:tab/>
-            </w:r>
-            <w:r>
-              <w:rPr>
-                <w:rFonts w:ascii="Times New Roman" w:hAnsi="Times New Roman"/>
-                <w:noProof/>
-                <w:webHidden/>
-              </w:rPr>
-              <w:fldChar w:fldCharType="begin"/>
-            </w:r>
-            <w:r>
-              <w:rPr>
-                <w:rFonts w:ascii="Times New Roman" w:hAnsi="Times New Roman"/>
-                <w:noProof/>
-                <w:webHidden/>
-              </w:rPr>
-              <w:instrText xml:space="preserve"> PAGEREF _Toc239539372 \h </w:instrText>
-            </w:r>
-            <w:r>
-              <w:rPr>
-                <w:rFonts w:ascii="Times New Roman" w:hAnsi="Times New Roman"/>
-                <w:noProof/>
-                <w:webHidden/>
-              </w:rPr>
-            </w:r>
-            <w:r>
-              <w:rPr>
-                <w:rFonts w:ascii="Times New Roman" w:hAnsi="Times New Roman"/>
-                <w:noProof/>
-                <w:webHidden/>
-              </w:rPr>
-              <w:fldChar w:fldCharType="separate"/>
-            </w:r>
-            <w:r>
-              <w:rPr>
-                <w:rFonts w:ascii="Times New Roman" w:hAnsi="Times New Roman"/>
-                <w:noProof/>
-                <w:webHidden/>
-              </w:rPr>
-              <w:t>8</w:t>
-            </w:r>
-            <w:r>
-              <w:rPr>
-                <w:rFonts w:ascii="Times New Roman" w:hAnsi="Times New Roman"/>
-                <w:noProof/>
-                <w:webHidden/>
-              </w:rPr>
-              <w:fldChar w:fldCharType="end"/>
-            </w:r>
-          </w:hyperlink>
-        </w:p>
-        <w:p>
-          <w:pPr>
-            <w:pStyle w:val="TOC3"/>
-            <w:rPr>
-              <w:rFonts w:ascii="Times New Roman" w:eastAsiaTheme="minorEastAsia" w:hAnsi="Times New Roman"/>
-              <w:noProof/>
-              <w:sz w:val="22"/>
-              <w:szCs w:val="22"/>
-            </w:rPr>
-          </w:pPr>
-          <w:hyperlink w:anchor="_Toc239539373" w:history="1">
-            <w:r>
-              <w:rPr>
-                <w:rStyle w:val="Hyperlink"/>
-                <w:rFonts w:ascii="Times New Roman" w:hAnsi="Times New Roman"/>
-                <w:noProof/>
-              </w:rPr>
-              <w:t>3.4.2. Tầng Silver</w:t>
-            </w:r>
-            <w:r>
-              <w:rPr>
-                <w:rFonts w:ascii="Times New Roman" w:hAnsi="Times New Roman"/>
-                <w:noProof/>
-                <w:webHidden/>
-              </w:rPr>
-              <w:tab/>
-            </w:r>
-            <w:r>
-              <w:rPr>
-                <w:rFonts w:ascii="Times New Roman" w:hAnsi="Times New Roman"/>
-                <w:noProof/>
-                <w:webHidden/>
-              </w:rPr>
-              <w:fldChar w:fldCharType="begin"/>
-            </w:r>
-            <w:r>
-              <w:rPr>
-                <w:rFonts w:ascii="Times New Roman" w:hAnsi="Times New Roman"/>
-                <w:noProof/>
-                <w:webHidden/>
-              </w:rPr>
-              <w:instrText xml:space="preserve"> PAGEREF _Toc239539373 \h </w:instrText>
-            </w:r>
-            <w:r>
-              <w:rPr>
-                <w:rFonts w:ascii="Times New Roman" w:hAnsi="Times New Roman"/>
-                <w:noProof/>
-                <w:webHidden/>
-              </w:rPr>
-            </w:r>
-            <w:r>
-              <w:rPr>
-                <w:rFonts w:ascii="Times New Roman" w:hAnsi="Times New Roman"/>
-                <w:noProof/>
-                <w:webHidden/>
-              </w:rPr>
-              <w:fldChar w:fldCharType="separate"/>
-            </w:r>
-            <w:r>
-              <w:rPr>
-                <w:rFonts w:ascii="Times New Roman" w:hAnsi="Times New Roman"/>
-                <w:noProof/>
-                <w:webHidden/>
-              </w:rPr>
-              <w:t>8</w:t>
-            </w:r>
-            <w:r>
-              <w:rPr>
-                <w:rFonts w:ascii="Times New Roman" w:hAnsi="Times New Roman"/>
-                <w:noProof/>
-                <w:webHidden/>
-              </w:rPr>
-              <w:fldChar w:fldCharType="end"/>
-            </w:r>
-          </w:hyperlink>
-        </w:p>
-        <w:p>
-          <w:pPr>
-            <w:pStyle w:val="TOC3"/>
-            <w:rPr>
-              <w:rFonts w:ascii="Times New Roman" w:eastAsiaTheme="minorEastAsia" w:hAnsi="Times New Roman"/>
-              <w:noProof/>
-              <w:sz w:val="22"/>
-              <w:szCs w:val="22"/>
-            </w:rPr>
-          </w:pPr>
-          <w:hyperlink w:anchor="_Toc239539374" w:history="1">
-            <w:r>
-              <w:rPr>
-                <w:rStyle w:val="Hyperlink"/>
-                <w:rFonts w:ascii="Times New Roman" w:hAnsi="Times New Roman"/>
-                <w:noProof/>
-              </w:rPr>
-              <w:t>3.4.3. Tầng Gold</w:t>
-            </w:r>
-            <w:r>
-              <w:rPr>
-                <w:rFonts w:ascii="Times New Roman" w:hAnsi="Times New Roman"/>
-                <w:noProof/>
-                <w:webHidden/>
-              </w:rPr>
-              <w:tab/>
-            </w:r>
-            <w:r>
-              <w:rPr>
-                <w:rFonts w:ascii="Times New Roman" w:hAnsi="Times New Roman"/>
-                <w:noProof/>
-                <w:webHidden/>
-              </w:rPr>
-              <w:fldChar w:fldCharType="begin"/>
-            </w:r>
-            <w:r>
-              <w:rPr>
-                <w:rFonts w:ascii="Times New Roman" w:hAnsi="Times New Roman"/>
-                <w:noProof/>
-                <w:webHidden/>
-              </w:rPr>
-              <w:instrText xml:space="preserve"> PAGEREF _Toc239539374 \h </w:instrText>
-            </w:r>
-            <w:r>
-              <w:rPr>
-                <w:rFonts w:ascii="Times New Roman" w:hAnsi="Times New Roman"/>
-                <w:noProof/>
-                <w:webHidden/>
-              </w:rPr>
-            </w:r>
-            <w:r>
-              <w:rPr>
-                <w:rFonts w:ascii="Times New Roman" w:hAnsi="Times New Roman"/>
-                <w:noProof/>
-                <w:webHidden/>
-              </w:rPr>
-              <w:fldChar w:fldCharType="separate"/>
-            </w:r>
-            <w:r>
-              <w:rPr>
-                <w:rFonts w:ascii="Times New Roman" w:hAnsi="Times New Roman"/>
-                <w:noProof/>
-                <w:webHidden/>
-              </w:rPr>
-              <w:t>8</w:t>
-            </w:r>
-            <w:r>
-              <w:rPr>
-                <w:rFonts w:ascii="Times New Roman" w:hAnsi="Times New Roman"/>
-                <w:noProof/>
-                <w:webHidden/>
-              </w:rPr>
-              <w:fldChar w:fldCharType="end"/>
-            </w:r>
-          </w:hyperlink>
-        </w:p>
-        <w:p>
-          <w:pPr>
-            <w:pStyle w:val="TOC3"/>
-            <w:rPr>
-              <w:rFonts w:ascii="Times New Roman" w:eastAsiaTheme="minorEastAsia" w:hAnsi="Times New Roman"/>
-              <w:noProof/>
-              <w:sz w:val="22"/>
-              <w:szCs w:val="22"/>
-            </w:rPr>
-          </w:pPr>
-          <w:hyperlink w:anchor="_Toc239539375" w:history="1">
-            <w:r>
-              <w:rPr>
-                <w:rStyle w:val="Hyperlink"/>
-                <w:rFonts w:ascii="Times New Roman" w:hAnsi="Times New Roman"/>
-                <w:noProof/>
-              </w:rPr>
-              <w:t>3.4.4. Lưu trữ cảnh báo bằng MongoDB</w:t>
-            </w:r>
-            <w:r>
-              <w:rPr>
-                <w:rFonts w:ascii="Times New Roman" w:hAnsi="Times New Roman"/>
-                <w:noProof/>
-                <w:webHidden/>
-              </w:rPr>
-              <w:tab/>
-            </w:r>
-            <w:r>
-              <w:rPr>
-                <w:rFonts w:ascii="Times New Roman" w:hAnsi="Times New Roman"/>
-                <w:noProof/>
-                <w:webHidden/>
-              </w:rPr>
-              <w:fldChar w:fldCharType="begin"/>
-            </w:r>
-            <w:r>
-              <w:rPr>
-                <w:rFonts w:ascii="Times New Roman" w:hAnsi="Times New Roman"/>
-                <w:noProof/>
-                <w:webHidden/>
-              </w:rPr>
-              <w:instrText xml:space="preserve"> PAGEREF _Toc239539375 \h </w:instrText>
-            </w:r>
-            <w:r>
-              <w:rPr>
-                <w:rFonts w:ascii="Times New Roman" w:hAnsi="Times New Roman"/>
-                <w:noProof/>
-                <w:webHidden/>
-              </w:rPr>
-            </w:r>
-            <w:r>
-              <w:rPr>
-                <w:rFonts w:ascii="Times New Roman" w:hAnsi="Times New Roman"/>
-                <w:noProof/>
-                <w:webHidden/>
-              </w:rPr>
-              <w:fldChar w:fldCharType="separate"/>
-            </w:r>
-            <w:r>
-              <w:rPr>
-                <w:rFonts w:ascii="Times New Roman" w:hAnsi="Times New Roman"/>
-                <w:noProof/>
-                <w:webHidden/>
-              </w:rPr>
-              <w:t>8</w:t>
-            </w:r>
-            <w:r>
-              <w:rPr>
-                <w:rFonts w:ascii="Times New Roman" w:hAnsi="Times New Roman"/>
-                <w:noProof/>
-                <w:webHidden/>
-              </w:rPr>
-              <w:fldChar w:fldCharType="end"/>
-            </w:r>
-          </w:hyperlink>
-        </w:p>
-        <w:p>
-          <w:pPr>
-            <w:pStyle w:val="TOC2"/>
-            <w:rPr>
-              <w:rFonts w:eastAsiaTheme="minorEastAsia"/>
-              <w:b w:val="0"/>
-              <w:bCs w:val="0"/>
-              <w:sz w:val="22"/>
-              <w:szCs w:val="22"/>
-            </w:rPr>
-          </w:pPr>
-          <w:hyperlink w:anchor="_Toc239539376" w:history="1">
-            <w:r>
-              <w:rPr>
-                <w:rStyle w:val="Hyperlink"/>
-              </w:rPr>
-              <w:t>3.5. Xây dựng mô hình dự báo tiêu thụ điện</w:t>
-            </w:r>
-            <w:r>
-              <w:rPr>
-                <w:webHidden/>
-              </w:rPr>
-              <w:tab/>
-            </w:r>
-            <w:r>
-              <w:rPr>
-                <w:webHidden/>
-              </w:rPr>
-              <w:fldChar w:fldCharType="begin"/>
-            </w:r>
-            <w:r>
-              <w:rPr>
-                <w:webHidden/>
-              </w:rPr>
-              <w:instrText xml:space="preserve"> PAGEREF _Toc239539376 \h </w:instrText>
-            </w:r>
-            <w:r>
-              <w:rPr>
-                <w:webHidden/>
-              </w:rPr>
-            </w:r>
-            <w:r>
-              <w:rPr>
-                <w:webHidden/>
-              </w:rPr>
-              <w:fldChar w:fldCharType="separate"/>
-            </w:r>
-            <w:r>
-              <w:rPr>
-                <w:webHidden/>
-              </w:rPr>
-              <w:t>8</w:t>
-            </w:r>
-            <w:r>
-              <w:rPr>
-                <w:webHidden/>
-              </w:rPr>
-              <w:fldChar w:fldCharType="end"/>
-            </w:r>
-          </w:hyperlink>
-        </w:p>
-        <w:p>
-          <w:pPr>
-            <w:pStyle w:val="TOC3"/>
-            <w:rPr>
-              <w:rFonts w:ascii="Times New Roman" w:eastAsiaTheme="minorEastAsia" w:hAnsi="Times New Roman"/>
-              <w:noProof/>
-              <w:sz w:val="22"/>
-              <w:szCs w:val="22"/>
-            </w:rPr>
-          </w:pPr>
-          <w:hyperlink w:anchor="_Toc239539377" w:history="1">
-            <w:r>
-              <w:rPr>
-                <w:rStyle w:val="Hyperlink"/>
-                <w:rFonts w:ascii="Times New Roman" w:hAnsi="Times New Roman"/>
-                <w:noProof/>
-              </w:rPr>
-              <w:t>3.5.1. Xây dựng đặc trưng</w:t>
-            </w:r>
-            <w:r>
-              <w:rPr>
-                <w:rFonts w:ascii="Times New Roman" w:hAnsi="Times New Roman"/>
-                <w:noProof/>
-                <w:webHidden/>
-              </w:rPr>
-              <w:tab/>
-            </w:r>
-            <w:r>
-              <w:rPr>
-                <w:rFonts w:ascii="Times New Roman" w:hAnsi="Times New Roman"/>
-                <w:noProof/>
-                <w:webHidden/>
-              </w:rPr>
-              <w:fldChar w:fldCharType="begin"/>
-            </w:r>
-            <w:r>
-              <w:rPr>
-                <w:rFonts w:ascii="Times New Roman" w:hAnsi="Times New Roman"/>
-                <w:noProof/>
-                <w:webHidden/>
-              </w:rPr>
-              <w:instrText xml:space="preserve"> PAGEREF _Toc239539377 \h </w:instrText>
-            </w:r>
-            <w:r>
-              <w:rPr>
-                <w:rFonts w:ascii="Times New Roman" w:hAnsi="Times New Roman"/>
-                <w:noProof/>
-                <w:webHidden/>
-              </w:rPr>
-            </w:r>
-            <w:r>
-              <w:rPr>
-                <w:rFonts w:ascii="Times New Roman" w:hAnsi="Times New Roman"/>
-                <w:noProof/>
-                <w:webHidden/>
-              </w:rPr>
-              <w:fldChar w:fldCharType="separate"/>
-            </w:r>
-            <w:r>
-              <w:rPr>
-                <w:rFonts w:ascii="Times New Roman" w:hAnsi="Times New Roman"/>
-                <w:noProof/>
-                <w:webHidden/>
-              </w:rPr>
-              <w:t>8</w:t>
-            </w:r>
-            <w:r>
-              <w:rPr>
-                <w:rFonts w:ascii="Times New Roman" w:hAnsi="Times New Roman"/>
-                <w:noProof/>
-                <w:webHidden/>
-              </w:rPr>
-              <w:fldChar w:fldCharType="end"/>
-            </w:r>
-          </w:hyperlink>
-        </w:p>
-        <w:p>
-          <w:pPr>
-            <w:pStyle w:val="TOC3"/>
-            <w:rPr>
-              <w:rFonts w:ascii="Times New Roman" w:eastAsiaTheme="minorEastAsia" w:hAnsi="Times New Roman"/>
-              <w:noProof/>
-              <w:sz w:val="22"/>
-              <w:szCs w:val="22"/>
-            </w:rPr>
-          </w:pPr>
-          <w:hyperlink w:anchor="_Toc239539378" w:history="1">
-            <w:r>
-              <w:rPr>
-                <w:rStyle w:val="Hyperlink"/>
-                <w:rFonts w:ascii="Times New Roman" w:hAnsi="Times New Roman"/>
-                <w:noProof/>
-              </w:rPr>
-              <w:t>3.5.2. Huấn luyện mô hình Random Forest Regression</w:t>
-            </w:r>
-            <w:r>
-              <w:rPr>
-                <w:rFonts w:ascii="Times New Roman" w:hAnsi="Times New Roman"/>
-                <w:noProof/>
-                <w:webHidden/>
-              </w:rPr>
-              <w:tab/>
-            </w:r>
-            <w:r>
-              <w:rPr>
-                <w:rFonts w:ascii="Times New Roman" w:hAnsi="Times New Roman"/>
-                <w:noProof/>
-                <w:webHidden/>
-              </w:rPr>
-              <w:fldChar w:fldCharType="begin"/>
-            </w:r>
-            <w:r>
-              <w:rPr>
-                <w:rFonts w:ascii="Times New Roman" w:hAnsi="Times New Roman"/>
-                <w:noProof/>
-                <w:webHidden/>
-              </w:rPr>
-              <w:instrText xml:space="preserve"> PAGEREF _Toc239539378 \h </w:instrText>
-            </w:r>
-            <w:r>
-              <w:rPr>
-                <w:rFonts w:ascii="Times New Roman" w:hAnsi="Times New Roman"/>
-                <w:noProof/>
-                <w:webHidden/>
-              </w:rPr>
-            </w:r>
-            <w:r>
-              <w:rPr>
-                <w:rFonts w:ascii="Times New Roman" w:hAnsi="Times New Roman"/>
-                <w:noProof/>
-                <w:webHidden/>
-              </w:rPr>
-              <w:fldChar w:fldCharType="separate"/>
-            </w:r>
-            <w:r>
-              <w:rPr>
-                <w:rFonts w:ascii="Times New Roman" w:hAnsi="Times New Roman"/>
-                <w:noProof/>
-                <w:webHidden/>
-              </w:rPr>
-              <w:t>8</w:t>
-            </w:r>
-            <w:r>
-              <w:rPr>
-                <w:rFonts w:ascii="Times New Roman" w:hAnsi="Times New Roman"/>
-                <w:noProof/>
-                <w:webHidden/>
-              </w:rPr>
-              <w:fldChar w:fldCharType="end"/>
-            </w:r>
-          </w:hyperlink>
-        </w:p>
-        <w:p>
-          <w:pPr>
-            <w:pStyle w:val="TOC3"/>
-            <w:rPr>
-              <w:rFonts w:ascii="Times New Roman" w:eastAsiaTheme="minorEastAsia" w:hAnsi="Times New Roman"/>
-              <w:noProof/>
-              <w:sz w:val="22"/>
-              <w:szCs w:val="22"/>
-            </w:rPr>
-          </w:pPr>
-          <w:hyperlink w:anchor="_Toc239539379" w:history="1">
-            <w:r>
-              <w:rPr>
-                <w:rStyle w:val="Hyperlink"/>
-                <w:rFonts w:ascii="Times New Roman" w:hAnsi="Times New Roman"/>
-                <w:noProof/>
-              </w:rPr>
-              <w:t>3.5.3. Tích hợp mô hình vào pipeline thời gian thực</w:t>
-            </w:r>
-            <w:r>
-              <w:rPr>
-                <w:rFonts w:ascii="Times New Roman" w:hAnsi="Times New Roman"/>
-                <w:noProof/>
-                <w:webHidden/>
-              </w:rPr>
-              <w:tab/>
-            </w:r>
-            <w:r>
-              <w:rPr>
-                <w:rFonts w:ascii="Times New Roman" w:hAnsi="Times New Roman"/>
-                <w:noProof/>
-                <w:webHidden/>
-              </w:rPr>
-              <w:fldChar w:fldCharType="begin"/>
-            </w:r>
-            <w:r>
-              <w:rPr>
-                <w:rFonts w:ascii="Times New Roman" w:hAnsi="Times New Roman"/>
-                <w:noProof/>
-                <w:webHidden/>
-              </w:rPr>
-              <w:instrText xml:space="preserve"> PAGEREF _Toc239539379 \h </w:instrText>
-            </w:r>
-            <w:r>
-              <w:rPr>
-                <w:rFonts w:ascii="Times New Roman" w:hAnsi="Times New Roman"/>
-                <w:noProof/>
-                <w:webHidden/>
-              </w:rPr>
-            </w:r>
-            <w:r>
-              <w:rPr>
-                <w:rFonts w:ascii="Times New Roman" w:hAnsi="Times New Roman"/>
-                <w:noProof/>
-                <w:webHidden/>
-              </w:rPr>
-              <w:fldChar w:fldCharType="separate"/>
-            </w:r>
-            <w:r>
-              <w:rPr>
-                <w:rFonts w:ascii="Times New Roman" w:hAnsi="Times New Roman"/>
-                <w:noProof/>
-                <w:webHidden/>
-              </w:rPr>
-              <w:t>8</w:t>
-            </w:r>
-            <w:r>
-              <w:rPr>
-                <w:rFonts w:ascii="Times New Roman" w:hAnsi="Times New Roman"/>
-                <w:noProof/>
-                <w:webHidden/>
-              </w:rPr>
-              <w:fldChar w:fldCharType="end"/>
-            </w:r>
-          </w:hyperlink>
-        </w:p>
-        <w:p>
-          <w:pPr>
-            <w:pStyle w:val="TOC2"/>
-            <w:rPr>
-              <w:rFonts w:eastAsiaTheme="minorEastAsia"/>
-              <w:b w:val="0"/>
-              <w:bCs w:val="0"/>
-              <w:sz w:val="22"/>
-              <w:szCs w:val="22"/>
-            </w:rPr>
-          </w:pPr>
-          <w:hyperlink w:anchor="_Toc239539380" w:history="1">
-            <w:r>
-              <w:rPr>
-                <w:rStyle w:val="Hyperlink"/>
-              </w:rPr>
-              <w:t>3.6. Xây dựng cơ chế phát hiện và cảnh báo bất thường</w:t>
-            </w:r>
-            <w:r>
-              <w:rPr>
-                <w:webHidden/>
-              </w:rPr>
-              <w:tab/>
-            </w:r>
-            <w:r>
-              <w:rPr>
-                <w:webHidden/>
-              </w:rPr>
-              <w:fldChar w:fldCharType="begin"/>
-            </w:r>
-            <w:r>
-              <w:rPr>
-                <w:webHidden/>
-              </w:rPr>
-              <w:instrText xml:space="preserve"> PAGEREF _Toc239539380 \h </w:instrText>
-            </w:r>
-            <w:r>
-              <w:rPr>
-                <w:webHidden/>
-              </w:rPr>
-            </w:r>
-            <w:r>
-              <w:rPr>
-                <w:webHidden/>
-              </w:rPr>
-              <w:fldChar w:fldCharType="separate"/>
-            </w:r>
-            <w:r>
-              <w:rPr>
-                <w:webHidden/>
-              </w:rPr>
-              <w:t>8</w:t>
-            </w:r>
-            <w:r>
-              <w:rPr>
-                <w:webHidden/>
-              </w:rPr>
-              <w:fldChar w:fldCharType="end"/>
-            </w:r>
-          </w:hyperlink>
-        </w:p>
-        <w:p>
-          <w:pPr>
-            <w:pStyle w:val="TOC3"/>
-            <w:rPr>
-              <w:rFonts w:ascii="Times New Roman" w:eastAsiaTheme="minorEastAsia" w:hAnsi="Times New Roman"/>
-              <w:noProof/>
-              <w:sz w:val="22"/>
-              <w:szCs w:val="22"/>
-            </w:rPr>
-          </w:pPr>
-          <w:hyperlink w:anchor="_Toc239539381" w:history="1">
-            <w:r>
-              <w:rPr>
-                <w:rStyle w:val="Hyperlink"/>
-                <w:rFonts w:ascii="Times New Roman" w:hAnsi="Times New Roman"/>
-                <w:noProof/>
-              </w:rPr>
-              <w:t>3.6.1. Tính sai số dự báo</w:t>
-            </w:r>
-            <w:r>
-              <w:rPr>
-                <w:rFonts w:ascii="Times New Roman" w:hAnsi="Times New Roman"/>
-                <w:noProof/>
-                <w:webHidden/>
-              </w:rPr>
-              <w:tab/>
-            </w:r>
-            <w:r>
-              <w:rPr>
-                <w:rFonts w:ascii="Times New Roman" w:hAnsi="Times New Roman"/>
-                <w:noProof/>
-                <w:webHidden/>
-              </w:rPr>
-              <w:fldChar w:fldCharType="begin"/>
-            </w:r>
-            <w:r>
-              <w:rPr>
-                <w:rFonts w:ascii="Times New Roman" w:hAnsi="Times New Roman"/>
-                <w:noProof/>
-                <w:webHidden/>
-              </w:rPr>
-              <w:instrText xml:space="preserve"> PAGEREF _Toc239539381 \h </w:instrText>
-            </w:r>
-            <w:r>
-              <w:rPr>
-                <w:rFonts w:ascii="Times New Roman" w:hAnsi="Times New Roman"/>
-                <w:noProof/>
-                <w:webHidden/>
-              </w:rPr>
-            </w:r>
-            <w:r>
-              <w:rPr>
-                <w:rFonts w:ascii="Times New Roman" w:hAnsi="Times New Roman"/>
-                <w:noProof/>
-                <w:webHidden/>
-              </w:rPr>
-              <w:fldChar w:fldCharType="separate"/>
-            </w:r>
-            <w:r>
-              <w:rPr>
-                <w:rFonts w:ascii="Times New Roman" w:hAnsi="Times New Roman"/>
-                <w:noProof/>
-                <w:webHidden/>
-              </w:rPr>
-              <w:t>8</w:t>
-            </w:r>
-            <w:r>
-              <w:rPr>
-                <w:rFonts w:ascii="Times New Roman" w:hAnsi="Times New Roman"/>
-                <w:noProof/>
-                <w:webHidden/>
-              </w:rPr>
-              <w:fldChar w:fldCharType="end"/>
-            </w:r>
-          </w:hyperlink>
-        </w:p>
-        <w:p>
-          <w:pPr>
-            <w:pStyle w:val="TOC3"/>
-            <w:rPr>
-              <w:rFonts w:ascii="Times New Roman" w:eastAsiaTheme="minorEastAsia" w:hAnsi="Times New Roman"/>
-              <w:noProof/>
-              <w:sz w:val="22"/>
-              <w:szCs w:val="22"/>
-            </w:rPr>
-          </w:pPr>
-          <w:hyperlink w:anchor="_Toc239539382" w:history="1">
-            <w:r>
-              <w:rPr>
-                <w:rStyle w:val="Hyperlink"/>
-                <w:rFonts w:ascii="Times New Roman" w:hAnsi="Times New Roman"/>
-                <w:noProof/>
-              </w:rPr>
-              <w:t>3.6.2. Xác định ngưỡng bất thường</w:t>
-            </w:r>
-            <w:r>
-              <w:rPr>
-                <w:rFonts w:ascii="Times New Roman" w:hAnsi="Times New Roman"/>
-                <w:noProof/>
-                <w:webHidden/>
-              </w:rPr>
-              <w:tab/>
-            </w:r>
-            <w:r>
-              <w:rPr>
-                <w:rFonts w:ascii="Times New Roman" w:hAnsi="Times New Roman"/>
-                <w:noProof/>
-                <w:webHidden/>
-              </w:rPr>
-              <w:fldChar w:fldCharType="begin"/>
-            </w:r>
-            <w:r>
-              <w:rPr>
-                <w:rFonts w:ascii="Times New Roman" w:hAnsi="Times New Roman"/>
-                <w:noProof/>
-                <w:webHidden/>
-              </w:rPr>
-              <w:instrText xml:space="preserve"> PAGEREF _Toc239539382 \h </w:instrText>
-            </w:r>
-            <w:r>
-              <w:rPr>
-                <w:rFonts w:ascii="Times New Roman" w:hAnsi="Times New Roman"/>
-                <w:noProof/>
-                <w:webHidden/>
-              </w:rPr>
-            </w:r>
-            <w:r>
-              <w:rPr>
-                <w:rFonts w:ascii="Times New Roman" w:hAnsi="Times New Roman"/>
-                <w:noProof/>
-                <w:webHidden/>
-              </w:rPr>
-              <w:fldChar w:fldCharType="separate"/>
-            </w:r>
-            <w:r>
-              <w:rPr>
-                <w:rFonts w:ascii="Times New Roman" w:hAnsi="Times New Roman"/>
-                <w:noProof/>
-                <w:webHidden/>
-              </w:rPr>
-              <w:t>9</w:t>
-            </w:r>
-            <w:r>
-              <w:rPr>
-                <w:rFonts w:ascii="Times New Roman" w:hAnsi="Times New Roman"/>
-                <w:noProof/>
-                <w:webHidden/>
-              </w:rPr>
-              <w:fldChar w:fldCharType="end"/>
-            </w:r>
-          </w:hyperlink>
-        </w:p>
-        <w:p>
-          <w:pPr>
-            <w:pStyle w:val="TOC3"/>
-            <w:rPr>
-              <w:rFonts w:ascii="Times New Roman" w:eastAsiaTheme="minorEastAsia" w:hAnsi="Times New Roman"/>
-              <w:noProof/>
-              <w:sz w:val="22"/>
-              <w:szCs w:val="22"/>
-            </w:rPr>
-          </w:pPr>
-          <w:hyperlink w:anchor="_Toc239539383" w:history="1">
-            <w:r>
-              <w:rPr>
-                <w:rStyle w:val="Hyperlink"/>
-                <w:rFonts w:ascii="Times New Roman" w:hAnsi="Times New Roman"/>
-                <w:noProof/>
-              </w:rPr>
-              <w:t>3.6.3. Xây dựng các kịch bản bất thường kiểm thử</w:t>
-            </w:r>
-            <w:r>
-              <w:rPr>
-                <w:rFonts w:ascii="Times New Roman" w:hAnsi="Times New Roman"/>
-                <w:noProof/>
-                <w:webHidden/>
-              </w:rPr>
-              <w:tab/>
-            </w:r>
-            <w:r>
-              <w:rPr>
-                <w:rFonts w:ascii="Times New Roman" w:hAnsi="Times New Roman"/>
-                <w:noProof/>
-                <w:webHidden/>
-              </w:rPr>
-              <w:fldChar w:fldCharType="begin"/>
-            </w:r>
-            <w:r>
-              <w:rPr>
-                <w:rFonts w:ascii="Times New Roman" w:hAnsi="Times New Roman"/>
-                <w:noProof/>
-                <w:webHidden/>
-              </w:rPr>
-              <w:instrText xml:space="preserve"> PAGEREF _Toc239539383 \h </w:instrText>
-            </w:r>
-            <w:r>
-              <w:rPr>
-                <w:rFonts w:ascii="Times New Roman" w:hAnsi="Times New Roman"/>
-                <w:noProof/>
-                <w:webHidden/>
-              </w:rPr>
-            </w:r>
-            <w:r>
-              <w:rPr>
-                <w:rFonts w:ascii="Times New Roman" w:hAnsi="Times New Roman"/>
-                <w:noProof/>
-                <w:webHidden/>
-              </w:rPr>
-              <w:fldChar w:fldCharType="separate"/>
-            </w:r>
-            <w:r>
-              <w:rPr>
-                <w:rFonts w:ascii="Times New Roman" w:hAnsi="Times New Roman"/>
-                <w:noProof/>
-                <w:webHidden/>
-              </w:rPr>
-              <w:t>9</w:t>
-            </w:r>
-            <w:r>
-              <w:rPr>
-                <w:rFonts w:ascii="Times New Roman" w:hAnsi="Times New Roman"/>
-                <w:noProof/>
-                <w:webHidden/>
-              </w:rPr>
-              <w:fldChar w:fldCharType="end"/>
-            </w:r>
-          </w:hyperlink>
-        </w:p>
-        <w:p>
-          <w:pPr>
-            <w:pStyle w:val="TOC3"/>
-            <w:rPr>
-              <w:rFonts w:ascii="Times New Roman" w:eastAsiaTheme="minorEastAsia" w:hAnsi="Times New Roman"/>
-              <w:noProof/>
-              <w:sz w:val="22"/>
-              <w:szCs w:val="22"/>
-            </w:rPr>
-          </w:pPr>
-          <w:hyperlink w:anchor="_Toc239539384" w:history="1">
-            <w:r>
-              <w:rPr>
-                <w:rStyle w:val="Hyperlink"/>
-                <w:rFonts w:ascii="Times New Roman" w:hAnsi="Times New Roman"/>
-                <w:noProof/>
-              </w:rPr>
-              <w:t>3.6.4. Sinh cảnh báo thời gian thực</w:t>
-            </w:r>
-            <w:r>
-              <w:rPr>
-                <w:rFonts w:ascii="Times New Roman" w:hAnsi="Times New Roman"/>
-                <w:noProof/>
-                <w:webHidden/>
-              </w:rPr>
-              <w:tab/>
-            </w:r>
-            <w:r>
-              <w:rPr>
-                <w:rFonts w:ascii="Times New Roman" w:hAnsi="Times New Roman"/>
-                <w:noProof/>
-                <w:webHidden/>
-              </w:rPr>
-              <w:fldChar w:fldCharType="begin"/>
-            </w:r>
-            <w:r>
-              <w:rPr>
-                <w:rFonts w:ascii="Times New Roman" w:hAnsi="Times New Roman"/>
-                <w:noProof/>
-                <w:webHidden/>
-              </w:rPr>
-              <w:instrText xml:space="preserve"> PAGEREF _Toc239539384 \h </w:instrText>
-            </w:r>
-            <w:r>
-              <w:rPr>
-                <w:rFonts w:ascii="Times New Roman" w:hAnsi="Times New Roman"/>
-                <w:noProof/>
-                <w:webHidden/>
-              </w:rPr>
-            </w:r>
-            <w:r>
-              <w:rPr>
-                <w:rFonts w:ascii="Times New Roman" w:hAnsi="Times New Roman"/>
-                <w:noProof/>
-                <w:webHidden/>
-              </w:rPr>
-              <w:fldChar w:fldCharType="separate"/>
-            </w:r>
-            <w:r>
-              <w:rPr>
-                <w:rFonts w:ascii="Times New Roman" w:hAnsi="Times New Roman"/>
-                <w:noProof/>
-                <w:webHidden/>
-              </w:rPr>
-              <w:t>9</w:t>
-            </w:r>
-            <w:r>
-              <w:rPr>
-                <w:rFonts w:ascii="Times New Roman" w:hAnsi="Times New Roman"/>
-                <w:noProof/>
-                <w:webHidden/>
-              </w:rPr>
-              <w:fldChar w:fldCharType="end"/>
-            </w:r>
-          </w:hyperlink>
-        </w:p>
-        <w:p>
-          <w:pPr>
-            <w:pStyle w:val="TOC2"/>
-            <w:rPr>
-              <w:rFonts w:eastAsiaTheme="minorEastAsia"/>
-              <w:b w:val="0"/>
-              <w:bCs w:val="0"/>
-              <w:sz w:val="22"/>
-              <w:szCs w:val="22"/>
-            </w:rPr>
-          </w:pPr>
-          <w:hyperlink w:anchor="_Toc239539385" w:history="1">
-            <w:r>
-              <w:rPr>
-                <w:rStyle w:val="Hyperlink"/>
-              </w:rPr>
-              <w:t>3.7. Xây dựng Dashboard giám sát</w:t>
-            </w:r>
-            <w:r>
-              <w:rPr>
-                <w:webHidden/>
-              </w:rPr>
-              <w:tab/>
-            </w:r>
-            <w:r>
-              <w:rPr>
-                <w:webHidden/>
-              </w:rPr>
-              <w:fldChar w:fldCharType="begin"/>
-            </w:r>
-            <w:r>
-              <w:rPr>
-                <w:webHidden/>
-              </w:rPr>
-              <w:instrText xml:space="preserve"> PAGEREF _Toc239539385 \h </w:instrText>
-            </w:r>
-            <w:r>
-              <w:rPr>
-                <w:webHidden/>
-              </w:rPr>
-            </w:r>
-            <w:r>
-              <w:rPr>
-                <w:webHidden/>
-              </w:rPr>
-              <w:fldChar w:fldCharType="separate"/>
-            </w:r>
-            <w:r>
-              <w:rPr>
-                <w:webHidden/>
-              </w:rPr>
-              <w:t>9</w:t>
-            </w:r>
-            <w:r>
-              <w:rPr>
-                <w:webHidden/>
-              </w:rPr>
-              <w:fldChar w:fldCharType="end"/>
-            </w:r>
-          </w:hyperlink>
-        </w:p>
-        <w:p>
-          <w:pPr>
-            <w:pStyle w:val="TOC3"/>
-            <w:rPr>
-              <w:rFonts w:ascii="Times New Roman" w:eastAsiaTheme="minorEastAsia" w:hAnsi="Times New Roman"/>
-              <w:noProof/>
-              <w:sz w:val="22"/>
-              <w:szCs w:val="22"/>
-            </w:rPr>
-          </w:pPr>
-          <w:hyperlink w:anchor="_Toc239539386" w:history="1">
-            <w:r>
-              <w:rPr>
-                <w:rStyle w:val="Hyperlink"/>
-                <w:rFonts w:ascii="Times New Roman" w:hAnsi="Times New Roman"/>
-                <w:noProof/>
-              </w:rPr>
-              <w:t>3.7.1. Hiển thị dữ liệu tiêu thụ</w:t>
-            </w:r>
-            <w:r>
-              <w:rPr>
-                <w:rFonts w:ascii="Times New Roman" w:hAnsi="Times New Roman"/>
-                <w:noProof/>
-                <w:webHidden/>
-              </w:rPr>
-              <w:tab/>
-            </w:r>
-            <w:r>
-              <w:rPr>
-                <w:rFonts w:ascii="Times New Roman" w:hAnsi="Times New Roman"/>
-                <w:noProof/>
-                <w:webHidden/>
-              </w:rPr>
-              <w:fldChar w:fldCharType="begin"/>
-            </w:r>
-            <w:r>
-              <w:rPr>
-                <w:rFonts w:ascii="Times New Roman" w:hAnsi="Times New Roman"/>
-                <w:noProof/>
-                <w:webHidden/>
-              </w:rPr>
-              <w:instrText xml:space="preserve"> PAGEREF _Toc239539386 \h </w:instrText>
-            </w:r>
-            <w:r>
-              <w:rPr>
-                <w:rFonts w:ascii="Times New Roman" w:hAnsi="Times New Roman"/>
-                <w:noProof/>
-                <w:webHidden/>
-              </w:rPr>
-            </w:r>
-            <w:r>
-              <w:rPr>
-                <w:rFonts w:ascii="Times New Roman" w:hAnsi="Times New Roman"/>
-                <w:noProof/>
-                <w:webHidden/>
-              </w:rPr>
-              <w:fldChar w:fldCharType="separate"/>
-            </w:r>
-            <w:r>
-              <w:rPr>
-                <w:rFonts w:ascii="Times New Roman" w:hAnsi="Times New Roman"/>
-                <w:noProof/>
-                <w:webHidden/>
-              </w:rPr>
-              <w:t>9</w:t>
-            </w:r>
-            <w:r>
-              <w:rPr>
-                <w:rFonts w:ascii="Times New Roman" w:hAnsi="Times New Roman"/>
-                <w:noProof/>
-                <w:webHidden/>
-              </w:rPr>
-              <w:fldChar w:fldCharType="end"/>
-            </w:r>
-          </w:hyperlink>
-        </w:p>
-        <w:p>
-          <w:pPr>
-            <w:pStyle w:val="TOC3"/>
-            <w:rPr>
-              <w:rFonts w:ascii="Times New Roman" w:eastAsiaTheme="minorEastAsia" w:hAnsi="Times New Roman"/>
-              <w:noProof/>
-              <w:sz w:val="22"/>
-              <w:szCs w:val="22"/>
-            </w:rPr>
-          </w:pPr>
-          <w:hyperlink w:anchor="_Toc239539387" w:history="1">
-            <w:r>
-              <w:rPr>
-                <w:rStyle w:val="Hyperlink"/>
-                <w:rFonts w:ascii="Times New Roman" w:hAnsi="Times New Roman"/>
-                <w:noProof/>
-              </w:rPr>
-              <w:t>3.7.2. Hiển thị kết quả dự báo</w:t>
-            </w:r>
-            <w:r>
-              <w:rPr>
-                <w:rFonts w:ascii="Times New Roman" w:hAnsi="Times New Roman"/>
-                <w:noProof/>
-                <w:webHidden/>
-              </w:rPr>
-              <w:tab/>
-            </w:r>
-            <w:r>
-              <w:rPr>
-                <w:rFonts w:ascii="Times New Roman" w:hAnsi="Times New Roman"/>
-                <w:noProof/>
-                <w:webHidden/>
-              </w:rPr>
-              <w:fldChar w:fldCharType="begin"/>
-            </w:r>
-            <w:r>
-              <w:rPr>
-                <w:rFonts w:ascii="Times New Roman" w:hAnsi="Times New Roman"/>
-                <w:noProof/>
-                <w:webHidden/>
-              </w:rPr>
-              <w:instrText xml:space="preserve"> PAGEREF _Toc239539387 \h </w:instrText>
-            </w:r>
-            <w:r>
-              <w:rPr>
-                <w:rFonts w:ascii="Times New Roman" w:hAnsi="Times New Roman"/>
-                <w:noProof/>
-                <w:webHidden/>
-              </w:rPr>
-            </w:r>
-            <w:r>
-              <w:rPr>
-                <w:rFonts w:ascii="Times New Roman" w:hAnsi="Times New Roman"/>
-                <w:noProof/>
-                <w:webHidden/>
-              </w:rPr>
-              <w:fldChar w:fldCharType="separate"/>
-            </w:r>
-            <w:r>
-              <w:rPr>
-                <w:rFonts w:ascii="Times New Roman" w:hAnsi="Times New Roman"/>
-                <w:noProof/>
-                <w:webHidden/>
-              </w:rPr>
-              <w:t>9</w:t>
-            </w:r>
-            <w:r>
-              <w:rPr>
-                <w:rFonts w:ascii="Times New Roman" w:hAnsi="Times New Roman"/>
-                <w:noProof/>
-                <w:webHidden/>
-              </w:rPr>
-              <w:fldChar w:fldCharType="end"/>
-            </w:r>
-          </w:hyperlink>
-        </w:p>
-        <w:p>
-          <w:pPr>
-            <w:pStyle w:val="TOC3"/>
-            <w:rPr>
-              <w:rFonts w:ascii="Times New Roman" w:eastAsiaTheme="minorEastAsia" w:hAnsi="Times New Roman"/>
-              <w:noProof/>
-              <w:sz w:val="22"/>
-              <w:szCs w:val="22"/>
-            </w:rPr>
-          </w:pPr>
-          <w:hyperlink w:anchor="_Toc239539388" w:history="1">
-            <w:r>
-              <w:rPr>
-                <w:rStyle w:val="Hyperlink"/>
-                <w:rFonts w:ascii="Times New Roman" w:hAnsi="Times New Roman"/>
-                <w:noProof/>
-              </w:rPr>
-              <w:t>3.7.3. Hiển thị cảnh báo bất thường</w:t>
-            </w:r>
-            <w:r>
-              <w:rPr>
-                <w:rFonts w:ascii="Times New Roman" w:hAnsi="Times New Roman"/>
-                <w:noProof/>
-                <w:webHidden/>
-              </w:rPr>
-              <w:tab/>
-            </w:r>
-            <w:r>
-              <w:rPr>
-                <w:rFonts w:ascii="Times New Roman" w:hAnsi="Times New Roman"/>
-                <w:noProof/>
-                <w:webHidden/>
-              </w:rPr>
-              <w:fldChar w:fldCharType="begin"/>
-            </w:r>
-            <w:r>
-              <w:rPr>
-                <w:rFonts w:ascii="Times New Roman" w:hAnsi="Times New Roman"/>
-                <w:noProof/>
-                <w:webHidden/>
-              </w:rPr>
-              <w:instrText xml:space="preserve"> PAGEREF _Toc239539388 \h </w:instrText>
-            </w:r>
-            <w:r>
-              <w:rPr>
-                <w:rFonts w:ascii="Times New Roman" w:hAnsi="Times New Roman"/>
-                <w:noProof/>
-                <w:webHidden/>
-              </w:rPr>
-            </w:r>
-            <w:r>
-              <w:rPr>
-                <w:rFonts w:ascii="Times New Roman" w:hAnsi="Times New Roman"/>
-                <w:noProof/>
-                <w:webHidden/>
-              </w:rPr>
-              <w:fldChar w:fldCharType="separate"/>
-            </w:r>
-            <w:r>
-              <w:rPr>
-                <w:rFonts w:ascii="Times New Roman" w:hAnsi="Times New Roman"/>
-                <w:noProof/>
-                <w:webHidden/>
-              </w:rPr>
-              <w:t>9</w:t>
-            </w:r>
-            <w:r>
-              <w:rPr>
-                <w:rFonts w:ascii="Times New Roman" w:hAnsi="Times New Roman"/>
-                <w:noProof/>
-                <w:webHidden/>
-              </w:rPr>
-              <w:fldChar w:fldCharType="end"/>
-            </w:r>
-          </w:hyperlink>
-        </w:p>
-        <w:p>
-          <w:pPr>
-            <w:pStyle w:val="TOC2"/>
-            <w:rPr>
-              <w:rFonts w:eastAsiaTheme="minorEastAsia"/>
-              <w:b w:val="0"/>
-              <w:bCs w:val="0"/>
-              <w:sz w:val="22"/>
-              <w:szCs w:val="22"/>
-            </w:rPr>
-          </w:pPr>
-          <w:hyperlink w:anchor="_Toc239539389" w:history="1">
-            <w:r>
-              <w:rPr>
-                <w:rStyle w:val="Hyperlink"/>
-              </w:rPr>
-              <w:t>3.8. Kiểm thử và đánh giá hệ thống</w:t>
-            </w:r>
-            <w:r>
-              <w:rPr>
-                <w:webHidden/>
-              </w:rPr>
-              <w:tab/>
-            </w:r>
-            <w:r>
-              <w:rPr>
-                <w:webHidden/>
-              </w:rPr>
-              <w:fldChar w:fldCharType="begin"/>
-            </w:r>
-            <w:r>
-              <w:rPr>
-                <w:webHidden/>
-              </w:rPr>
-              <w:instrText xml:space="preserve"> PAGEREF _Toc239539389 \h </w:instrText>
+              <w:instrText xml:space="preserve"> PAGEREF _Toc239539390 \h </w:instrText>
             </w:r>
             <w:r>
               <w:rPr>
@@ -8381,21 +8741,20 @@
         <w:p>
           <w:pPr>
             <w:pStyle w:val="TOC1"/>
+            <w:jc w:val="center"/>
             <w:rPr>
               <w:rFonts w:eastAsiaTheme="minorEastAsia"/>
               <w:b w:val="0"/>
               <w:bCs w:val="0"/>
-              <w:sz w:val="22"/>
-              <w:szCs w:val="22"/>
               <w:lang w:val="en-US"/>
             </w:rPr>
           </w:pPr>
-          <w:hyperlink w:anchor="_Toc239539390" w:history="1">
+          <w:hyperlink w:anchor="_Toc239539391" w:history="1">
             <w:r>
               <w:rPr>
                 <w:rStyle w:val="Hyperlink"/>
               </w:rPr>
-              <w:t>KẾT LUẬN</w:t>
+              <w:t>TÀI LIỆU THAM KHẢO</w:t>
             </w:r>
             <w:r>
               <w:rPr>
@@ -8413,7 +8772,7 @@
               <w:rPr>
                 <w:webHidden/>
               </w:rPr>
-              <w:instrText xml:space="preserve"> PAGEREF _Toc239539390 \h </w:instrText>
+              <w:instrText xml:space="preserve"> PAGEREF _Toc239539391 \h </w:instrText>
             </w:r>
             <w:r>
               <w:rPr>
@@ -8442,70 +8801,7 @@
         </w:p>
         <w:p>
           <w:pPr>
-            <w:pStyle w:val="TOC1"/>
-            <w:rPr>
-              <w:rFonts w:eastAsiaTheme="minorEastAsia"/>
-              <w:b w:val="0"/>
-              <w:bCs w:val="0"/>
-              <w:sz w:val="22"/>
-              <w:szCs w:val="22"/>
-              <w:lang w:val="en-US"/>
-            </w:rPr>
-          </w:pPr>
-          <w:hyperlink w:anchor="_Toc239539391" w:history="1">
-            <w:r>
-              <w:rPr>
-                <w:rStyle w:val="Hyperlink"/>
-              </w:rPr>
-              <w:t>TÀI LIỆU THAM KHẢO</w:t>
-            </w:r>
-            <w:r>
-              <w:rPr>
-                <w:webHidden/>
-              </w:rPr>
-              <w:tab/>
-            </w:r>
-            <w:r>
-              <w:rPr>
-                <w:webHidden/>
-              </w:rPr>
-              <w:fldChar w:fldCharType="begin"/>
-            </w:r>
-            <w:r>
-              <w:rPr>
-                <w:webHidden/>
-              </w:rPr>
-              <w:instrText xml:space="preserve"> PAGEREF _Toc239539391 \h </w:instrText>
-            </w:r>
-            <w:r>
-              <w:rPr>
-                <w:webHidden/>
-              </w:rPr>
-            </w:r>
-            <w:r>
-              <w:rPr>
-                <w:webHidden/>
-              </w:rPr>
-              <w:fldChar w:fldCharType="separate"/>
-            </w:r>
-            <w:r>
-              <w:rPr>
-                <w:webHidden/>
-              </w:rPr>
-              <w:t>9</w:t>
-            </w:r>
-            <w:r>
-              <w:rPr>
-                <w:webHidden/>
-              </w:rPr>
-              <w:fldChar w:fldCharType="end"/>
-            </w:r>
-          </w:hyperlink>
-        </w:p>
-        <w:p>
-          <w:pPr>
-            <w:spacing w:line="276" w:lineRule="auto"/>
-            <w:jc w:val="both"/>
+            <w:jc w:val="center"/>
             <w:rPr>
               <w:rFonts w:ascii="Times New Roman" w:hAnsi="Times New Roman"/>
               <w:szCs w:val="26"/>
@@ -8519,6 +8815,7 @@
               <w:noProof/>
               <w:szCs w:val="26"/>
             </w:rPr>
+            <w:lastRenderedPageBreak/>
             <w:fldChar w:fldCharType="end"/>
           </w:r>
         </w:p>
@@ -8534,7 +8831,7 @@
           <w:lang w:val="nl-NL"/>
         </w:rPr>
       </w:pPr>
-      <w:bookmarkStart w:id="5" w:name="_Toc231878529"/>
+      <w:bookmarkStart w:id="4" w:name="_Toc231878529"/>
       <w:r>
         <w:rPr>
           <w:rFonts w:ascii="Times New Roman" w:hAnsi="Times New Roman"/>
@@ -8555,7 +8852,7 @@
           <w:lang w:val="nl-NL"/>
         </w:rPr>
       </w:pPr>
-      <w:bookmarkStart w:id="6" w:name="_Toc239539330"/>
+      <w:bookmarkStart w:id="5" w:name="_Toc239539330"/>
       <w:r>
         <w:rPr>
           <w:sz w:val="26"/>
@@ -8565,18 +8862,18 @@
         <w:lastRenderedPageBreak/>
         <w:t>DANH MỤC HÌNH</w:t>
       </w:r>
+      <w:bookmarkEnd w:id="2"/>
+      <w:bookmarkEnd w:id="4"/>
+      <w:bookmarkEnd w:id="5"/>
+      <w:r>
+        <w:rPr>
+          <w:sz w:val="26"/>
+          <w:szCs w:val="26"/>
+          <w:lang w:val="nl-NL"/>
+        </w:rPr>
+        <w:t xml:space="preserve"> </w:t>
+      </w:r>
       <w:bookmarkEnd w:id="3"/>
-      <w:bookmarkEnd w:id="5"/>
-      <w:bookmarkEnd w:id="6"/>
-      <w:r>
-        <w:rPr>
-          <w:sz w:val="26"/>
-          <w:szCs w:val="26"/>
-          <w:lang w:val="nl-NL"/>
-        </w:rPr>
-        <w:t xml:space="preserve"> </w:t>
-      </w:r>
-      <w:bookmarkEnd w:id="4"/>
       <w:r>
         <w:rPr>
           <w:sz w:val="26"/>
@@ -8677,7 +8974,7 @@
           <w:lang w:val="nl-NL"/>
         </w:rPr>
       </w:pPr>
-      <w:bookmarkStart w:id="7" w:name="_Toc170404822"/>
+      <w:bookmarkStart w:id="6" w:name="_Toc170404822"/>
       <w:r>
         <w:rPr>
           <w:rFonts w:ascii="Times New Roman" w:hAnsi="Times New Roman"/>
@@ -8697,9 +8994,9 @@
           <w:lang w:val="nl-NL"/>
         </w:rPr>
       </w:pPr>
-      <w:bookmarkStart w:id="8" w:name="_Toc217600612"/>
-      <w:bookmarkStart w:id="9" w:name="_Toc231878531"/>
-      <w:bookmarkStart w:id="10" w:name="_Toc239539331"/>
+      <w:bookmarkStart w:id="7" w:name="_Toc217600612"/>
+      <w:bookmarkStart w:id="8" w:name="_Toc231878531"/>
+      <w:bookmarkStart w:id="9" w:name="_Toc239539331"/>
       <w:r>
         <w:rPr>
           <w:sz w:val="26"/>
@@ -8709,10 +9006,10 @@
         <w:lastRenderedPageBreak/>
         <w:t>DANH MỤC CÁC CHỮ VIẾT TẮT</w:t>
       </w:r>
+      <w:bookmarkEnd w:id="6"/>
       <w:bookmarkEnd w:id="7"/>
       <w:bookmarkEnd w:id="8"/>
       <w:bookmarkEnd w:id="9"/>
-      <w:bookmarkEnd w:id="10"/>
     </w:p>
     <w:tbl>
       <w:tblPr>
@@ -9421,7 +9718,7 @@
           <w:lang w:val="nl-NL"/>
         </w:rPr>
         <w:sectPr>
-          <w:footerReference w:type="default" r:id="rId10"/>
+          <w:footerReference w:type="default" r:id="rId11"/>
           <w:pgSz w:w="11909" w:h="16834" w:code="9"/>
           <w:pgMar w:top="1138" w:right="1138" w:bottom="1138" w:left="1699" w:header="720" w:footer="720" w:gutter="0"/>
           <w:pgNumType w:fmt="lowerRoman" w:start="1"/>
@@ -9440,12 +9737,12 @@
           <w:szCs w:val="26"/>
         </w:rPr>
       </w:pPr>
-      <w:bookmarkStart w:id="11" w:name="_Toc218678855"/>
-      <w:bookmarkStart w:id="12" w:name="_Toc239539332"/>
-      <w:bookmarkStart w:id="13" w:name="_Toc122303133"/>
-      <w:bookmarkStart w:id="14" w:name="_Toc170404855"/>
-      <w:bookmarkStart w:id="15" w:name="_Toc209218491"/>
-      <w:bookmarkStart w:id="16" w:name="_Toc217600632"/>
+      <w:bookmarkStart w:id="10" w:name="_Toc218678855"/>
+      <w:bookmarkStart w:id="11" w:name="_Toc239539332"/>
+      <w:bookmarkStart w:id="12" w:name="_Toc122303133"/>
+      <w:bookmarkStart w:id="13" w:name="_Toc170404855"/>
+      <w:bookmarkStart w:id="14" w:name="_Toc209218491"/>
+      <w:bookmarkStart w:id="15" w:name="_Toc217600632"/>
       <w:r>
         <w:rPr>
           <w:sz w:val="26"/>
@@ -9454,31 +9751,186 @@
         <w:lastRenderedPageBreak/>
         <w:t>CHUƠNG 1</w:t>
       </w:r>
-      <w:bookmarkStart w:id="17" w:name="_Toc170404826"/>
-      <w:bookmarkStart w:id="18" w:name="_Toc208608548"/>
-      <w:bookmarkStart w:id="19" w:name="_Toc218678856"/>
+      <w:bookmarkStart w:id="16" w:name="_Toc170404826"/>
+      <w:bookmarkStart w:id="17" w:name="_Toc208608548"/>
+      <w:bookmarkStart w:id="18" w:name="_Toc218678856"/>
+      <w:bookmarkEnd w:id="10"/>
+      <w:r>
+        <w:rPr>
+          <w:sz w:val="26"/>
+          <w:szCs w:val="26"/>
+        </w:rPr>
+        <w:t xml:space="preserve">: </w:t>
+      </w:r>
+      <w:r>
+        <w:rPr>
+          <w:sz w:val="26"/>
+          <w:szCs w:val="26"/>
+        </w:rPr>
+        <w:t>GIỚI THIỆU TỔNG QUAN VỀ ĐỀ TÀI</w:t>
+      </w:r>
       <w:bookmarkEnd w:id="11"/>
-      <w:r>
-        <w:rPr>
-          <w:sz w:val="26"/>
-          <w:szCs w:val="26"/>
-        </w:rPr>
-        <w:t xml:space="preserve">: </w:t>
-      </w:r>
-      <w:r>
-        <w:rPr>
-          <w:sz w:val="26"/>
-          <w:szCs w:val="26"/>
-        </w:rPr>
-        <w:t>GIỚI THIỆU TỔNG QUAN VỀ ĐỀ TÀI</w:t>
-      </w:r>
-      <w:bookmarkEnd w:id="12"/>
+      <w:bookmarkEnd w:id="16"/>
       <w:bookmarkEnd w:id="17"/>
       <w:bookmarkEnd w:id="18"/>
+    </w:p>
+    <w:p>
+      <w:pPr>
+        <w:pStyle w:val="Heading2"/>
+        <w:spacing w:after="0"/>
+        <w:jc w:val="both"/>
+        <w:rPr>
+          <w:sz w:val="26"/>
+          <w:szCs w:val="26"/>
+        </w:rPr>
+      </w:pPr>
+      <w:bookmarkStart w:id="19" w:name="_Toc239539333"/>
+      <w:r>
+        <w:rPr>
+          <w:sz w:val="26"/>
+          <w:szCs w:val="26"/>
+        </w:rPr>
+        <w:t xml:space="preserve">1. </w:t>
+      </w:r>
+      <w:r>
+        <w:rPr>
+          <w:sz w:val="26"/>
+          <w:szCs w:val="26"/>
+        </w:rPr>
+        <w:t>Tình hình nghiên cứu</w:t>
+      </w:r>
       <w:bookmarkEnd w:id="19"/>
     </w:p>
     <w:p>
       <w:pPr>
+        <w:ind w:firstLine="720"/>
+        <w:jc w:val="both"/>
+        <w:rPr>
+          <w:rFonts w:ascii="Times New Roman" w:hAnsi="Times New Roman"/>
+          <w:szCs w:val="26"/>
+        </w:rPr>
+      </w:pPr>
+      <w:r>
+        <w:rPr>
+          <w:rFonts w:ascii="Times New Roman" w:hAnsi="Times New Roman"/>
+          <w:szCs w:val="26"/>
+        </w:rPr>
+        <w:t>Trong những năm gần đây, sự phát triển của công tơ thông minh, hệ thống quản lý tòa nhà và các thiết bị Internet vạn vật đã tạo ra lượng lớn dữ liệu tiêu thụ năng lượng theo thời gian. Khác với phương pháp ghi nhận điện năng định kỳ, các hệ thống hiện đại có khả năng thu thập liên tục dữ liệu từ nhiều công tơ, nhiều loại tòa nhà và nhiều khu vực khác nhau. Nguồn dữ liệu này cho phép người quản lý theo dõi tình trạng sử dụng năng lượng, xây dựng mô hình dự báo và phát hiện sớm các hành vi tiêu thụ bất thường. Tuy nhiên, khi số lượng công tơ và tần suất đo tăng lên, việc lưu trữ và phân tích dữ liệu bằng các công cụ truyền thống trên một máy tính đơn lẻ trở nên kém hiệu quả. Vì vậy, xử lý dữ liệu lớn và xử lý luồng đang trở thành những hướng tiếp cận quan trọng trong lĩnh vực quản lý năng lượng thông minh.</w:t>
+      </w:r>
+    </w:p>
+    <w:p>
+      <w:pPr>
+        <w:ind w:firstLine="720"/>
+        <w:jc w:val="both"/>
+        <w:rPr>
+          <w:rFonts w:ascii="Times New Roman" w:hAnsi="Times New Roman"/>
+          <w:szCs w:val="26"/>
+        </w:rPr>
+      </w:pPr>
+      <w:r>
+        <w:rPr>
+          <w:rFonts w:ascii="Times New Roman" w:hAnsi="Times New Roman"/>
+          <w:szCs w:val="26"/>
+        </w:rPr>
+        <w:t>Một trong những nền tảng dữ liệu tiêu biểu phục vụ nghiên cứu trong lĩnh vực này là Building Data Genome Project 2, gọi tắt là BDG2, được Miller và cộng sự công bố năm 2020 [1]. Bộ dữ liệu gồm 3.053 công tơ thuộc 1.636 tòa nhà phi dân cư tại 19 địa điểm ở Bắc Mỹ và châu Âu. Dữ liệu được thu thập theo từng giờ trong hai năm 2016 và 2017, tương ứng khoảng 53,6 triệu phép đo. Các công tơ ghi nhận nhiều loại năng lượng và tài nguyên khác nhau như điện, nước nóng, nước lạnh, hơi nước, khí đốt, năng lượng mặt trời và nước tưới. Ngoài dữ liệu công tơ, BDG2 còn cung cấp thông tin về đặc điểm tòa nhà và điều kiện thời tiết. Quy mô và mức độ đa dạng này giúp BDG2 phù hợp với các nghiên cứu về dự báo năng lượng, so sánh hiệu quả vận hành và phát hiện bất thường.</w:t>
+      </w:r>
+    </w:p>
+    <w:p>
+      <w:pPr>
+        <w:ind w:firstLine="720"/>
+        <w:jc w:val="both"/>
+        <w:rPr>
+          <w:rFonts w:ascii="Times New Roman" w:hAnsi="Times New Roman"/>
+          <w:szCs w:val="26"/>
+        </w:rPr>
+      </w:pPr>
+      <w:r>
+        <w:rPr>
+          <w:rFonts w:ascii="Times New Roman" w:hAnsi="Times New Roman"/>
+          <w:szCs w:val="26"/>
+        </w:rPr>
+        <w:t>Một phần dữ liệu BDG2 đã được sử dụng trong cuộc thi ASHRAE Great Energy Predictor III nhằm tìm kiếm các phương pháp dự báo mức tiêu thụ năng lượng cho tòa nhà [2]. Cuộc thi cung cấp hơn 20 triệu bản ghi huấn luyện từ 2.380 công tơ thuộc 1.448 tòa nhà và thu hút 4.370 người tham gia. Kết quả cho thấy các mô hình cây tăng cường và mô hình tổ hợp đạt độ chính xác cao, đồng thời khẳng định rằng quá trình làm sạch dữ liệu và xây dựng đặc trưng có ảnh hưởng lớn đến hiệu quả dự báo. Điều này cho thấy đối với dữ liệu năng lượng tòa nhà, việc lựa chọn mô hình chỉ là một phần của bài toán; chất lượng dữ liệu, cách xử lý giá trị thiếu, thông tin thời gian, thời tiết và đặc điểm của từng tòa nhà cũng đóng vai trò quan trọng.</w:t>
+      </w:r>
+    </w:p>
+    <w:p>
+      <w:pPr>
+        <w:ind w:firstLine="720"/>
+        <w:jc w:val="both"/>
+        <w:rPr>
+          <w:rFonts w:ascii="Times New Roman" w:hAnsi="Times New Roman"/>
+          <w:szCs w:val="26"/>
+        </w:rPr>
+      </w:pPr>
+      <w:r>
+        <w:rPr>
+          <w:rFonts w:ascii="Times New Roman" w:hAnsi="Times New Roman"/>
+          <w:szCs w:val="26"/>
+        </w:rPr>
+        <w:lastRenderedPageBreak/>
+        <w:t>Bên cạnh dự báo, phát hiện bất thường trong tiêu thụ năng lượng cũng nhận được nhiều sự quan tâm. Himeur và cộng sự đã tổng hợp các phương pháp dựa trên trí tuệ nhân tạo dùng để phát hiện mức tiêu thụ bất thường trong tòa nhà [3]. Các phương pháp phổ biến bao gồm kiểm tra bằng ngưỡng thống kê, phân cụm, mô hình dự báo, mạng nơ-ron và autoencoder. Trong đó, cách tiếp cận dựa trên dự báo xây dựng một mô hình biểu diễn mức tiêu thụ bình thường, sau đó so sánh giá trị dự đoán với giá trị thực tế. Nếu độ lệch giữa hai giá trị vượt quá một ngưỡng cho phép, số đo được xem là một trường hợp cần cảnh báo.</w:t>
+      </w:r>
+    </w:p>
+    <w:p>
+      <w:pPr>
+        <w:ind w:firstLine="720"/>
+        <w:jc w:val="both"/>
+        <w:rPr>
+          <w:rFonts w:ascii="Times New Roman" w:hAnsi="Times New Roman"/>
+          <w:szCs w:val="26"/>
+        </w:rPr>
+      </w:pPr>
+      <w:r>
+        <w:rPr>
+          <w:rFonts w:ascii="Times New Roman" w:hAnsi="Times New Roman"/>
+          <w:szCs w:val="26"/>
+        </w:rPr>
+        <w:t>Tuy nhiên, nghiên cứu của Himeur và cộng sự cũng chỉ ra một số khó khăn còn tồn tại, đặc biệt là sự thiếu hụt các bộ dữ liệu được gán nhãn bất thường, sự khác biệt trong định nghĩa thế nào là một hành vi tiêu thụ bất thường và việc chưa có hệ thống chỉ số đánh giá thống nhất [3]. Ngoài ra, Miller và cộng sự cho thấy mô hình dự báo vẫn có thể tạo ra sai số lớn do thiếu thông tin về vận hành thực tế, lịch sử sử dụng, thời tiết hoặc đặc điểm chi tiết của tòa nhà [4]. Vì vậy, không thể mặc định mọi sai số dự báo lớn đều là sự cố thực tế. Ngưỡng cảnh báo cần được hiệu chỉnh trên dữ liệu kiểm chứng và kết quả phải được đánh giá bằng các kịch bản bất thường có kiểm soát.</w:t>
+      </w:r>
+    </w:p>
+    <w:p>
+      <w:pPr>
+        <w:ind w:firstLine="720"/>
+        <w:jc w:val="both"/>
+        <w:rPr>
+          <w:rFonts w:ascii="Times New Roman" w:hAnsi="Times New Roman"/>
+          <w:szCs w:val="26"/>
+        </w:rPr>
+      </w:pPr>
+      <w:r>
+        <w:rPr>
+          <w:rFonts w:ascii="Times New Roman" w:hAnsi="Times New Roman"/>
+          <w:szCs w:val="26"/>
+        </w:rPr>
+        <w:t>Một vấn đề khác là phần lớn các nghiên cứu dự báo được thực hiện theo phương thức xử lý theo lô. Toàn bộ dữ liệu được thu thập trước, sau đó mới được đưa vào mô hình để phân tích. Cách làm này phù hợp với báo cáo lịch sử nhưng chưa đáp ứng tốt yêu cầu cảnh báo sớm khi dữ liệu cảm biến liên tục phát sinh. Wang và cộng sự đã đề xuất kiến trúc xử lý luồng cho dữ liệu Internet vạn vật công nghiệp, trong đó mô hình được huấn luyện bằng dữ liệu lịch sử và được sử dụng để phát hiện bất thường trên luồng dữ liệu trực tuyến [5]. Kết quả nghiên cứu cho thấy việc kết hợp huấn luyện theo lô, xử lý luồng và cửa sổ trượt có thể hỗ trợ phát hiện bất thường với độ trễ thấp, đồng thời nâng cao khả năng mở rộng của hệ thống.</w:t>
+      </w:r>
+    </w:p>
+    <w:p>
+      <w:pPr>
+        <w:ind w:firstLine="720"/>
+        <w:jc w:val="both"/>
+        <w:rPr>
+          <w:rFonts w:ascii="Times New Roman" w:hAnsi="Times New Roman"/>
+          <w:szCs w:val="26"/>
+        </w:rPr>
+      </w:pPr>
+      <w:r>
+        <w:rPr>
+          <w:rFonts w:ascii="Times New Roman" w:hAnsi="Times New Roman"/>
+          <w:szCs w:val="26"/>
+        </w:rPr>
+        <w:t xml:space="preserve">Từ các nghiên cứu trên có thể nhận thấy rằng dữ liệu, mô hình dự báo, cơ chế phát hiện bất thường và kiến trúc xử lý thời gian thực là các thành phần có quan hệ chặt chẽ. Tuy nhiên, một mô hình học máy hoạt động độc lập chưa tạo thành một hệ thống Big Data hoàn chỉnh. Để đưa kết quả phân tích vào ứng dụng thực tế, cần xây dựng một chuỗi xử lý bao gồm tiếp nhận dữ liệu, xử lý luồng, lưu trữ lịch sử, huấn luyện mô hình, tạo cảnh báo và trực quan hóa kết quả. Vì vậy, đề tài này tập trung xây dựng một pipeline </w:t>
+      </w:r>
+      <w:r>
+        <w:rPr>
+          <w:rFonts w:ascii="Times New Roman" w:hAnsi="Times New Roman"/>
+          <w:szCs w:val="26"/>
+        </w:rPr>
+        <w:lastRenderedPageBreak/>
+        <w:t>Big Data đầu cuối trên dữ liệu BDG2, thay vì chỉ tập trung đề xuất một mô hình học máy mới.</w:t>
+      </w:r>
+    </w:p>
+    <w:p>
+      <w:pPr>
         <w:pStyle w:val="Heading2"/>
         <w:spacing w:after="0"/>
         <w:jc w:val="both"/>
@@ -9487,184 +9939,29 @@
           <w:szCs w:val="26"/>
         </w:rPr>
       </w:pPr>
-      <w:bookmarkStart w:id="20" w:name="_Toc239539333"/>
+      <w:bookmarkStart w:id="20" w:name="_Toc239539334"/>
       <w:r>
         <w:rPr>
           <w:sz w:val="26"/>
           <w:szCs w:val="26"/>
         </w:rPr>
-        <w:t xml:space="preserve">1. </w:t>
+        <w:t>2</w:t>
       </w:r>
       <w:r>
         <w:rPr>
           <w:sz w:val="26"/>
           <w:szCs w:val="26"/>
         </w:rPr>
-        <w:t>Tình hình nghiên cứu</w:t>
+        <w:t xml:space="preserve">. </w:t>
+      </w:r>
+      <w:r>
+        <w:rPr>
+          <w:sz w:val="26"/>
+          <w:szCs w:val="26"/>
+        </w:rPr>
+        <w:t>Đặt vấn đề</w:t>
       </w:r>
       <w:bookmarkEnd w:id="20"/>
-    </w:p>
-    <w:p>
-      <w:pPr>
-        <w:ind w:firstLine="720"/>
-        <w:jc w:val="both"/>
-        <w:rPr>
-          <w:rFonts w:ascii="Times New Roman" w:hAnsi="Times New Roman"/>
-          <w:szCs w:val="26"/>
-        </w:rPr>
-      </w:pPr>
-      <w:r>
-        <w:rPr>
-          <w:rFonts w:ascii="Times New Roman" w:hAnsi="Times New Roman"/>
-          <w:szCs w:val="26"/>
-        </w:rPr>
-        <w:t>Trong những năm gần đây, sự phát triển của công tơ thông minh, hệ thống quản lý tòa nhà và các thiết bị Internet vạn vật đã tạo ra lượng lớn dữ liệu tiêu thụ năng lượng theo thời gian. Khác với phương pháp ghi nhận điện năng định kỳ, các hệ thống hiện đại có khả năng thu thập liên tục dữ liệu từ nhiều công tơ, nhiều loại tòa nhà và nhiều khu vực khác nhau. Nguồn dữ liệu này cho phép người quản lý theo dõi tình trạng sử dụng năng lượng, xây dựng mô hình dự báo và phát hiện sớm các hành vi tiêu thụ bất thường. Tuy nhiên, khi số lượng công tơ và tần suất đo tăng lên, việc lưu trữ và phân tích dữ liệu bằng các công cụ truyền thống trên một máy tính đơn lẻ trở nên kém hiệu quả. Vì vậy, xử lý dữ liệu lớn và xử lý luồng đang trở thành những hướng tiếp cận quan trọng trong lĩnh vực quản lý năng lượng thông minh.</w:t>
-      </w:r>
-    </w:p>
-    <w:p>
-      <w:pPr>
-        <w:ind w:firstLine="720"/>
-        <w:jc w:val="both"/>
-        <w:rPr>
-          <w:rFonts w:ascii="Times New Roman" w:hAnsi="Times New Roman"/>
-          <w:szCs w:val="26"/>
-        </w:rPr>
-      </w:pPr>
-      <w:r>
-        <w:rPr>
-          <w:rFonts w:ascii="Times New Roman" w:hAnsi="Times New Roman"/>
-          <w:szCs w:val="26"/>
-        </w:rPr>
-        <w:t>Một trong những nền tảng dữ liệu tiêu biểu phục vụ nghiên cứu trong lĩnh vực này là Building Data Genome Project 2, gọi tắt là BDG2, được Miller và cộng sự công bố năm 2020 [1]. Bộ dữ liệu gồm 3.053 công tơ thuộc 1.636 tòa nhà phi dân cư tại 19 địa điểm ở Bắc Mỹ và châu Âu. Dữ liệu được thu thập theo từng giờ trong hai năm 2016 và 2017, tương ứng khoảng 53,6 triệu phép đo. Các công tơ ghi nhận nhiều loại năng lượng và tài nguyên khác nhau như điện, nước nóng, nước lạnh, hơi nước, khí đốt, năng lượng mặt trời và nước tưới. Ngoài dữ liệu công tơ, BDG2 còn cung cấp thông tin về đặc điểm tòa nhà và điều kiện thời tiết. Quy mô và mức độ đa dạng này giúp BDG2 phù hợp với các nghiên cứu về dự báo năng lượng, so sánh hiệu quả vận hành và phát hiện bất thường.</w:t>
-      </w:r>
-    </w:p>
-    <w:p>
-      <w:pPr>
-        <w:ind w:firstLine="720"/>
-        <w:jc w:val="both"/>
-        <w:rPr>
-          <w:rFonts w:ascii="Times New Roman" w:hAnsi="Times New Roman"/>
-          <w:szCs w:val="26"/>
-        </w:rPr>
-      </w:pPr>
-      <w:r>
-        <w:rPr>
-          <w:rFonts w:ascii="Times New Roman" w:hAnsi="Times New Roman"/>
-          <w:szCs w:val="26"/>
-        </w:rPr>
-        <w:t>Một phần dữ liệu BDG2 đã được sử dụng trong cuộc thi ASHRAE Great Energy Predictor III nhằm tìm kiếm các phương pháp dự báo mức tiêu thụ năng lượng cho tòa nhà [2]. Cuộc thi cung cấp hơn 20 triệu bản ghi huấn luyện từ 2.380 công tơ thuộc 1.448 tòa nhà và thu hút 4.370 người tham gia. Kết quả cho thấy các mô hình cây tăng cường và mô hình tổ hợp đạt độ chính xác cao, đồng thời khẳng định rằng quá trình làm sạch dữ liệu và xây dựng đặc trưng có ảnh hưởng lớn đến hiệu quả dự báo. Điều này cho thấy đối với dữ liệu năng lượng tòa nhà, việc lựa chọn mô hình chỉ là một phần của bài toán; chất lượng dữ liệu, cách xử lý giá trị thiếu, thông tin thời gian, thời tiết và đặc điểm của từng tòa nhà cũng đóng vai trò quan trọng.</w:t>
-      </w:r>
-    </w:p>
-    <w:p>
-      <w:pPr>
-        <w:ind w:firstLine="720"/>
-        <w:jc w:val="both"/>
-        <w:rPr>
-          <w:rFonts w:ascii="Times New Roman" w:hAnsi="Times New Roman"/>
-          <w:szCs w:val="26"/>
-        </w:rPr>
-      </w:pPr>
-      <w:r>
-        <w:rPr>
-          <w:rFonts w:ascii="Times New Roman" w:hAnsi="Times New Roman"/>
-          <w:szCs w:val="26"/>
-        </w:rPr>
-        <w:lastRenderedPageBreak/>
-        <w:t>Bên cạnh dự báo, phát hiện bất thường trong tiêu thụ năng lượng cũng nhận được nhiều sự quan tâm. Himeur và cộng sự đã tổng hợp các phương pháp dựa trên trí tuệ nhân tạo dùng để phát hiện mức tiêu thụ bất thường trong tòa nhà [3]. Các phương pháp phổ biến bao gồm kiểm tra bằng ngưỡng thống kê, phân cụm, mô hình dự báo, mạng nơ-ron và autoencoder. Trong đó, cách tiếp cận dựa trên dự báo xây dựng một mô hình biểu diễn mức tiêu thụ bình thường, sau đó so sánh giá trị dự đoán với giá trị thực tế. Nếu độ lệch giữa hai giá trị vượt quá một ngưỡng cho phép, số đo được xem là một trường hợp cần cảnh báo.</w:t>
-      </w:r>
-    </w:p>
-    <w:p>
-      <w:pPr>
-        <w:ind w:firstLine="720"/>
-        <w:jc w:val="both"/>
-        <w:rPr>
-          <w:rFonts w:ascii="Times New Roman" w:hAnsi="Times New Roman"/>
-          <w:szCs w:val="26"/>
-        </w:rPr>
-      </w:pPr>
-      <w:r>
-        <w:rPr>
-          <w:rFonts w:ascii="Times New Roman" w:hAnsi="Times New Roman"/>
-          <w:szCs w:val="26"/>
-        </w:rPr>
-        <w:t>Tuy nhiên, nghiên cứu của Himeur và cộng sự cũng chỉ ra một số khó khăn còn tồn tại, đặc biệt là sự thiếu hụt các bộ dữ liệu được gán nhãn bất thường, sự khác biệt trong định nghĩa thế nào là một hành vi tiêu thụ bất thường và việc chưa có hệ thống chỉ số đánh giá thống nhất [3]. Ngoài ra, Miller và cộng sự cho thấy mô hình dự báo vẫn có thể tạo ra sai số lớn do thiếu thông tin về vận hành thực tế, lịch sử sử dụng, thời tiết hoặc đặc điểm chi tiết của tòa nhà [4]. Vì vậy, không thể mặc định mọi sai số dự báo lớn đều là sự cố thực tế. Ngưỡng cảnh báo cần được hiệu chỉnh trên dữ liệu kiểm chứng và kết quả phải được đánh giá bằng các kịch bản bất thường có kiểm soát.</w:t>
-      </w:r>
-    </w:p>
-    <w:p>
-      <w:pPr>
-        <w:ind w:firstLine="720"/>
-        <w:jc w:val="both"/>
-        <w:rPr>
-          <w:rFonts w:ascii="Times New Roman" w:hAnsi="Times New Roman"/>
-          <w:szCs w:val="26"/>
-        </w:rPr>
-      </w:pPr>
-      <w:r>
-        <w:rPr>
-          <w:rFonts w:ascii="Times New Roman" w:hAnsi="Times New Roman"/>
-          <w:szCs w:val="26"/>
-        </w:rPr>
-        <w:t>Một vấn đề khác là phần lớn các nghiên cứu dự báo được thực hiện theo phương thức xử lý theo lô. Toàn bộ dữ liệu được thu thập trước, sau đó mới được đưa vào mô hình để phân tích. Cách làm này phù hợp với báo cáo lịch sử nhưng chưa đáp ứng tốt yêu cầu cảnh báo sớm khi dữ liệu cảm biến liên tục phát sinh. Wang và cộng sự đã đề xuất kiến trúc xử lý luồng cho dữ liệu Internet vạn vật công nghiệp, trong đó mô hình được huấn luyện bằng dữ liệu lịch sử và được sử dụng để phát hiện bất thường trên luồng dữ liệu trực tuyến [5]. Kết quả nghiên cứu cho thấy việc kết hợp huấn luyện theo lô, xử lý luồng và cửa sổ trượt có thể hỗ trợ phát hiện bất thường với độ trễ thấp, đồng thời nâng cao khả năng mở rộng của hệ thống.</w:t>
-      </w:r>
-    </w:p>
-    <w:p>
-      <w:pPr>
-        <w:ind w:firstLine="720"/>
-        <w:jc w:val="both"/>
-        <w:rPr>
-          <w:rFonts w:ascii="Times New Roman" w:hAnsi="Times New Roman"/>
-          <w:szCs w:val="26"/>
-        </w:rPr>
-      </w:pPr>
-      <w:r>
-        <w:rPr>
-          <w:rFonts w:ascii="Times New Roman" w:hAnsi="Times New Roman"/>
-          <w:szCs w:val="26"/>
-        </w:rPr>
-        <w:t xml:space="preserve">Từ các nghiên cứu trên có thể nhận thấy rằng dữ liệu, mô hình dự báo, cơ chế phát hiện bất thường và kiến trúc xử lý thời gian thực là các thành phần có quan hệ chặt chẽ. Tuy nhiên, một mô hình học máy hoạt động độc lập chưa tạo thành một hệ thống Big Data hoàn chỉnh. Để đưa kết quả phân tích vào ứng dụng thực tế, cần xây dựng một chuỗi xử lý bao gồm tiếp nhận dữ liệu, xử lý luồng, lưu trữ lịch sử, huấn luyện mô hình, tạo cảnh báo và trực quan hóa kết quả. Vì vậy, đề tài này tập trung xây dựng một pipeline </w:t>
-      </w:r>
-      <w:r>
-        <w:rPr>
-          <w:rFonts w:ascii="Times New Roman" w:hAnsi="Times New Roman"/>
-          <w:szCs w:val="26"/>
-        </w:rPr>
-        <w:lastRenderedPageBreak/>
-        <w:t>Big Data đầu cuối trên dữ liệu BDG2, thay vì chỉ tập trung đề xuất một mô hình học máy mới.</w:t>
-      </w:r>
-    </w:p>
-    <w:p>
-      <w:pPr>
-        <w:pStyle w:val="Heading2"/>
-        <w:spacing w:after="0"/>
-        <w:jc w:val="both"/>
-        <w:rPr>
-          <w:sz w:val="26"/>
-          <w:szCs w:val="26"/>
-        </w:rPr>
-      </w:pPr>
-      <w:bookmarkStart w:id="21" w:name="_Toc239539334"/>
-      <w:r>
-        <w:rPr>
-          <w:sz w:val="26"/>
-          <w:szCs w:val="26"/>
-        </w:rPr>
-        <w:t>2</w:t>
-      </w:r>
-      <w:r>
-        <w:rPr>
-          <w:sz w:val="26"/>
-          <w:szCs w:val="26"/>
-        </w:rPr>
-        <w:t xml:space="preserve">. </w:t>
-      </w:r>
-      <w:r>
-        <w:rPr>
-          <w:sz w:val="26"/>
-          <w:szCs w:val="26"/>
-        </w:rPr>
-        <w:t>Đặt vấn đề</w:t>
-      </w:r>
-      <w:bookmarkEnd w:id="21"/>
     </w:p>
     <w:p>
       <w:pPr>
@@ -10148,7 +10445,7 @@
           <w:szCs w:val="26"/>
         </w:rPr>
       </w:pPr>
-      <w:bookmarkStart w:id="22" w:name="_Toc239539335"/>
+      <w:bookmarkStart w:id="21" w:name="_Toc239539335"/>
       <w:r>
         <w:rPr>
           <w:sz w:val="26"/>
@@ -10170,7 +10467,7 @@
         </w:rPr>
         <w:t xml:space="preserve"> Mục tiêu của đề tài</w:t>
       </w:r>
-      <w:bookmarkEnd w:id="22"/>
+      <w:bookmarkEnd w:id="21"/>
     </w:p>
     <w:p>
       <w:pPr>
@@ -10296,7 +10593,7 @@
           <w:szCs w:val="26"/>
         </w:rPr>
       </w:pPr>
-      <w:bookmarkStart w:id="23" w:name="_Toc239539336"/>
+      <w:bookmarkStart w:id="22" w:name="_Toc239539336"/>
       <w:r>
         <w:rPr>
           <w:sz w:val="26"/>
@@ -10318,7 +10615,7 @@
         </w:rPr>
         <w:t>Nội dung nghiên cứu</w:t>
       </w:r>
-      <w:bookmarkEnd w:id="23"/>
+      <w:bookmarkEnd w:id="22"/>
     </w:p>
     <w:p>
       <w:pPr>
@@ -10567,8 +10864,8 @@
           <w:szCs w:val="26"/>
         </w:rPr>
       </w:pPr>
-      <w:bookmarkStart w:id="24" w:name="_Toc231878540"/>
-      <w:bookmarkStart w:id="25" w:name="_Toc239539337"/>
+      <w:bookmarkStart w:id="23" w:name="_Toc231878540"/>
+      <w:bookmarkStart w:id="24" w:name="_Toc239539337"/>
       <w:r>
         <w:rPr>
           <w:sz w:val="26"/>
@@ -10577,22 +10874,22 @@
         <w:lastRenderedPageBreak/>
         <w:t>CHUƠNG 2</w:t>
       </w:r>
+      <w:bookmarkEnd w:id="23"/>
+      <w:r>
+        <w:rPr>
+          <w:sz w:val="26"/>
+          <w:szCs w:val="26"/>
+        </w:rPr>
+        <w:t xml:space="preserve">: </w:t>
+      </w:r>
+      <w:r>
+        <w:rPr>
+          <w:sz w:val="26"/>
+          <w:szCs w:val="26"/>
+        </w:rPr>
+        <w:t>CƠ SỞ LÝ THUYẾT</w:t>
+      </w:r>
       <w:bookmarkEnd w:id="24"/>
-      <w:r>
-        <w:rPr>
-          <w:sz w:val="26"/>
-          <w:szCs w:val="26"/>
-        </w:rPr>
-        <w:t xml:space="preserve">: </w:t>
-      </w:r>
-      <w:r>
-        <w:rPr>
-          <w:sz w:val="26"/>
-          <w:szCs w:val="26"/>
-        </w:rPr>
-        <w:t>CƠ SỞ LÝ THUYẾT</w:t>
-      </w:r>
-      <w:bookmarkEnd w:id="25"/>
     </w:p>
     <w:p>
       <w:pPr>
@@ -10604,7 +10901,7 @@
           <w:szCs w:val="26"/>
         </w:rPr>
       </w:pPr>
-      <w:bookmarkStart w:id="26" w:name="_Toc239539338"/>
+      <w:bookmarkStart w:id="25" w:name="_Toc239539338"/>
       <w:r>
         <w:rPr>
           <w:sz w:val="26"/>
@@ -10620,7 +10917,7 @@
         </w:rPr>
         <w:t>Tổng quan về dữ liệu tiêu thụ điện theo chuỗi thời gian</w:t>
       </w:r>
-      <w:bookmarkEnd w:id="26"/>
+      <w:bookmarkEnd w:id="25"/>
       <w:r>
         <w:rPr>
           <w:color w:val="000000"/>
@@ -10641,8 +10938,8 @@
           <w:szCs w:val="26"/>
         </w:rPr>
       </w:pPr>
-      <w:bookmarkStart w:id="27" w:name="_Toc239430049"/>
-      <w:bookmarkStart w:id="28" w:name="_Toc239539339"/>
+      <w:bookmarkStart w:id="26" w:name="_Toc239430049"/>
+      <w:bookmarkStart w:id="27" w:name="_Toc239539339"/>
       <w:r>
         <w:rPr>
           <w:rFonts w:cs="Times New Roman"/>
@@ -10688,8 +10985,8 @@
         </w:rPr>
         <w:t>Dữ liệu chuỗi thời gian</w:t>
       </w:r>
+      <w:bookmarkEnd w:id="26"/>
       <w:bookmarkEnd w:id="27"/>
-      <w:bookmarkEnd w:id="28"/>
     </w:p>
     <w:p>
       <w:pPr>
@@ -10703,8 +11000,8 @@
           <w:szCs w:val="26"/>
         </w:rPr>
       </w:pPr>
-      <w:bookmarkStart w:id="29" w:name="_Toc239430050"/>
-      <w:bookmarkStart w:id="30" w:name="_Toc239539340"/>
+      <w:bookmarkStart w:id="28" w:name="_Toc239430050"/>
+      <w:bookmarkStart w:id="29" w:name="_Toc239539340"/>
       <w:r>
         <w:rPr>
           <w:rFonts w:cs="Times New Roman"/>
@@ -10723,8 +11020,8 @@
         </w:rPr>
         <w:t>Đặc điểm dữ liệu</w:t>
       </w:r>
+      <w:bookmarkEnd w:id="28"/>
       <w:bookmarkEnd w:id="29"/>
-      <w:bookmarkEnd w:id="30"/>
     </w:p>
     <w:p>
       <w:pPr>
@@ -10738,8 +11035,8 @@
           <w:szCs w:val="26"/>
         </w:rPr>
       </w:pPr>
-      <w:bookmarkStart w:id="31" w:name="_Toc239430051"/>
-      <w:bookmarkStart w:id="32" w:name="_Toc239539341"/>
+      <w:bookmarkStart w:id="30" w:name="_Toc239430051"/>
+      <w:bookmarkStart w:id="31" w:name="_Toc239539341"/>
       <w:r>
         <w:rPr>
           <w:rFonts w:cs="Times New Roman"/>
@@ -10758,8 +11055,8 @@
         </w:rPr>
         <w:t>Các vấn đề chất lượng dữ liệu cảm biến</w:t>
       </w:r>
+      <w:bookmarkEnd w:id="30"/>
       <w:bookmarkEnd w:id="31"/>
-      <w:bookmarkEnd w:id="32"/>
       <w:r>
         <w:rPr>
           <w:rFonts w:cs="Times New Roman"/>
@@ -10780,7 +11077,7 @@
           <w:szCs w:val="26"/>
         </w:rPr>
       </w:pPr>
-      <w:bookmarkStart w:id="33" w:name="_Toc239539342"/>
+      <w:bookmarkStart w:id="32" w:name="_Toc239539342"/>
       <w:r>
         <w:rPr>
           <w:sz w:val="26"/>
@@ -10795,7 +11092,7 @@
         </w:rPr>
         <w:t>Xử lý dữ liệu lớn và dữ liệu thời gian thực</w:t>
       </w:r>
-      <w:bookmarkEnd w:id="33"/>
+      <w:bookmarkEnd w:id="32"/>
       <w:r>
         <w:rPr>
           <w:sz w:val="26"/>
@@ -10816,8 +11113,8 @@
           <w:szCs w:val="26"/>
         </w:rPr>
       </w:pPr>
-      <w:bookmarkStart w:id="34" w:name="_Toc239430054"/>
-      <w:bookmarkStart w:id="35" w:name="_Toc239539343"/>
+      <w:bookmarkStart w:id="33" w:name="_Toc239430054"/>
+      <w:bookmarkStart w:id="34" w:name="_Toc239539343"/>
       <w:r>
         <w:rPr>
           <w:rFonts w:cs="Times New Roman"/>
@@ -10854,8 +11151,8 @@
         </w:rPr>
         <w:t>Xử lý theo lô và xử lý luồng</w:t>
       </w:r>
+      <w:bookmarkEnd w:id="33"/>
       <w:bookmarkEnd w:id="34"/>
-      <w:bookmarkEnd w:id="35"/>
     </w:p>
     <w:p>
       <w:pPr>
@@ -10869,8 +11166,8 @@
           <w:szCs w:val="26"/>
         </w:rPr>
       </w:pPr>
-      <w:bookmarkStart w:id="36" w:name="_Toc239430055"/>
-      <w:bookmarkStart w:id="37" w:name="_Toc239539344"/>
+      <w:bookmarkStart w:id="35" w:name="_Toc239430055"/>
+      <w:bookmarkStart w:id="36" w:name="_Toc239539344"/>
       <w:r>
         <w:rPr>
           <w:rFonts w:cs="Times New Roman"/>
@@ -10880,7 +11177,7 @@
         </w:rPr>
         <w:t>2.2.3</w:t>
       </w:r>
-      <w:bookmarkEnd w:id="36"/>
+      <w:bookmarkEnd w:id="35"/>
       <w:r>
         <w:rPr>
           <w:rFonts w:cs="Times New Roman"/>
@@ -10890,7 +11187,7 @@
         </w:rPr>
         <w:t>. Batch Processing và Stream Processing</w:t>
       </w:r>
-      <w:bookmarkEnd w:id="37"/>
+      <w:bookmarkEnd w:id="36"/>
     </w:p>
     <w:p>
       <w:pPr>
@@ -10902,8 +11199,8 @@
           <w:szCs w:val="26"/>
         </w:rPr>
       </w:pPr>
-      <w:bookmarkStart w:id="38" w:name="_Toc239430057"/>
-      <w:bookmarkStart w:id="39" w:name="_Toc239539345"/>
+      <w:bookmarkStart w:id="37" w:name="_Toc239430057"/>
+      <w:bookmarkStart w:id="38" w:name="_Toc239539345"/>
       <w:r>
         <w:rPr>
           <w:rFonts w:cs="Times New Roman"/>
@@ -10913,8 +11210,8 @@
         </w:rPr>
         <w:t>2.2.5 Kiến trúc Kappa</w:t>
       </w:r>
+      <w:bookmarkEnd w:id="37"/>
       <w:bookmarkEnd w:id="38"/>
-      <w:bookmarkEnd w:id="39"/>
     </w:p>
     <w:p>
       <w:pPr>
@@ -10926,7 +11223,7 @@
           <w:szCs w:val="26"/>
         </w:rPr>
       </w:pPr>
-      <w:bookmarkStart w:id="40" w:name="_Toc239539346"/>
+      <w:bookmarkStart w:id="39" w:name="_Toc239539346"/>
       <w:r>
         <w:rPr>
           <w:sz w:val="26"/>
@@ -10934,7 +11231,7 @@
         </w:rPr>
         <w:t>2.4. Lưu trữ dữ liệu</w:t>
       </w:r>
-      <w:bookmarkEnd w:id="40"/>
+      <w:bookmarkEnd w:id="39"/>
     </w:p>
     <w:p>
       <w:pPr>
@@ -10949,7 +11246,7 @@
           <w:szCs w:val="26"/>
         </w:rPr>
       </w:pPr>
-      <w:bookmarkStart w:id="41" w:name="_Toc239539347"/>
+      <w:bookmarkStart w:id="40" w:name="_Toc239539347"/>
       <w:r>
         <w:rPr>
           <w:rFonts w:cs="Times New Roman"/>
@@ -10960,7 +11257,7 @@
         </w:rPr>
         <w:t>2.4.1. Delta Lake và kiến trúc Bronze – Silver – Gold</w:t>
       </w:r>
-      <w:bookmarkEnd w:id="41"/>
+      <w:bookmarkEnd w:id="40"/>
     </w:p>
     <w:p>
       <w:pPr>
@@ -10972,7 +11269,7 @@
           <w:szCs w:val="26"/>
         </w:rPr>
       </w:pPr>
-      <w:bookmarkStart w:id="42" w:name="_Toc239539349"/>
+      <w:bookmarkStart w:id="41" w:name="_Toc239539349"/>
       <w:r>
         <w:rPr>
           <w:sz w:val="26"/>
@@ -10980,7 +11277,7 @@
         </w:rPr>
         <w:t>2.5. Dự báo tiêu thụ điện và phát hiện bất thường</w:t>
       </w:r>
-      <w:bookmarkEnd w:id="42"/>
+      <w:bookmarkEnd w:id="41"/>
     </w:p>
     <w:p>
       <w:pPr>
@@ -10995,7 +11292,7 @@
           <w:szCs w:val="26"/>
         </w:rPr>
       </w:pPr>
-      <w:bookmarkStart w:id="43" w:name="_Toc239539350"/>
+      <w:bookmarkStart w:id="42" w:name="_Toc239539350"/>
       <w:r>
         <w:rPr>
           <w:rFonts w:cs="Times New Roman"/>
@@ -11006,7 +11303,7 @@
         </w:rPr>
         <w:t>2.5.1. Bài toán dự báo tiêu thụ điện</w:t>
       </w:r>
-      <w:bookmarkEnd w:id="43"/>
+      <w:bookmarkEnd w:id="42"/>
     </w:p>
     <w:p>
       <w:pPr>
@@ -11021,7 +11318,7 @@
           <w:szCs w:val="26"/>
         </w:rPr>
       </w:pPr>
-      <w:bookmarkStart w:id="44" w:name="_Toc239539351"/>
+      <w:bookmarkStart w:id="43" w:name="_Toc239539351"/>
       <w:r>
         <w:rPr>
           <w:rFonts w:cs="Times New Roman"/>
@@ -11032,7 +11329,7 @@
         </w:rPr>
         <w:t>2.5.2. Random Forest Regression và Spark MLlib</w:t>
       </w:r>
-      <w:bookmarkEnd w:id="44"/>
+      <w:bookmarkEnd w:id="43"/>
     </w:p>
     <w:p>
       <w:pPr>
@@ -11047,7 +11344,7 @@
           <w:szCs w:val="26"/>
         </w:rPr>
       </w:pPr>
-      <w:bookmarkStart w:id="45" w:name="_Toc239539352"/>
+      <w:bookmarkStart w:id="44" w:name="_Toc239539352"/>
       <w:r>
         <w:rPr>
           <w:rFonts w:cs="Times New Roman"/>
@@ -11058,7 +11355,7 @@
         </w:rPr>
         <w:t>2.5.3. Phát hiện bất thường dựa trên sai số dự báo</w:t>
       </w:r>
-      <w:bookmarkEnd w:id="45"/>
+      <w:bookmarkEnd w:id="44"/>
       <w:r>
         <w:rPr>
           <w:rFonts w:cs="Times New Roman"/>
@@ -11080,7 +11377,7 @@
           <w:szCs w:val="26"/>
         </w:rPr>
       </w:pPr>
-      <w:bookmarkStart w:id="46" w:name="_Toc239539353"/>
+      <w:bookmarkStart w:id="45" w:name="_Toc239539353"/>
       <w:r>
         <w:rPr>
           <w:sz w:val="26"/>
@@ -11088,7 +11385,7 @@
         </w:rPr>
         <w:t>2.6. Các chỉ số đánh giá</w:t>
       </w:r>
-      <w:bookmarkEnd w:id="46"/>
+      <w:bookmarkEnd w:id="45"/>
     </w:p>
     <w:p>
       <w:pPr>
@@ -11103,7 +11400,7 @@
           <w:szCs w:val="26"/>
         </w:rPr>
       </w:pPr>
-      <w:bookmarkStart w:id="47" w:name="_Toc239539354"/>
+      <w:bookmarkStart w:id="46" w:name="_Toc239539354"/>
       <w:r>
         <w:rPr>
           <w:rFonts w:cs="Times New Roman"/>
@@ -11114,7 +11411,7 @@
         </w:rPr>
         <w:t>2.6.1. MAE và RMSE</w:t>
       </w:r>
-      <w:bookmarkEnd w:id="47"/>
+      <w:bookmarkEnd w:id="46"/>
     </w:p>
     <w:p>
       <w:pPr>
@@ -11129,7 +11426,7 @@
           <w:szCs w:val="26"/>
         </w:rPr>
       </w:pPr>
-      <w:bookmarkStart w:id="48" w:name="_Toc239539355"/>
+      <w:bookmarkStart w:id="47" w:name="_Toc239539355"/>
       <w:r>
         <w:rPr>
           <w:rFonts w:cs="Times New Roman"/>
@@ -11140,7 +11437,7 @@
         </w:rPr>
         <w:t>2.6.2. Precision, Recall và F1-score</w:t>
       </w:r>
-      <w:bookmarkEnd w:id="48"/>
+      <w:bookmarkEnd w:id="47"/>
     </w:p>
     <w:p>
       <w:pPr>
@@ -11152,7 +11449,7 @@
           <w:szCs w:val="26"/>
         </w:rPr>
       </w:pPr>
-      <w:bookmarkStart w:id="49" w:name="_Toc239539356"/>
+      <w:bookmarkStart w:id="48" w:name="_Toc239539356"/>
       <w:r>
         <w:rPr>
           <w:rFonts w:cs="Times New Roman"/>
@@ -11163,7 +11460,7 @@
         </w:rPr>
         <w:t>2.6.3. Throughput và End-to-End Latency</w:t>
       </w:r>
-      <w:bookmarkEnd w:id="49"/>
+      <w:bookmarkEnd w:id="48"/>
       <w:r>
         <w:rPr>
           <w:rFonts w:cs="Times New Roman"/>
@@ -11182,8 +11479,8 @@
           <w:szCs w:val="26"/>
         </w:rPr>
       </w:pPr>
-      <w:bookmarkStart w:id="50" w:name="_Toc231878560"/>
-      <w:bookmarkStart w:id="51" w:name="_Toc239539357"/>
+      <w:bookmarkStart w:id="49" w:name="_Toc231878560"/>
+      <w:bookmarkStart w:id="50" w:name="_Toc239539357"/>
       <w:r>
         <w:rPr>
           <w:sz w:val="26"/>
@@ -11192,25 +11489,126 @@
         <w:lastRenderedPageBreak/>
         <w:t>CHUƠNG 3:</w:t>
       </w:r>
+      <w:bookmarkEnd w:id="49"/>
+      <w:r>
+        <w:rPr>
+          <w:sz w:val="26"/>
+          <w:szCs w:val="26"/>
+        </w:rPr>
+        <w:t xml:space="preserve"> </w:t>
+      </w:r>
+      <w:r>
+        <w:rPr>
+          <w:sz w:val="26"/>
+          <w:szCs w:val="26"/>
+        </w:rPr>
+        <w:t>PHÂN TÍCH, THIẾT KẾ VÀ XÂY DỰNG HỆ THỐNG</w:t>
+      </w:r>
       <w:bookmarkEnd w:id="50"/>
-      <w:r>
+    </w:p>
+    <w:p>
+      <w:pPr>
+        <w:pStyle w:val="Heading2"/>
+        <w:spacing w:after="0"/>
+        <w:jc w:val="both"/>
         <w:rPr>
           <w:sz w:val="26"/>
           <w:szCs w:val="26"/>
         </w:rPr>
-        <w:t xml:space="preserve"> </w:t>
-      </w:r>
+      </w:pPr>
+      <w:bookmarkStart w:id="51" w:name="_Toc239539358"/>
       <w:r>
         <w:rPr>
           <w:sz w:val="26"/>
           <w:szCs w:val="26"/>
         </w:rPr>
-        <w:t>PHÂN TÍCH, THIẾT KẾ VÀ XÂY DỰNG HỆ THỐNG</w:t>
+        <w:t>3.1. Phân tích yêu cầu và kiến trúc tổng thể hệ thống</w:t>
       </w:r>
       <w:bookmarkEnd w:id="51"/>
     </w:p>
     <w:p>
       <w:pPr>
+        <w:pStyle w:val="Heading3"/>
+        <w:spacing w:after="0"/>
+        <w:jc w:val="both"/>
+        <w:rPr>
+          <w:rFonts w:cs="Times New Roman"/>
+          <w:b w:val="0"/>
+          <w:bCs w:val="0"/>
+          <w:szCs w:val="26"/>
+        </w:rPr>
+      </w:pPr>
+      <w:bookmarkStart w:id="52" w:name="_Toc239539359"/>
+      <w:r>
+        <w:rPr>
+          <w:rFonts w:cs="Times New Roman"/>
+          <w:b w:val="0"/>
+          <w:bCs w:val="0"/>
+          <w:szCs w:val="26"/>
+        </w:rPr>
+        <w:t>3.1.1. Yêu cầu chức năng và phi chức năng</w:t>
+      </w:r>
+      <w:bookmarkEnd w:id="52"/>
+    </w:p>
+    <w:p>
+      <w:pPr>
+        <w:pStyle w:val="Heading3"/>
+        <w:spacing w:after="0"/>
+        <w:jc w:val="both"/>
+        <w:rPr>
+          <w:rFonts w:cs="Times New Roman"/>
+          <w:b w:val="0"/>
+          <w:bCs w:val="0"/>
+          <w:szCs w:val="26"/>
+        </w:rPr>
+      </w:pPr>
+      <w:bookmarkStart w:id="53" w:name="_Toc239539360"/>
+      <w:r>
+        <w:rPr>
+          <w:rFonts w:cs="Times New Roman"/>
+          <w:b w:val="0"/>
+          <w:bCs w:val="0"/>
+          <w:szCs w:val="26"/>
+        </w:rPr>
+        <w:t>3.1.2. Kiến trúc tổng thể</w:t>
+      </w:r>
+      <w:bookmarkEnd w:id="53"/>
+    </w:p>
+    <w:p>
+      <w:pPr>
+        <w:pStyle w:val="Heading3"/>
+        <w:spacing w:after="0"/>
+        <w:jc w:val="both"/>
+        <w:rPr>
+          <w:rFonts w:cs="Times New Roman"/>
+          <w:b w:val="0"/>
+          <w:bCs w:val="0"/>
+          <w:szCs w:val="26"/>
+        </w:rPr>
+      </w:pPr>
+      <w:bookmarkStart w:id="54" w:name="_Toc239539361"/>
+      <w:r>
+        <w:rPr>
+          <w:rFonts w:cs="Times New Roman"/>
+          <w:b w:val="0"/>
+          <w:bCs w:val="0"/>
+          <w:szCs w:val="26"/>
+        </w:rPr>
+        <w:t>3.1.3. Luồng dữ liệu trong hệ thống</w:t>
+      </w:r>
+      <w:bookmarkEnd w:id="54"/>
+      <w:r>
+        <w:rPr>
+          <w:rFonts w:cs="Times New Roman"/>
+          <w:b w:val="0"/>
+          <w:bCs w:val="0"/>
+          <w:szCs w:val="26"/>
+        </w:rPr>
+        <w:t xml:space="preserve">  </w:t>
+      </w:r>
+    </w:p>
+    <w:p>
+      <w:pPr>
         <w:pStyle w:val="Heading2"/>
         <w:spacing w:after="0"/>
         <w:jc w:val="both"/>
@@ -11219,15 +11617,15 @@
           <w:szCs w:val="26"/>
         </w:rPr>
       </w:pPr>
-      <w:bookmarkStart w:id="52" w:name="_Toc239539358"/>
+      <w:bookmarkStart w:id="55" w:name="_Toc239539362"/>
       <w:r>
         <w:rPr>
           <w:sz w:val="26"/>
           <w:szCs w:val="26"/>
         </w:rPr>
-        <w:t>3.1. Phân tích yêu cầu và kiến trúc tổng thể hệ thống</w:t>
-      </w:r>
-      <w:bookmarkEnd w:id="52"/>
+        <w:t>3.2. Chuẩn bị và mô phỏng dữ liệu thời gian thực</w:t>
+      </w:r>
+      <w:bookmarkEnd w:id="55"/>
     </w:p>
     <w:p>
       <w:pPr>
@@ -11241,7 +11639,7 @@
           <w:szCs w:val="26"/>
         </w:rPr>
       </w:pPr>
-      <w:bookmarkStart w:id="53" w:name="_Toc239539359"/>
+      <w:bookmarkStart w:id="56" w:name="_Toc239539363"/>
       <w:r>
         <w:rPr>
           <w:rFonts w:cs="Times New Roman"/>
@@ -11249,9 +11647,9 @@
           <w:bCs w:val="0"/>
           <w:szCs w:val="26"/>
         </w:rPr>
-        <w:t>3.1.1. Yêu cầu chức năng và phi chức năng</w:t>
-      </w:r>
-      <w:bookmarkEnd w:id="53"/>
+        <w:t>3.2.1. Lựa chọn và tiền xử lý dữ liệu BDG2</w:t>
+      </w:r>
+      <w:bookmarkEnd w:id="56"/>
     </w:p>
     <w:p>
       <w:pPr>
@@ -11265,7 +11663,7 @@
           <w:szCs w:val="26"/>
         </w:rPr>
       </w:pPr>
-      <w:bookmarkStart w:id="54" w:name="_Toc239539360"/>
+      <w:bookmarkStart w:id="57" w:name="_Toc239539364"/>
       <w:r>
         <w:rPr>
           <w:rFonts w:cs="Times New Roman"/>
@@ -11273,9 +11671,9 @@
           <w:bCs w:val="0"/>
           <w:szCs w:val="26"/>
         </w:rPr>
-        <w:t>3.1.2. Kiến trúc tổng thể</w:t>
-      </w:r>
-      <w:bookmarkEnd w:id="54"/>
+        <w:t>3.2.2. Xây dựng Python Producer</w:t>
+      </w:r>
+      <w:bookmarkEnd w:id="57"/>
     </w:p>
     <w:p>
       <w:pPr>
@@ -11289,7 +11687,7 @@
           <w:szCs w:val="26"/>
         </w:rPr>
       </w:pPr>
-      <w:bookmarkStart w:id="55" w:name="_Toc239539361"/>
+      <w:bookmarkStart w:id="58" w:name="_Toc239539365"/>
       <w:r>
         <w:rPr>
           <w:rFonts w:cs="Times New Roman"/>
@@ -11297,9 +11695,9 @@
           <w:bCs w:val="0"/>
           <w:szCs w:val="26"/>
         </w:rPr>
-        <w:t>3.1.3. Luồng dữ liệu trong hệ thống</w:t>
-      </w:r>
-      <w:bookmarkEnd w:id="55"/>
+        <w:t>3.2.3. Định dạng và cơ chế phát dữ liệu</w:t>
+      </w:r>
+      <w:bookmarkEnd w:id="58"/>
       <w:r>
         <w:rPr>
           <w:rFonts w:cs="Times New Roman"/>
@@ -11320,15 +11718,15 @@
           <w:szCs w:val="26"/>
         </w:rPr>
       </w:pPr>
-      <w:bookmarkStart w:id="56" w:name="_Toc239539362"/>
+      <w:bookmarkStart w:id="59" w:name="_Toc239539366"/>
       <w:r>
         <w:rPr>
           <w:sz w:val="26"/>
           <w:szCs w:val="26"/>
         </w:rPr>
-        <w:t>3.2. Chuẩn bị và mô phỏng dữ liệu thời gian thực</w:t>
-      </w:r>
-      <w:bookmarkEnd w:id="56"/>
+        <w:t>3.3. Xây dựng luồng xử lý dữ liệu thời gian thực</w:t>
+      </w:r>
+      <w:bookmarkEnd w:id="59"/>
     </w:p>
     <w:p>
       <w:pPr>
@@ -11342,7 +11740,7 @@
           <w:szCs w:val="26"/>
         </w:rPr>
       </w:pPr>
-      <w:bookmarkStart w:id="57" w:name="_Toc239539363"/>
+      <w:bookmarkStart w:id="60" w:name="_Toc239539367"/>
       <w:r>
         <w:rPr>
           <w:rFonts w:cs="Times New Roman"/>
@@ -11350,9 +11748,9 @@
           <w:bCs w:val="0"/>
           <w:szCs w:val="26"/>
         </w:rPr>
-        <w:t>3.2.1. Lựa chọn và tiền xử lý dữ liệu BDG2</w:t>
-      </w:r>
-      <w:bookmarkEnd w:id="57"/>
+        <w:t>3.3.1. Cấu hình Apache Kafka</w:t>
+      </w:r>
+      <w:bookmarkEnd w:id="60"/>
     </w:p>
     <w:p>
       <w:pPr>
@@ -11366,7 +11764,7 @@
           <w:szCs w:val="26"/>
         </w:rPr>
       </w:pPr>
-      <w:bookmarkStart w:id="58" w:name="_Toc239539364"/>
+      <w:bookmarkStart w:id="61" w:name="_Toc239539368"/>
       <w:r>
         <w:rPr>
           <w:rFonts w:cs="Times New Roman"/>
@@ -11374,9 +11772,9 @@
           <w:bCs w:val="0"/>
           <w:szCs w:val="26"/>
         </w:rPr>
-        <w:t>3.2.2. Xây dựng Python Producer</w:t>
-      </w:r>
-      <w:bookmarkEnd w:id="58"/>
+        <w:t>3.3.2. Kết nối Kafka với Spark Structured Streaming</w:t>
+      </w:r>
+      <w:bookmarkEnd w:id="61"/>
     </w:p>
     <w:p>
       <w:pPr>
@@ -11390,7 +11788,7 @@
           <w:szCs w:val="26"/>
         </w:rPr>
       </w:pPr>
-      <w:bookmarkStart w:id="59" w:name="_Toc239539365"/>
+      <w:bookmarkStart w:id="62" w:name="_Toc239539369"/>
       <w:r>
         <w:rPr>
           <w:rFonts w:cs="Times New Roman"/>
@@ -11398,16 +11796,40 @@
           <w:bCs w:val="0"/>
           <w:szCs w:val="26"/>
         </w:rPr>
-        <w:t>3.2.3. Định dạng và cơ chế phát dữ liệu</w:t>
-      </w:r>
-      <w:bookmarkEnd w:id="59"/>
-      <w:r>
+        <w:t>3.3.3. Làm sạch và xử lý dữ liệu luồng</w:t>
+      </w:r>
+      <w:bookmarkEnd w:id="62"/>
+    </w:p>
+    <w:p>
+      <w:pPr>
+        <w:pStyle w:val="Heading3"/>
+        <w:spacing w:after="0"/>
+        <w:jc w:val="both"/>
         <w:rPr>
           <w:rFonts w:cs="Times New Roman"/>
           <w:b w:val="0"/>
           <w:bCs w:val="0"/>
           <w:szCs w:val="26"/>
         </w:rPr>
+      </w:pPr>
+      <w:bookmarkStart w:id="63" w:name="_Toc239539370"/>
+      <w:r>
+        <w:rPr>
+          <w:rFonts w:cs="Times New Roman"/>
+          <w:b w:val="0"/>
+          <w:bCs w:val="0"/>
+          <w:szCs w:val="26"/>
+        </w:rPr>
+        <w:t>3.3.4. Xử lý dữ liệu đến trễ và dữ liệu trùng</w:t>
+      </w:r>
+      <w:bookmarkEnd w:id="63"/>
+      <w:r>
+        <w:rPr>
+          <w:rFonts w:cs="Times New Roman"/>
+          <w:b w:val="0"/>
+          <w:bCs w:val="0"/>
+          <w:szCs w:val="26"/>
+        </w:rPr>
         <w:t xml:space="preserve">  </w:t>
       </w:r>
     </w:p>
@@ -11421,15 +11843,15 @@
           <w:szCs w:val="26"/>
         </w:rPr>
       </w:pPr>
-      <w:bookmarkStart w:id="60" w:name="_Toc239539366"/>
+      <w:bookmarkStart w:id="64" w:name="_Toc239539371"/>
       <w:r>
         <w:rPr>
           <w:sz w:val="26"/>
           <w:szCs w:val="26"/>
         </w:rPr>
-        <w:t>3.3. Xây dựng luồng xử lý dữ liệu thời gian thực</w:t>
-      </w:r>
-      <w:bookmarkEnd w:id="60"/>
+        <w:t>3.4. Xây dựng hệ thống lưu trữ dữ liệu</w:t>
+      </w:r>
+      <w:bookmarkEnd w:id="64"/>
     </w:p>
     <w:p>
       <w:pPr>
@@ -11443,7 +11865,7 @@
           <w:szCs w:val="26"/>
         </w:rPr>
       </w:pPr>
-      <w:bookmarkStart w:id="61" w:name="_Toc239539367"/>
+      <w:bookmarkStart w:id="65" w:name="_Toc239539372"/>
       <w:r>
         <w:rPr>
           <w:rFonts w:cs="Times New Roman"/>
@@ -11451,9 +11873,9 @@
           <w:bCs w:val="0"/>
           <w:szCs w:val="26"/>
         </w:rPr>
-        <w:t>3.3.1. Cấu hình Apache Kafka</w:t>
-      </w:r>
-      <w:bookmarkEnd w:id="61"/>
+        <w:t>3.4.1. Tầng Bronze</w:t>
+      </w:r>
+      <w:bookmarkEnd w:id="65"/>
     </w:p>
     <w:p>
       <w:pPr>
@@ -11467,7 +11889,7 @@
           <w:szCs w:val="26"/>
         </w:rPr>
       </w:pPr>
-      <w:bookmarkStart w:id="62" w:name="_Toc239539368"/>
+      <w:bookmarkStart w:id="66" w:name="_Toc239539373"/>
       <w:r>
         <w:rPr>
           <w:rFonts w:cs="Times New Roman"/>
@@ -11475,9 +11897,9 @@
           <w:bCs w:val="0"/>
           <w:szCs w:val="26"/>
         </w:rPr>
-        <w:t>3.3.2. Kết nối Kafka với Spark Structured Streaming</w:t>
-      </w:r>
-      <w:bookmarkEnd w:id="62"/>
+        <w:t>3.4.2. Tầng Silver</w:t>
+      </w:r>
+      <w:bookmarkEnd w:id="66"/>
     </w:p>
     <w:p>
       <w:pPr>
@@ -11491,7 +11913,7 @@
           <w:szCs w:val="26"/>
         </w:rPr>
       </w:pPr>
-      <w:bookmarkStart w:id="63" w:name="_Toc239539369"/>
+      <w:bookmarkStart w:id="67" w:name="_Toc239539374"/>
       <w:r>
         <w:rPr>
           <w:rFonts w:cs="Times New Roman"/>
@@ -11499,9 +11921,29 @@
           <w:bCs w:val="0"/>
           <w:szCs w:val="26"/>
         </w:rPr>
-        <w:t>3.3.3. Làm sạch và xử lý dữ liệu luồng</w:t>
-      </w:r>
-      <w:bookmarkEnd w:id="63"/>
+        <w:t>3.4.3. Tầng Gold</w:t>
+      </w:r>
+      <w:bookmarkEnd w:id="67"/>
+    </w:p>
+    <w:p>
+      <w:pPr>
+        <w:pStyle w:val="Heading2"/>
+        <w:spacing w:after="0"/>
+        <w:jc w:val="both"/>
+        <w:rPr>
+          <w:sz w:val="26"/>
+          <w:szCs w:val="26"/>
+        </w:rPr>
+      </w:pPr>
+      <w:bookmarkStart w:id="68" w:name="_Toc239539376"/>
+      <w:r>
+        <w:rPr>
+          <w:sz w:val="26"/>
+          <w:szCs w:val="26"/>
+        </w:rPr>
+        <w:t>3.5. Xây dựng mô hình dự báo tiêu thụ điện</w:t>
+      </w:r>
+      <w:bookmarkEnd w:id="68"/>
     </w:p>
     <w:p>
       <w:pPr>
@@ -11515,7 +11957,7 @@
           <w:szCs w:val="26"/>
         </w:rPr>
       </w:pPr>
-      <w:bookmarkStart w:id="64" w:name="_Toc239539370"/>
+      <w:bookmarkStart w:id="69" w:name="_Toc239539377"/>
       <w:r>
         <w:rPr>
           <w:rFonts w:cs="Times New Roman"/>
@@ -11523,16 +11965,64 @@
           <w:bCs w:val="0"/>
           <w:szCs w:val="26"/>
         </w:rPr>
-        <w:t>3.3.4. Xử lý dữ liệu đến trễ và dữ liệu trùng</w:t>
-      </w:r>
-      <w:bookmarkEnd w:id="64"/>
-      <w:r>
+        <w:t>3.5.1. Xây dựng đặc trưng</w:t>
+      </w:r>
+      <w:bookmarkEnd w:id="69"/>
+    </w:p>
+    <w:p>
+      <w:pPr>
+        <w:pStyle w:val="Heading3"/>
+        <w:spacing w:after="0"/>
+        <w:jc w:val="both"/>
         <w:rPr>
           <w:rFonts w:cs="Times New Roman"/>
           <w:b w:val="0"/>
           <w:bCs w:val="0"/>
           <w:szCs w:val="26"/>
         </w:rPr>
+      </w:pPr>
+      <w:bookmarkStart w:id="70" w:name="_Toc239539378"/>
+      <w:r>
+        <w:rPr>
+          <w:rFonts w:cs="Times New Roman"/>
+          <w:b w:val="0"/>
+          <w:bCs w:val="0"/>
+          <w:szCs w:val="26"/>
+        </w:rPr>
+        <w:t>3.5.2. Huấn luyện mô hình Random Forest Regression</w:t>
+      </w:r>
+      <w:bookmarkEnd w:id="70"/>
+    </w:p>
+    <w:p>
+      <w:pPr>
+        <w:pStyle w:val="Heading3"/>
+        <w:spacing w:after="0"/>
+        <w:jc w:val="both"/>
+        <w:rPr>
+          <w:rFonts w:cs="Times New Roman"/>
+          <w:b w:val="0"/>
+          <w:bCs w:val="0"/>
+          <w:szCs w:val="26"/>
+        </w:rPr>
+      </w:pPr>
+      <w:bookmarkStart w:id="71" w:name="_Toc239539379"/>
+      <w:r>
+        <w:rPr>
+          <w:rFonts w:cs="Times New Roman"/>
+          <w:b w:val="0"/>
+          <w:bCs w:val="0"/>
+          <w:szCs w:val="26"/>
+        </w:rPr>
+        <w:t>3.5.3. Tích hợp mô hình vào pipeline thời gian thực</w:t>
+      </w:r>
+      <w:bookmarkEnd w:id="71"/>
+      <w:r>
+        <w:rPr>
+          <w:rFonts w:cs="Times New Roman"/>
+          <w:b w:val="0"/>
+          <w:bCs w:val="0"/>
+          <w:szCs w:val="26"/>
+        </w:rPr>
         <w:t xml:space="preserve">  </w:t>
       </w:r>
     </w:p>
@@ -11546,15 +12036,15 @@
           <w:szCs w:val="26"/>
         </w:rPr>
       </w:pPr>
-      <w:bookmarkStart w:id="65" w:name="_Toc239539371"/>
+      <w:bookmarkStart w:id="72" w:name="_Toc239539380"/>
       <w:r>
         <w:rPr>
           <w:sz w:val="26"/>
           <w:szCs w:val="26"/>
         </w:rPr>
-        <w:t>3.4. Xây dựng hệ thống lưu trữ dữ liệu</w:t>
-      </w:r>
-      <w:bookmarkEnd w:id="65"/>
+        <w:t>3.6. Xây dựng cơ chế phát hiện và cảnh báo bất thường</w:t>
+      </w:r>
+      <w:bookmarkEnd w:id="72"/>
     </w:p>
     <w:p>
       <w:pPr>
@@ -11568,7 +12058,7 @@
           <w:szCs w:val="26"/>
         </w:rPr>
       </w:pPr>
-      <w:bookmarkStart w:id="66" w:name="_Toc239539372"/>
+      <w:bookmarkStart w:id="73" w:name="_Toc239539381"/>
       <w:r>
         <w:rPr>
           <w:rFonts w:cs="Times New Roman"/>
@@ -11576,9 +12066,9 @@
           <w:bCs w:val="0"/>
           <w:szCs w:val="26"/>
         </w:rPr>
-        <w:t>3.4.1. Tầng Bronze</w:t>
-      </w:r>
-      <w:bookmarkEnd w:id="66"/>
+        <w:t>3.6.1. Tính sai số dự báo</w:t>
+      </w:r>
+      <w:bookmarkEnd w:id="73"/>
     </w:p>
     <w:p>
       <w:pPr>
@@ -11592,7 +12082,7 @@
           <w:szCs w:val="26"/>
         </w:rPr>
       </w:pPr>
-      <w:bookmarkStart w:id="67" w:name="_Toc239539373"/>
+      <w:bookmarkStart w:id="74" w:name="_Toc239539382"/>
       <w:r>
         <w:rPr>
           <w:rFonts w:cs="Times New Roman"/>
@@ -11600,9 +12090,9 @@
           <w:bCs w:val="0"/>
           <w:szCs w:val="26"/>
         </w:rPr>
-        <w:t>3.4.2. Tầng Silver</w:t>
-      </w:r>
-      <w:bookmarkEnd w:id="67"/>
+        <w:t>3.6.2. Xác định ngưỡng bất thường</w:t>
+      </w:r>
+      <w:bookmarkEnd w:id="74"/>
     </w:p>
     <w:p>
       <w:pPr>
@@ -11616,7 +12106,7 @@
           <w:szCs w:val="26"/>
         </w:rPr>
       </w:pPr>
-      <w:bookmarkStart w:id="68" w:name="_Toc239539374"/>
+      <w:bookmarkStart w:id="75" w:name="_Toc239539383"/>
       <w:r>
         <w:rPr>
           <w:rFonts w:cs="Times New Roman"/>
@@ -11624,9 +12114,42 @@
           <w:bCs w:val="0"/>
           <w:szCs w:val="26"/>
         </w:rPr>
-        <w:t>3.4.3. Tầng Gold</w:t>
-      </w:r>
-      <w:bookmarkEnd w:id="68"/>
+        <w:t>3.6.3. Xây dựng các kịch bản bất thường kiểm thử</w:t>
+      </w:r>
+      <w:bookmarkEnd w:id="75"/>
+    </w:p>
+    <w:p>
+      <w:pPr>
+        <w:pStyle w:val="Heading3"/>
+        <w:spacing w:after="0"/>
+        <w:jc w:val="both"/>
+        <w:rPr>
+          <w:rFonts w:cs="Times New Roman"/>
+          <w:b w:val="0"/>
+          <w:bCs w:val="0"/>
+          <w:szCs w:val="26"/>
+        </w:rPr>
+      </w:pPr>
+      <w:bookmarkStart w:id="76" w:name="_Toc239539384"/>
+      <w:r>
+        <w:rPr>
+          <w:rFonts w:cs="Times New Roman"/>
+          <w:b w:val="0"/>
+          <w:bCs w:val="0"/>
+          <w:szCs w:val="26"/>
+        </w:rPr>
+        <w:t>3.6.4. Sinh cảnh báo thời gian thực</w:t>
+      </w:r>
+      <w:bookmarkEnd w:id="76"/>
+      <w:r>
+        <w:rPr>
+          <w:rFonts w:cs="Times New Roman"/>
+          <w:b w:val="0"/>
+          <w:bCs w:val="0"/>
+          <w:szCs w:val="26"/>
+        </w:rPr>
+        <w:t xml:space="preserve">  </w:t>
+      </w:r>
     </w:p>
     <w:p>
       <w:pPr>
@@ -11638,318 +12161,92 @@
           <w:szCs w:val="26"/>
         </w:rPr>
       </w:pPr>
-      <w:bookmarkStart w:id="69" w:name="_Toc239539376"/>
+      <w:bookmarkStart w:id="77" w:name="_Toc239539389"/>
       <w:r>
         <w:rPr>
           <w:sz w:val="26"/>
           <w:szCs w:val="26"/>
         </w:rPr>
-        <w:t>3.5. Xây dựng mô hình dự báo tiêu thụ điện</w:t>
-      </w:r>
-      <w:bookmarkEnd w:id="69"/>
+        <w:t>3.</w:t>
+      </w:r>
+      <w:r>
+        <w:rPr>
+          <w:sz w:val="26"/>
+          <w:szCs w:val="26"/>
+        </w:rPr>
+        <w:t>7</w:t>
+      </w:r>
+      <w:r>
+        <w:rPr>
+          <w:sz w:val="26"/>
+          <w:szCs w:val="26"/>
+        </w:rPr>
+        <w:t>. Kiểm thử và đánh giá hệ thống</w:t>
+      </w:r>
+      <w:bookmarkEnd w:id="77"/>
     </w:p>
     <w:p>
       <w:pPr>
-        <w:pStyle w:val="Heading3"/>
-        <w:spacing w:after="0"/>
         <w:jc w:val="both"/>
         <w:rPr>
-          <w:rFonts w:cs="Times New Roman"/>
-          <w:b w:val="0"/>
-          <w:bCs w:val="0"/>
-          <w:szCs w:val="26"/>
-        </w:rPr>
-      </w:pPr>
-      <w:bookmarkStart w:id="70" w:name="_Toc239539377"/>
-      <w:r>
-        <w:rPr>
-          <w:rFonts w:cs="Times New Roman"/>
-          <w:b w:val="0"/>
-          <w:bCs w:val="0"/>
-          <w:szCs w:val="26"/>
-        </w:rPr>
-        <w:t>3.5.1. Xây dựng đặc trưng</w:t>
-      </w:r>
-      <w:bookmarkEnd w:id="70"/>
+          <w:rFonts w:ascii="Times New Roman" w:hAnsi="Times New Roman"/>
+          <w:b/>
+          <w:bCs/>
+          <w:szCs w:val="26"/>
+        </w:rPr>
+      </w:pPr>
     </w:p>
     <w:p>
       <w:pPr>
-        <w:pStyle w:val="Heading3"/>
+        <w:pStyle w:val="Heading1"/>
         <w:spacing w:after="0"/>
-        <w:jc w:val="both"/>
-        <w:rPr>
-          <w:rFonts w:cs="Times New Roman"/>
-          <w:b w:val="0"/>
-          <w:bCs w:val="0"/>
-          <w:szCs w:val="26"/>
-        </w:rPr>
-      </w:pPr>
-      <w:bookmarkStart w:id="71" w:name="_Toc239539378"/>
-      <w:r>
-        <w:rPr>
-          <w:rFonts w:cs="Times New Roman"/>
-          <w:b w:val="0"/>
-          <w:bCs w:val="0"/>
-          <w:szCs w:val="26"/>
-        </w:rPr>
-        <w:t>3.5.2. Huấn luyện mô hình Random Forest Regression</w:t>
-      </w:r>
-      <w:bookmarkEnd w:id="71"/>
+        <w:jc w:val="center"/>
+        <w:rPr>
+          <w:sz w:val="26"/>
+          <w:szCs w:val="26"/>
+        </w:rPr>
+      </w:pPr>
+      <w:bookmarkStart w:id="78" w:name="_Toc239539390"/>
+      <w:r>
+        <w:rPr>
+          <w:sz w:val="26"/>
+          <w:szCs w:val="26"/>
+        </w:rPr>
+        <w:lastRenderedPageBreak/>
+        <w:t>KẾT LUẬN</w:t>
+      </w:r>
+      <w:bookmarkEnd w:id="78"/>
     </w:p>
     <w:p>
       <w:pPr>
-        <w:pStyle w:val="Heading3"/>
+        <w:pStyle w:val="Heading1"/>
         <w:spacing w:after="0"/>
-        <w:jc w:val="both"/>
-        <w:rPr>
-          <w:rFonts w:cs="Times New Roman"/>
-          <w:b w:val="0"/>
-          <w:bCs w:val="0"/>
-          <w:szCs w:val="26"/>
-        </w:rPr>
-      </w:pPr>
-      <w:bookmarkStart w:id="72" w:name="_Toc239539379"/>
-      <w:r>
-        <w:rPr>
-          <w:rFonts w:cs="Times New Roman"/>
-          <w:b w:val="0"/>
-          <w:bCs w:val="0"/>
-          <w:szCs w:val="26"/>
-        </w:rPr>
-        <w:t>3.5.3. Tích hợp mô hình vào pipeline thời gian thực</w:t>
-      </w:r>
-      <w:bookmarkEnd w:id="72"/>
-      <w:r>
-        <w:rPr>
-          <w:rFonts w:cs="Times New Roman"/>
-          <w:b w:val="0"/>
-          <w:bCs w:val="0"/>
-          <w:szCs w:val="26"/>
-        </w:rPr>
-        <w:t xml:space="preserve">  </w:t>
-      </w:r>
+        <w:jc w:val="center"/>
+        <w:rPr>
+          <w:sz w:val="26"/>
+          <w:szCs w:val="26"/>
+        </w:rPr>
+      </w:pPr>
+      <w:bookmarkStart w:id="79" w:name="_Toc239539391"/>
+      <w:r>
+        <w:rPr>
+          <w:sz w:val="26"/>
+          <w:szCs w:val="26"/>
+        </w:rPr>
+        <w:t>TÀI LIỆU THAM KHẢO</w:t>
+      </w:r>
+      <w:bookmarkEnd w:id="79"/>
     </w:p>
+    <w:bookmarkEnd w:id="12"/>
+    <w:bookmarkEnd w:id="13"/>
+    <w:bookmarkEnd w:id="14"/>
+    <w:bookmarkEnd w:id="15"/>
     <w:p>
       <w:pPr>
         <w:pStyle w:val="Heading2"/>
         <w:spacing w:after="0"/>
         <w:jc w:val="both"/>
         <w:rPr>
-          <w:sz w:val="26"/>
-          <w:szCs w:val="26"/>
-        </w:rPr>
-      </w:pPr>
-      <w:bookmarkStart w:id="73" w:name="_Toc239539380"/>
-      <w:r>
-        <w:rPr>
-          <w:sz w:val="26"/>
-          <w:szCs w:val="26"/>
-        </w:rPr>
-        <w:t>3.6. Xây dựng cơ chế phát hiện và cảnh báo bất thường</w:t>
-      </w:r>
-      <w:bookmarkEnd w:id="73"/>
-    </w:p>
-    <w:p>
-      <w:pPr>
-        <w:pStyle w:val="Heading3"/>
-        <w:spacing w:after="0"/>
-        <w:jc w:val="both"/>
-        <w:rPr>
-          <w:rFonts w:cs="Times New Roman"/>
-          <w:b w:val="0"/>
-          <w:bCs w:val="0"/>
-          <w:szCs w:val="26"/>
-        </w:rPr>
-      </w:pPr>
-      <w:bookmarkStart w:id="74" w:name="_Toc239539381"/>
-      <w:r>
-        <w:rPr>
-          <w:rFonts w:cs="Times New Roman"/>
-          <w:b w:val="0"/>
-          <w:bCs w:val="0"/>
-          <w:szCs w:val="26"/>
-        </w:rPr>
-        <w:t>3.6.1. Tính sai số dự báo</w:t>
-      </w:r>
-      <w:bookmarkEnd w:id="74"/>
-    </w:p>
-    <w:p>
-      <w:pPr>
-        <w:pStyle w:val="Heading3"/>
-        <w:spacing w:after="0"/>
-        <w:jc w:val="both"/>
-        <w:rPr>
-          <w:rFonts w:cs="Times New Roman"/>
-          <w:b w:val="0"/>
-          <w:bCs w:val="0"/>
-          <w:szCs w:val="26"/>
-        </w:rPr>
-      </w:pPr>
-      <w:bookmarkStart w:id="75" w:name="_Toc239539382"/>
-      <w:r>
-        <w:rPr>
-          <w:rFonts w:cs="Times New Roman"/>
-          <w:b w:val="0"/>
-          <w:bCs w:val="0"/>
-          <w:szCs w:val="26"/>
-        </w:rPr>
-        <w:t>3.6.2. Xác định ngưỡng bất thường</w:t>
-      </w:r>
-      <w:bookmarkEnd w:id="75"/>
-    </w:p>
-    <w:p>
-      <w:pPr>
-        <w:pStyle w:val="Heading3"/>
-        <w:spacing w:after="0"/>
-        <w:jc w:val="both"/>
-        <w:rPr>
-          <w:rFonts w:cs="Times New Roman"/>
-          <w:b w:val="0"/>
-          <w:bCs w:val="0"/>
-          <w:szCs w:val="26"/>
-        </w:rPr>
-      </w:pPr>
-      <w:bookmarkStart w:id="76" w:name="_Toc239539383"/>
-      <w:r>
-        <w:rPr>
-          <w:rFonts w:cs="Times New Roman"/>
-          <w:b w:val="0"/>
-          <w:bCs w:val="0"/>
-          <w:szCs w:val="26"/>
-        </w:rPr>
-        <w:t>3.6.3. Xây dựng các kịch bản bất thường kiểm thử</w:t>
-      </w:r>
-      <w:bookmarkEnd w:id="76"/>
-    </w:p>
-    <w:p>
-      <w:pPr>
-        <w:pStyle w:val="Heading3"/>
-        <w:spacing w:after="0"/>
-        <w:jc w:val="both"/>
-        <w:rPr>
-          <w:rFonts w:cs="Times New Roman"/>
-          <w:b w:val="0"/>
-          <w:bCs w:val="0"/>
-          <w:szCs w:val="26"/>
-        </w:rPr>
-      </w:pPr>
-      <w:bookmarkStart w:id="77" w:name="_Toc239539384"/>
-      <w:r>
-        <w:rPr>
-          <w:rFonts w:cs="Times New Roman"/>
-          <w:b w:val="0"/>
-          <w:bCs w:val="0"/>
-          <w:szCs w:val="26"/>
-        </w:rPr>
-        <w:t>3.6.4. Sinh cảnh báo thời gian thực</w:t>
-      </w:r>
-      <w:bookmarkEnd w:id="77"/>
-      <w:r>
-        <w:rPr>
-          <w:rFonts w:cs="Times New Roman"/>
-          <w:b w:val="0"/>
-          <w:bCs w:val="0"/>
-          <w:szCs w:val="26"/>
-        </w:rPr>
-        <w:t xml:space="preserve">  </w:t>
-      </w:r>
-    </w:p>
-    <w:p>
-      <w:pPr>
-        <w:pStyle w:val="Heading2"/>
-        <w:spacing w:after="0"/>
-        <w:jc w:val="both"/>
-        <w:rPr>
-          <w:sz w:val="26"/>
-          <w:szCs w:val="26"/>
-        </w:rPr>
-      </w:pPr>
-      <w:bookmarkStart w:id="78" w:name="_Toc239539389"/>
-      <w:r>
-        <w:rPr>
-          <w:sz w:val="26"/>
-          <w:szCs w:val="26"/>
-        </w:rPr>
-        <w:t>3.</w:t>
-      </w:r>
-      <w:r>
-        <w:rPr>
-          <w:sz w:val="26"/>
-          <w:szCs w:val="26"/>
-        </w:rPr>
-        <w:t>7</w:t>
-      </w:r>
-      <w:r>
-        <w:rPr>
-          <w:sz w:val="26"/>
-          <w:szCs w:val="26"/>
-        </w:rPr>
-        <w:t>. Kiểm thử và đánh giá hệ thống</w:t>
-      </w:r>
-      <w:bookmarkEnd w:id="78"/>
-    </w:p>
-    <w:p>
-      <w:pPr>
-        <w:jc w:val="both"/>
-        <w:rPr>
-          <w:rFonts w:ascii="Times New Roman" w:hAnsi="Times New Roman"/>
-          <w:b/>
-          <w:bCs/>
-          <w:szCs w:val="26"/>
-        </w:rPr>
-      </w:pPr>
-    </w:p>
-    <w:p>
-      <w:pPr>
-        <w:pStyle w:val="Heading1"/>
-        <w:spacing w:after="0"/>
-        <w:jc w:val="center"/>
-        <w:rPr>
-          <w:sz w:val="26"/>
-          <w:szCs w:val="26"/>
-        </w:rPr>
-      </w:pPr>
-      <w:bookmarkStart w:id="79" w:name="_Toc239539390"/>
-      <w:r>
-        <w:rPr>
-          <w:sz w:val="26"/>
-          <w:szCs w:val="26"/>
-        </w:rPr>
-        <w:lastRenderedPageBreak/>
-        <w:t>KẾT LUẬN</w:t>
-      </w:r>
-      <w:bookmarkEnd w:id="79"/>
-    </w:p>
-    <w:p>
-      <w:pPr>
-        <w:pStyle w:val="Heading1"/>
-        <w:spacing w:after="0"/>
-        <w:jc w:val="center"/>
-        <w:rPr>
-          <w:sz w:val="26"/>
-          <w:szCs w:val="26"/>
-        </w:rPr>
-      </w:pPr>
-      <w:bookmarkStart w:id="80" w:name="_Toc239539391"/>
-      <w:r>
-        <w:rPr>
-          <w:sz w:val="26"/>
-          <w:szCs w:val="26"/>
-        </w:rPr>
-        <w:t>TÀI LIỆU THAM KHẢO</w:t>
-      </w:r>
-      <w:bookmarkEnd w:id="80"/>
-    </w:p>
-    <w:bookmarkEnd w:id="13"/>
-    <w:bookmarkEnd w:id="14"/>
-    <w:bookmarkEnd w:id="15"/>
-    <w:bookmarkEnd w:id="16"/>
-    <w:p>
-      <w:pPr>
-        <w:pStyle w:val="Heading2"/>
-        <w:spacing w:after="0"/>
-        <w:jc w:val="both"/>
-        <w:rPr>
           <w:rStyle w:val="hps"/>
           <w:sz w:val="26"/>
           <w:szCs w:val="26"/>
@@ -11957,8 +12254,8 @@
       </w:pPr>
     </w:p>
     <w:sectPr>
-      <w:headerReference w:type="default" r:id="rId11"/>
-      <w:footerReference w:type="default" r:id="rId12"/>
+      <w:headerReference w:type="default" r:id="rId12"/>
+      <w:footerReference w:type="default" r:id="rId13"/>
       <w:pgSz w:w="11909" w:h="16834" w:code="9"/>
       <w:pgMar w:top="1138" w:right="1138" w:bottom="1138" w:left="1699" w:header="720" w:footer="720" w:gutter="0"/>
       <w:pgNumType w:start="1"/>
